--- a/slides/ai-first-technical-brief.docx
+++ b/slides/ai-first-technical-brief.docx
@@ -4,13 +4,12 @@
   <w:body>
     <w:p>
       <w:pPr>
-        <w:bidi/>
         <w:spacing w:after="60" w:before="500"/>
         <w:jc w:val="center"/>
       </w:pPr>
       <w:r>
         <w:rPr>
-          <w:rFonts w:ascii="Arial" w:cs="Arial" w:eastAsia="Arial" w:hAnsi="Arial"/>
+          <w:rFonts w:ascii="Calibri" w:cs="Calibri" w:eastAsia="Calibri" w:hAnsi="Calibri"/>
           <w:b/>
           <w:bCs/>
           <w:color w:val="1F3864"/>
@@ -22,242 +21,217 @@
     </w:p>
     <w:p>
       <w:pPr>
-        <w:bidi/>
         <w:spacing w:after="60"/>
         <w:jc w:val="center"/>
       </w:pPr>
       <w:r>
         <w:rPr>
-          <w:rFonts w:ascii="Arial" w:cs="Arial" w:eastAsia="Arial" w:hAnsi="Arial"/>
+          <w:rFonts w:ascii="Calibri" w:cs="Calibri" w:eastAsia="Calibri" w:hAnsi="Calibri"/>
           <w:color w:val="595959"/>
           <w:sz w:val="28"/>
           <w:szCs w:val="28"/>
-          <w:rtl/>
-        </w:rPr>
-        <w:t xml:space="preserve">البنية التقنية المقترحة — الأدوات، الحماية، الفحص، والأتمتة</w:t>
-      </w:r>
-    </w:p>
-    <w:p>
-      <w:pPr>
-        <w:bidi/>
+        </w:rPr>
+        <w:t xml:space="preserve">Proposed Technical Architecture — Tooling, Safety, Testing, and Automation</w:t>
+      </w:r>
+    </w:p>
+    <w:p>
+      <w:pPr>
         <w:spacing w:after="400"/>
         <w:jc w:val="center"/>
       </w:pPr>
       <w:r>
         <w:rPr>
-          <w:rFonts w:ascii="Arial" w:cs="Arial" w:eastAsia="Arial" w:hAnsi="Arial"/>
+          <w:rFonts w:ascii="Calibri" w:cs="Calibri" w:eastAsia="Calibri" w:hAnsi="Calibri"/>
           <w:color w:val="595959"/>
           <w:sz w:val="22"/>
           <w:szCs w:val="22"/>
-          <w:rtl/>
-        </w:rPr>
-        <w:t xml:space="preserve">إعداد: عمر عبد — ArabGT</w:t>
+        </w:rPr>
+        <w:t xml:space="preserve">Prepared by Omar Abed — ArabGT</w:t>
       </w:r>
     </w:p>
     <w:p>
       <w:pPr>
         <w:pStyle w:val="Heading1"/>
-        <w:bidi/>
         <w:spacing w:after="140" w:before="320"/>
       </w:pPr>
       <w:r>
         <w:rPr>
-          <w:rFonts w:ascii="Arial" w:cs="Arial" w:eastAsia="Arial" w:hAnsi="Arial"/>
+          <w:rFonts w:ascii="Calibri" w:cs="Calibri" w:eastAsia="Calibri" w:hAnsi="Calibri"/>
           <w:b/>
           <w:bCs/>
           <w:color w:val="1F3864"/>
           <w:sz w:val="30"/>
           <w:szCs w:val="30"/>
-          <w:rtl/>
-        </w:rPr>
-        <w:t xml:space="preserve">1. الفكرة بسطرين</w:t>
-      </w:r>
-    </w:p>
-    <w:p>
-      <w:pPr>
-        <w:bidi/>
+        </w:rPr>
+        <w:t xml:space="preserve">1. The Idea in Two Lines</w:t>
+      </w:r>
+    </w:p>
+    <w:p>
+      <w:pPr>
         <w:spacing w:after="120" w:line="300"/>
       </w:pPr>
       <w:r>
         <w:rPr>
-          <w:rFonts w:ascii="Arial" w:cs="Arial" w:eastAsia="Arial" w:hAnsi="Arial"/>
-          <w:b w:val="false"/>
-          <w:bCs w:val="false"/>
-          <w:i w:val="false"/>
-          <w:iCs w:val="false"/>
-          <w:color w:val="222222"/>
-          <w:sz w:val="22"/>
-          <w:szCs w:val="22"/>
-          <w:rtl/>
-        </w:rPr>
-        <w:t xml:space="preserve">الذكاء الاصطناعي بدون ضبط: ما بيعرف مشروعنا، بيخمّن عند الغموض، وصلاحياته مفتوحة. البنية المقترحة بتحوّله لعضو فريق منضبط عبر طبقات: ذاكرة وقوانين (Rules)، صلاحيات (Permissions)، حراسة تنفيذية (Hooks)، إجراءات معيارية (Skills)، ووكلاء متخصصين (Subagents).</w:t>
-      </w:r>
-    </w:p>
-    <w:p>
-      <w:pPr>
-        <w:bidi/>
+          <w:rFonts w:ascii="Calibri" w:cs="Calibri" w:eastAsia="Calibri" w:hAnsi="Calibri"/>
+          <w:b w:val="false"/>
+          <w:bCs w:val="false"/>
+          <w:i w:val="false"/>
+          <w:iCs w:val="false"/>
+          <w:color w:val="222222"/>
+          <w:sz w:val="22"/>
+          <w:szCs w:val="22"/>
+        </w:rPr>
+        <w:t xml:space="preserve">Unconfigured AI is capable but unruly: it does not know our project, it guesses when uncertain, and its permissions are wide open. The proposed architecture turns it into a disciplined team member through layers: project memory and laws (Rules), scoped access (Permissions), enforced guards (Hooks), standardized procedures (Skills), and specialized agents (Subagents).</w:t>
+      </w:r>
+    </w:p>
+    <w:p>
+      <w:pPr>
         <w:spacing w:after="120" w:line="300"/>
       </w:pPr>
       <w:r>
         <w:rPr>
-          <w:rFonts w:ascii="Arial" w:cs="Arial" w:eastAsia="Arial" w:hAnsi="Arial"/>
-          <w:b w:val="false"/>
-          <w:bCs w:val="false"/>
-          <w:i w:val="false"/>
-          <w:iCs w:val="false"/>
-          <w:color w:val="222222"/>
-          <w:sz w:val="22"/>
-          <w:szCs w:val="22"/>
-          <w:rtl/>
-        </w:rPr>
-        <w:t xml:space="preserve">كل الطبقات ملفات نصية داخل الريبو: بتتراجع بالـ PR زي أي كود، وبتوصل لكل الفريق تلقائياً مع الـ clone.</w:t>
+          <w:rFonts w:ascii="Calibri" w:cs="Calibri" w:eastAsia="Calibri" w:hAnsi="Calibri"/>
+          <w:b w:val="false"/>
+          <w:bCs w:val="false"/>
+          <w:i w:val="false"/>
+          <w:iCs w:val="false"/>
+          <w:color w:val="222222"/>
+          <w:sz w:val="22"/>
+          <w:szCs w:val="22"/>
+        </w:rPr>
+        <w:t xml:space="preserve">Every layer is a plain text file inside the repository: reviewed through PRs like any code, and delivered to the whole team automatically with a clone.</w:t>
       </w:r>
     </w:p>
     <w:p>
       <w:pPr>
         <w:pStyle w:val="Heading1"/>
-        <w:bidi/>
         <w:spacing w:after="140" w:before="320"/>
       </w:pPr>
       <w:r>
         <w:rPr>
-          <w:rFonts w:ascii="Arial" w:cs="Arial" w:eastAsia="Arial" w:hAnsi="Arial"/>
+          <w:rFonts w:ascii="Calibri" w:cs="Calibri" w:eastAsia="Calibri" w:hAnsi="Calibri"/>
           <w:b/>
           <w:bCs/>
           <w:color w:val="1F3864"/>
           <w:sz w:val="30"/>
           <w:szCs w:val="30"/>
-          <w:rtl/>
-        </w:rPr>
-        <w:t xml:space="preserve">2. Rules — ذاكرة المشروع وقوانينه</w:t>
-      </w:r>
-    </w:p>
-    <w:p>
-      <w:pPr>
-        <w:bidi/>
+        </w:rPr>
+        <w:t xml:space="preserve">2. Rules — Project Memory and Laws</w:t>
+      </w:r>
+    </w:p>
+    <w:p>
+      <w:pPr>
         <w:spacing w:after="120" w:line="300"/>
       </w:pPr>
       <w:r>
         <w:rPr>
-          <w:rFonts w:ascii="Arial" w:cs="Arial" w:eastAsia="Arial" w:hAnsi="Arial"/>
-          <w:b w:val="false"/>
-          <w:bCs w:val="false"/>
-          <w:i w:val="false"/>
-          <w:iCs w:val="false"/>
-          <w:color w:val="222222"/>
-          <w:sz w:val="22"/>
-          <w:szCs w:val="22"/>
-          <w:rtl/>
-        </w:rPr>
-        <w:t xml:space="preserve">ملف بينحقن تلقائياً في سياق كل محادثة (Cursor: ‎.cursor/rules/project.mdc بخاصية alwaysApply). بيحتوي أربع فئات:</w:t>
-      </w:r>
-    </w:p>
-    <w:p>
-      <w:pPr>
-        <w:bidi/>
+          <w:rFonts w:ascii="Calibri" w:cs="Calibri" w:eastAsia="Calibri" w:hAnsi="Calibri"/>
+          <w:b w:val="false"/>
+          <w:bCs w:val="false"/>
+          <w:i w:val="false"/>
+          <w:iCs w:val="false"/>
+          <w:color w:val="222222"/>
+          <w:sz w:val="22"/>
+          <w:szCs w:val="22"/>
+        </w:rPr>
+        <w:t xml:space="preserve">A file injected automatically into the context of every conversation (Cursor: .cursor/rules/project.mdc with alwaysApply). It carries four kinds of content:</w:t>
+      </w:r>
+    </w:p>
+    <w:p>
+      <w:pPr>
         <w:spacing w:after="80" w:line="290"/>
-        <w:ind w:start="280"/>
-      </w:pPr>
-      <w:r>
-        <w:rPr>
-          <w:rFonts w:ascii="Arial" w:cs="Arial" w:eastAsia="Arial" w:hAnsi="Arial"/>
-          <w:b w:val="false"/>
-          <w:bCs w:val="false"/>
-          <w:i w:val="false"/>
-          <w:iCs w:val="false"/>
-          <w:color w:val="222222"/>
-          <w:sz w:val="22"/>
-          <w:szCs w:val="22"/>
-          <w:rtl/>
-        </w:rPr>
-        <w:t xml:space="preserve">–  التقنيات والأنماط: الـ stack، بنية الـ features، المكتبات المعتمدة.</w:t>
-      </w:r>
-    </w:p>
-    <w:p>
-      <w:pPr>
-        <w:bidi/>
+        <w:ind w:left="280"/>
+      </w:pPr>
+      <w:r>
+        <w:rPr>
+          <w:rFonts w:ascii="Calibri" w:cs="Calibri" w:eastAsia="Calibri" w:hAnsi="Calibri"/>
+          <w:b w:val="false"/>
+          <w:bCs w:val="false"/>
+          <w:i w:val="false"/>
+          <w:iCs w:val="false"/>
+          <w:color w:val="222222"/>
+          <w:sz w:val="22"/>
+          <w:szCs w:val="22"/>
+        </w:rPr>
+        <w:t xml:space="preserve">–  Stack and patterns: the tech stack, feature anatomy, approved libraries.</w:t>
+      </w:r>
+    </w:p>
+    <w:p>
+      <w:pPr>
         <w:spacing w:after="80" w:line="290"/>
-        <w:ind w:start="280"/>
-      </w:pPr>
-      <w:r>
-        <w:rPr>
-          <w:rFonts w:ascii="Arial" w:cs="Arial" w:eastAsia="Arial" w:hAnsi="Arial"/>
-          <w:b w:val="false"/>
-          <w:bCs w:val="false"/>
-          <w:i w:val="false"/>
-          <w:iCs w:val="false"/>
-          <w:color w:val="222222"/>
-          <w:sz w:val="22"/>
-          <w:szCs w:val="22"/>
-          <w:rtl/>
-        </w:rPr>
-        <w:t xml:space="preserve">–  قوانين إلزامية: مثل حصر التنقل بالملف المركزي — مخالفتها بترفض بالمراجعة.</w:t>
-      </w:r>
-    </w:p>
-    <w:p>
-      <w:pPr>
-        <w:bidi/>
+        <w:ind w:left="280"/>
+      </w:pPr>
+      <w:r>
+        <w:rPr>
+          <w:rFonts w:ascii="Calibri" w:cs="Calibri" w:eastAsia="Calibri" w:hAnsi="Calibri"/>
+          <w:b w:val="false"/>
+          <w:bCs w:val="false"/>
+          <w:i w:val="false"/>
+          <w:iCs w:val="false"/>
+          <w:color w:val="222222"/>
+          <w:sz w:val="22"/>
+          <w:szCs w:val="22"/>
+        </w:rPr>
+        <w:t xml:space="preserve">–  Mandatory laws: e.g. navigation only through the central routing file — violations are rejected in review.</w:t>
+      </w:r>
+    </w:p>
+    <w:p>
+      <w:pPr>
         <w:spacing w:after="80" w:line="290"/>
-        <w:ind w:start="280"/>
-      </w:pPr>
-      <w:r>
-        <w:rPr>
-          <w:rFonts w:ascii="Arial" w:cs="Arial" w:eastAsia="Arial" w:hAnsi="Arial"/>
-          <w:b w:val="false"/>
-          <w:bCs w:val="false"/>
-          <w:i w:val="false"/>
-          <w:iCs w:val="false"/>
-          <w:color w:val="222222"/>
-          <w:sz w:val="22"/>
-          <w:szCs w:val="22"/>
-          <w:rtl/>
-        </w:rPr>
-        <w:t xml:space="preserve">–  خطوط حمر: مجلدات الإنتاج والأسرار.</w:t>
-      </w:r>
-    </w:p>
-    <w:p>
-      <w:pPr>
-        <w:bidi/>
+        <w:ind w:left="280"/>
+      </w:pPr>
+      <w:r>
+        <w:rPr>
+          <w:rFonts w:ascii="Calibri" w:cs="Calibri" w:eastAsia="Calibri" w:hAnsi="Calibri"/>
+          <w:b w:val="false"/>
+          <w:bCs w:val="false"/>
+          <w:i w:val="false"/>
+          <w:iCs w:val="false"/>
+          <w:color w:val="222222"/>
+          <w:sz w:val="22"/>
+          <w:szCs w:val="22"/>
+        </w:rPr>
+        <w:t xml:space="preserve">–  Red lines: production folders and secrets.</w:t>
+      </w:r>
+    </w:p>
+    <w:p>
+      <w:pPr>
         <w:spacing w:after="80" w:line="290"/>
-        <w:ind w:start="280"/>
-      </w:pPr>
-      <w:r>
-        <w:rPr>
-          <w:rFonts w:ascii="Arial" w:cs="Arial" w:eastAsia="Arial" w:hAnsi="Arial"/>
-          <w:b w:val="false"/>
-          <w:bCs w:val="false"/>
-          <w:i w:val="false"/>
-          <w:iCs w:val="false"/>
-          <w:color w:val="222222"/>
-          <w:sz w:val="22"/>
-          <w:szCs w:val="22"/>
-          <w:rtl/>
-        </w:rPr>
-        <w:t xml:space="preserve">–  قواعد سلوك: «غير متأكد؟ اسأل — لا تخمّن»، والطلب الغامض بيرجع سؤال مش قرار.</w:t>
+        <w:ind w:left="280"/>
+      </w:pPr>
+      <w:r>
+        <w:rPr>
+          <w:rFonts w:ascii="Calibri" w:cs="Calibri" w:eastAsia="Calibri" w:hAnsi="Calibri"/>
+          <w:b w:val="false"/>
+          <w:bCs w:val="false"/>
+          <w:i w:val="false"/>
+          <w:iCs w:val="false"/>
+          <w:color w:val="222222"/>
+          <w:sz w:val="22"/>
+          <w:szCs w:val="22"/>
+        </w:rPr>
+        <w:t xml:space="preserve">–  Behavior rules: “not sure? ask — never guess”; an ambiguous request comes back as a question, not a decision.</w:t>
       </w:r>
     </w:p>
     <w:p>
       <w:pPr>
         <w:pStyle w:val="Heading1"/>
-        <w:bidi/>
         <w:spacing w:after="140" w:before="320"/>
       </w:pPr>
       <w:r>
         <w:rPr>
-          <w:rFonts w:ascii="Arial" w:cs="Arial" w:eastAsia="Arial" w:hAnsi="Arial"/>
+          <w:rFonts w:ascii="Calibri" w:cs="Calibri" w:eastAsia="Calibri" w:hAnsi="Calibri"/>
           <w:b/>
           <w:bCs/>
           <w:color w:val="1F3864"/>
           <w:sz w:val="30"/>
           <w:szCs w:val="30"/>
-          <w:rtl/>
-        </w:rPr>
-        <w:t xml:space="preserve">3. Permissions — تقسيم الصلاحيات</w:t>
+        </w:rPr>
+        <w:t xml:space="preserve">3. Permissions — Scoped Access</w:t>
       </w:r>
     </w:p>
     <w:tbl>
       <w:tblPr>
-        <w:bidiVisual/>
         <w:tblW w:type="dxa" w:w="9200"/>
         <w:tblBorders>
           <w:top w:val="single" w:color="auto" w:sz="4"/>
@@ -269,14 +243,14 @@
         </w:tblBorders>
       </w:tblPr>
       <w:tblGrid>
-        <w:gridCol w:w="2300"/>
+        <w:gridCol w:w="2500"/>
         <w:gridCol w:w="2900"/>
-        <w:gridCol w:w="4000"/>
+        <w:gridCol w:w="3800"/>
       </w:tblGrid>
       <w:tr>
         <w:tc>
           <w:tcPr>
-            <w:tcW w:type="dxa" w:w="2300"/>
+            <w:tcW w:type="dxa" w:w="2500"/>
             <w:tcBorders>
               <w:top w:val="single" w:color="BFBFBF" w:sz="4"/>
               <w:left w:val="single" w:color="BFBFBF" w:sz="4"/>
@@ -293,20 +267,18 @@
           </w:tcPr>
           <w:p>
             <w:pPr>
-              <w:bidi/>
-              <w:spacing w:after="0" w:line="270"/>
-            </w:pPr>
-            <w:r>
-              <w:rPr>
-                <w:rFonts w:ascii="Arial" w:cs="Arial" w:eastAsia="Arial" w:hAnsi="Arial"/>
+              <w:spacing w:after="0" w:line="270"/>
+            </w:pPr>
+            <w:r>
+              <w:rPr>
+                <w:rFonts w:ascii="Calibri" w:cs="Calibri" w:eastAsia="Calibri" w:hAnsi="Calibri"/>
                 <w:b/>
                 <w:bCs/>
                 <w:color w:val="1F3864"/>
                 <w:sz w:val="20"/>
                 <w:szCs w:val="20"/>
-                <w:rtl/>
-              </w:rPr>
-              <w:t xml:space="preserve">السلة</w:t>
+              </w:rPr>
+              <w:t xml:space="preserve">Bucket</w:t>
             </w:r>
           </w:p>
         </w:tc>
@@ -329,26 +301,24 @@
           </w:tcPr>
           <w:p>
             <w:pPr>
-              <w:bidi/>
-              <w:spacing w:after="0" w:line="270"/>
-            </w:pPr>
-            <w:r>
-              <w:rPr>
-                <w:rFonts w:ascii="Arial" w:cs="Arial" w:eastAsia="Arial" w:hAnsi="Arial"/>
+              <w:spacing w:after="0" w:line="270"/>
+            </w:pPr>
+            <w:r>
+              <w:rPr>
+                <w:rFonts w:ascii="Calibri" w:cs="Calibri" w:eastAsia="Calibri" w:hAnsi="Calibri"/>
                 <w:b/>
                 <w:bCs/>
                 <w:color w:val="1F3864"/>
                 <w:sz w:val="20"/>
                 <w:szCs w:val="20"/>
-                <w:rtl/>
-              </w:rPr>
-              <w:t xml:space="preserve">المعيار</w:t>
-            </w:r>
-          </w:p>
-        </w:tc>
-        <w:tc>
-          <w:tcPr>
-            <w:tcW w:type="dxa" w:w="4000"/>
+              </w:rPr>
+              <w:t xml:space="preserve">Criterion</w:t>
+            </w:r>
+          </w:p>
+        </w:tc>
+        <w:tc>
+          <w:tcPr>
+            <w:tcW w:type="dxa" w:w="3800"/>
             <w:tcBorders>
               <w:top w:val="single" w:color="BFBFBF" w:sz="4"/>
               <w:left w:val="single" w:color="BFBFBF" w:sz="4"/>
@@ -365,20 +335,18 @@
           </w:tcPr>
           <w:p>
             <w:pPr>
-              <w:bidi/>
-              <w:spacing w:after="0" w:line="270"/>
-            </w:pPr>
-            <w:r>
-              <w:rPr>
-                <w:rFonts w:ascii="Arial" w:cs="Arial" w:eastAsia="Arial" w:hAnsi="Arial"/>
+              <w:spacing w:after="0" w:line="270"/>
+            </w:pPr>
+            <w:r>
+              <w:rPr>
+                <w:rFonts w:ascii="Calibri" w:cs="Calibri" w:eastAsia="Calibri" w:hAnsi="Calibri"/>
                 <w:b/>
                 <w:bCs/>
                 <w:color w:val="1F3864"/>
                 <w:sz w:val="20"/>
                 <w:szCs w:val="20"/>
-                <w:rtl/>
-              </w:rPr>
-              <w:t xml:space="preserve">أمثلة</w:t>
+              </w:rPr>
+              <w:t xml:space="preserve">Examples</w:t>
             </w:r>
           </w:p>
         </w:tc>
@@ -386,36 +354,34 @@
       <w:tr>
         <w:tc>
           <w:tcPr>
-            <w:tcW w:type="dxa" w:w="2300"/>
-            <w:tcBorders>
-              <w:top w:val="single" w:color="BFBFBF" w:sz="4"/>
-              <w:left w:val="single" w:color="BFBFBF" w:sz="4"/>
-              <w:bottom w:val="single" w:color="BFBFBF" w:sz="4"/>
-              <w:right w:val="single" w:color="BFBFBF" w:sz="4"/>
-            </w:tcBorders>
-            <w:tcMar>
-              <w:top w:type="dxa" w:w="60"/>
-              <w:left w:type="dxa" w:w="100"/>
-              <w:bottom w:type="dxa" w:w="60"/>
-              <w:right w:type="dxa" w:w="100"/>
-            </w:tcMar>
-          </w:tcPr>
-          <w:p>
-            <w:pPr>
-              <w:bidi/>
-              <w:spacing w:after="0" w:line="270"/>
-            </w:pPr>
-            <w:r>
-              <w:rPr>
-                <w:rFonts w:ascii="Arial" w:cs="Arial" w:eastAsia="Arial" w:hAnsi="Arial"/>
-                <w:b w:val="false"/>
-                <w:bCs w:val="false"/>
-                <w:color w:val="222222"/>
-                <w:sz w:val="20"/>
-                <w:szCs w:val="20"/>
-                <w:rtl/>
-              </w:rPr>
-              <w:t xml:space="preserve">Allow — بدون سؤال</w:t>
+            <w:tcW w:type="dxa" w:w="2500"/>
+            <w:tcBorders>
+              <w:top w:val="single" w:color="BFBFBF" w:sz="4"/>
+              <w:left w:val="single" w:color="BFBFBF" w:sz="4"/>
+              <w:bottom w:val="single" w:color="BFBFBF" w:sz="4"/>
+              <w:right w:val="single" w:color="BFBFBF" w:sz="4"/>
+            </w:tcBorders>
+            <w:tcMar>
+              <w:top w:type="dxa" w:w="60"/>
+              <w:left w:type="dxa" w:w="100"/>
+              <w:bottom w:type="dxa" w:w="60"/>
+              <w:right w:type="dxa" w:w="100"/>
+            </w:tcMar>
+          </w:tcPr>
+          <w:p>
+            <w:pPr>
+              <w:spacing w:after="0" w:line="270"/>
+            </w:pPr>
+            <w:r>
+              <w:rPr>
+                <w:rFonts w:ascii="Calibri" w:cs="Calibri" w:eastAsia="Calibri" w:hAnsi="Calibri"/>
+                <w:b w:val="false"/>
+                <w:bCs w:val="false"/>
+                <w:color w:val="222222"/>
+                <w:sz w:val="20"/>
+                <w:szCs w:val="20"/>
+              </w:rPr>
+              <w:t xml:space="preserve">Allow — no prompt</w:t>
             </w:r>
           </w:p>
         </w:tc>
@@ -437,55 +403,51 @@
           </w:tcPr>
           <w:p>
             <w:pPr>
-              <w:bidi/>
-              <w:spacing w:after="0" w:line="270"/>
-            </w:pPr>
-            <w:r>
-              <w:rPr>
-                <w:rFonts w:ascii="Arial" w:cs="Arial" w:eastAsia="Arial" w:hAnsi="Arial"/>
-                <w:b w:val="false"/>
-                <w:bCs w:val="false"/>
-                <w:color w:val="222222"/>
-                <w:sz w:val="20"/>
-                <w:szCs w:val="20"/>
-                <w:rtl/>
-              </w:rPr>
-              <w:t xml:space="preserve">آمن وقابل للتراجع</w:t>
-            </w:r>
-          </w:p>
-        </w:tc>
-        <w:tc>
-          <w:tcPr>
-            <w:tcW w:type="dxa" w:w="4000"/>
-            <w:tcBorders>
-              <w:top w:val="single" w:color="BFBFBF" w:sz="4"/>
-              <w:left w:val="single" w:color="BFBFBF" w:sz="4"/>
-              <w:bottom w:val="single" w:color="BFBFBF" w:sz="4"/>
-              <w:right w:val="single" w:color="BFBFBF" w:sz="4"/>
-            </w:tcBorders>
-            <w:tcMar>
-              <w:top w:type="dxa" w:w="60"/>
-              <w:left w:type="dxa" w:w="100"/>
-              <w:bottom w:type="dxa" w:w="60"/>
-              <w:right w:type="dxa" w:w="100"/>
-            </w:tcMar>
-          </w:tcPr>
-          <w:p>
-            <w:pPr>
-              <w:bidi/>
-              <w:spacing w:after="0" w:line="270"/>
-            </w:pPr>
-            <w:r>
-              <w:rPr>
-                <w:rFonts w:ascii="Arial" w:cs="Arial" w:eastAsia="Arial" w:hAnsi="Arial"/>
-                <w:b w:val="false"/>
-                <w:bCs w:val="false"/>
-                <w:color w:val="222222"/>
-                <w:sz w:val="20"/>
-                <w:szCs w:val="20"/>
-                <w:rtl/>
-              </w:rPr>
-              <w:t xml:space="preserve">قراءة كود، تشغيل فحوصات، commit محلي</w:t>
+              <w:spacing w:after="0" w:line="270"/>
+            </w:pPr>
+            <w:r>
+              <w:rPr>
+                <w:rFonts w:ascii="Calibri" w:cs="Calibri" w:eastAsia="Calibri" w:hAnsi="Calibri"/>
+                <w:b w:val="false"/>
+                <w:bCs w:val="false"/>
+                <w:color w:val="222222"/>
+                <w:sz w:val="20"/>
+                <w:szCs w:val="20"/>
+              </w:rPr>
+              <w:t xml:space="preserve">Safe and reversible</w:t>
+            </w:r>
+          </w:p>
+        </w:tc>
+        <w:tc>
+          <w:tcPr>
+            <w:tcW w:type="dxa" w:w="3800"/>
+            <w:tcBorders>
+              <w:top w:val="single" w:color="BFBFBF" w:sz="4"/>
+              <w:left w:val="single" w:color="BFBFBF" w:sz="4"/>
+              <w:bottom w:val="single" w:color="BFBFBF" w:sz="4"/>
+              <w:right w:val="single" w:color="BFBFBF" w:sz="4"/>
+            </w:tcBorders>
+            <w:tcMar>
+              <w:top w:type="dxa" w:w="60"/>
+              <w:left w:type="dxa" w:w="100"/>
+              <w:bottom w:type="dxa" w:w="60"/>
+              <w:right w:type="dxa" w:w="100"/>
+            </w:tcMar>
+          </w:tcPr>
+          <w:p>
+            <w:pPr>
+              <w:spacing w:after="0" w:line="270"/>
+            </w:pPr>
+            <w:r>
+              <w:rPr>
+                <w:rFonts w:ascii="Calibri" w:cs="Calibri" w:eastAsia="Calibri" w:hAnsi="Calibri"/>
+                <w:b w:val="false"/>
+                <w:bCs w:val="false"/>
+                <w:color w:val="222222"/>
+                <w:sz w:val="20"/>
+                <w:szCs w:val="20"/>
+              </w:rPr>
+              <w:t xml:space="preserve">read code, run tests, local commits</w:t>
             </w:r>
           </w:p>
         </w:tc>
@@ -493,36 +455,34 @@
       <w:tr>
         <w:tc>
           <w:tcPr>
-            <w:tcW w:type="dxa" w:w="2300"/>
-            <w:tcBorders>
-              <w:top w:val="single" w:color="BFBFBF" w:sz="4"/>
-              <w:left w:val="single" w:color="BFBFBF" w:sz="4"/>
-              <w:bottom w:val="single" w:color="BFBFBF" w:sz="4"/>
-              <w:right w:val="single" w:color="BFBFBF" w:sz="4"/>
-            </w:tcBorders>
-            <w:tcMar>
-              <w:top w:type="dxa" w:w="60"/>
-              <w:left w:type="dxa" w:w="100"/>
-              <w:bottom w:type="dxa" w:w="60"/>
-              <w:right w:type="dxa" w:w="100"/>
-            </w:tcMar>
-          </w:tcPr>
-          <w:p>
-            <w:pPr>
-              <w:bidi/>
-              <w:spacing w:after="0" w:line="270"/>
-            </w:pPr>
-            <w:r>
-              <w:rPr>
-                <w:rFonts w:ascii="Arial" w:cs="Arial" w:eastAsia="Arial" w:hAnsi="Arial"/>
-                <w:b w:val="false"/>
-                <w:bCs w:val="false"/>
-                <w:color w:val="222222"/>
-                <w:sz w:val="20"/>
-                <w:szCs w:val="20"/>
-                <w:rtl/>
-              </w:rPr>
-              <w:t xml:space="preserve">Ask — بموافقة</w:t>
+            <w:tcW w:type="dxa" w:w="2500"/>
+            <w:tcBorders>
+              <w:top w:val="single" w:color="BFBFBF" w:sz="4"/>
+              <w:left w:val="single" w:color="BFBFBF" w:sz="4"/>
+              <w:bottom w:val="single" w:color="BFBFBF" w:sz="4"/>
+              <w:right w:val="single" w:color="BFBFBF" w:sz="4"/>
+            </w:tcBorders>
+            <w:tcMar>
+              <w:top w:type="dxa" w:w="60"/>
+              <w:left w:type="dxa" w:w="100"/>
+              <w:bottom w:type="dxa" w:w="60"/>
+              <w:right w:type="dxa" w:w="100"/>
+            </w:tcMar>
+          </w:tcPr>
+          <w:p>
+            <w:pPr>
+              <w:spacing w:after="0" w:line="270"/>
+            </w:pPr>
+            <w:r>
+              <w:rPr>
+                <w:rFonts w:ascii="Calibri" w:cs="Calibri" w:eastAsia="Calibri" w:hAnsi="Calibri"/>
+                <w:b w:val="false"/>
+                <w:bCs w:val="false"/>
+                <w:color w:val="222222"/>
+                <w:sz w:val="20"/>
+                <w:szCs w:val="20"/>
+              </w:rPr>
+              <w:t xml:space="preserve">Ask — needs approval</w:t>
             </w:r>
           </w:p>
         </w:tc>
@@ -544,55 +504,51 @@
           </w:tcPr>
           <w:p>
             <w:pPr>
-              <w:bidi/>
-              <w:spacing w:after="0" w:line="270"/>
-            </w:pPr>
-            <w:r>
-              <w:rPr>
-                <w:rFonts w:ascii="Arial" w:cs="Arial" w:eastAsia="Arial" w:hAnsi="Arial"/>
-                <w:b w:val="false"/>
-                <w:bCs w:val="false"/>
-                <w:color w:val="222222"/>
-                <w:sz w:val="20"/>
-                <w:szCs w:val="20"/>
-                <w:rtl/>
-              </w:rPr>
-              <w:t xml:space="preserve">أثر خارج الجهاز</w:t>
-            </w:r>
-          </w:p>
-        </w:tc>
-        <w:tc>
-          <w:tcPr>
-            <w:tcW w:type="dxa" w:w="4000"/>
-            <w:tcBorders>
-              <w:top w:val="single" w:color="BFBFBF" w:sz="4"/>
-              <w:left w:val="single" w:color="BFBFBF" w:sz="4"/>
-              <w:bottom w:val="single" w:color="BFBFBF" w:sz="4"/>
-              <w:right w:val="single" w:color="BFBFBF" w:sz="4"/>
-            </w:tcBorders>
-            <w:tcMar>
-              <w:top w:type="dxa" w:w="60"/>
-              <w:left w:type="dxa" w:w="100"/>
-              <w:bottom w:type="dxa" w:w="60"/>
-              <w:right w:type="dxa" w:w="100"/>
-            </w:tcMar>
-          </w:tcPr>
-          <w:p>
-            <w:pPr>
-              <w:bidi/>
-              <w:spacing w:after="0" w:line="270"/>
-            </w:pPr>
-            <w:r>
-              <w:rPr>
-                <w:rFonts w:ascii="Arial" w:cs="Arial" w:eastAsia="Arial" w:hAnsi="Arial"/>
-                <w:b w:val="false"/>
-                <w:bCs w:val="false"/>
-                <w:color w:val="222222"/>
-                <w:sz w:val="20"/>
-                <w:szCs w:val="20"/>
-                <w:rtl/>
-              </w:rPr>
-              <w:t xml:space="preserve">push، فتح PR، تعديل بنية داتابيس</w:t>
+              <w:spacing w:after="0" w:line="270"/>
+            </w:pPr>
+            <w:r>
+              <w:rPr>
+                <w:rFonts w:ascii="Calibri" w:cs="Calibri" w:eastAsia="Calibri" w:hAnsi="Calibri"/>
+                <w:b w:val="false"/>
+                <w:bCs w:val="false"/>
+                <w:color w:val="222222"/>
+                <w:sz w:val="20"/>
+                <w:szCs w:val="20"/>
+              </w:rPr>
+              <w:t xml:space="preserve">Effects beyond the machine</w:t>
+            </w:r>
+          </w:p>
+        </w:tc>
+        <w:tc>
+          <w:tcPr>
+            <w:tcW w:type="dxa" w:w="3800"/>
+            <w:tcBorders>
+              <w:top w:val="single" w:color="BFBFBF" w:sz="4"/>
+              <w:left w:val="single" w:color="BFBFBF" w:sz="4"/>
+              <w:bottom w:val="single" w:color="BFBFBF" w:sz="4"/>
+              <w:right w:val="single" w:color="BFBFBF" w:sz="4"/>
+            </w:tcBorders>
+            <w:tcMar>
+              <w:top w:type="dxa" w:w="60"/>
+              <w:left w:type="dxa" w:w="100"/>
+              <w:bottom w:type="dxa" w:w="60"/>
+              <w:right w:type="dxa" w:w="100"/>
+            </w:tcMar>
+          </w:tcPr>
+          <w:p>
+            <w:pPr>
+              <w:spacing w:after="0" w:line="270"/>
+            </w:pPr>
+            <w:r>
+              <w:rPr>
+                <w:rFonts w:ascii="Calibri" w:cs="Calibri" w:eastAsia="Calibri" w:hAnsi="Calibri"/>
+                <w:b w:val="false"/>
+                <w:bCs w:val="false"/>
+                <w:color w:val="222222"/>
+                <w:sz w:val="20"/>
+                <w:szCs w:val="20"/>
+              </w:rPr>
+              <w:t xml:space="preserve">push, open PR, DB schema changes</w:t>
             </w:r>
           </w:p>
         </w:tc>
@@ -600,36 +556,34 @@
       <w:tr>
         <w:tc>
           <w:tcPr>
-            <w:tcW w:type="dxa" w:w="2300"/>
-            <w:tcBorders>
-              <w:top w:val="single" w:color="BFBFBF" w:sz="4"/>
-              <w:left w:val="single" w:color="BFBFBF" w:sz="4"/>
-              <w:bottom w:val="single" w:color="BFBFBF" w:sz="4"/>
-              <w:right w:val="single" w:color="BFBFBF" w:sz="4"/>
-            </w:tcBorders>
-            <w:tcMar>
-              <w:top w:type="dxa" w:w="60"/>
-              <w:left w:type="dxa" w:w="100"/>
-              <w:bottom w:type="dxa" w:w="60"/>
-              <w:right w:type="dxa" w:w="100"/>
-            </w:tcMar>
-          </w:tcPr>
-          <w:p>
-            <w:pPr>
-              <w:bidi/>
-              <w:spacing w:after="0" w:line="270"/>
-            </w:pPr>
-            <w:r>
-              <w:rPr>
-                <w:rFonts w:ascii="Arial" w:cs="Arial" w:eastAsia="Arial" w:hAnsi="Arial"/>
-                <w:b w:val="false"/>
-                <w:bCs w:val="false"/>
-                <w:color w:val="222222"/>
-                <w:sz w:val="20"/>
-                <w:szCs w:val="20"/>
-                <w:rtl/>
-              </w:rPr>
-              <w:t xml:space="preserve">Deny — مرفوض</w:t>
+            <w:tcW w:type="dxa" w:w="2500"/>
+            <w:tcBorders>
+              <w:top w:val="single" w:color="BFBFBF" w:sz="4"/>
+              <w:left w:val="single" w:color="BFBFBF" w:sz="4"/>
+              <w:bottom w:val="single" w:color="BFBFBF" w:sz="4"/>
+              <w:right w:val="single" w:color="BFBFBF" w:sz="4"/>
+            </w:tcBorders>
+            <w:tcMar>
+              <w:top w:type="dxa" w:w="60"/>
+              <w:left w:type="dxa" w:w="100"/>
+              <w:bottom w:type="dxa" w:w="60"/>
+              <w:right w:type="dxa" w:w="100"/>
+            </w:tcMar>
+          </w:tcPr>
+          <w:p>
+            <w:pPr>
+              <w:spacing w:after="0" w:line="270"/>
+            </w:pPr>
+            <w:r>
+              <w:rPr>
+                <w:rFonts w:ascii="Calibri" w:cs="Calibri" w:eastAsia="Calibri" w:hAnsi="Calibri"/>
+                <w:b w:val="false"/>
+                <w:bCs w:val="false"/>
+                <w:color w:val="222222"/>
+                <w:sz w:val="20"/>
+                <w:szCs w:val="20"/>
+              </w:rPr>
+              <w:t xml:space="preserve">Deny — auto-rejected</w:t>
             </w:r>
           </w:p>
         </w:tc>
@@ -651,55 +605,51 @@
           </w:tcPr>
           <w:p>
             <w:pPr>
-              <w:bidi/>
-              <w:spacing w:after="0" w:line="270"/>
-            </w:pPr>
-            <w:r>
-              <w:rPr>
-                <w:rFonts w:ascii="Arial" w:cs="Arial" w:eastAsia="Arial" w:hAnsi="Arial"/>
-                <w:b w:val="false"/>
-                <w:bCs w:val="false"/>
-                <w:color w:val="222222"/>
-                <w:sz w:val="20"/>
-                <w:szCs w:val="20"/>
-                <w:rtl/>
-              </w:rPr>
-              <w:t xml:space="preserve">خطر أو أسرار</w:t>
-            </w:r>
-          </w:p>
-        </w:tc>
-        <w:tc>
-          <w:tcPr>
-            <w:tcW w:type="dxa" w:w="4000"/>
-            <w:tcBorders>
-              <w:top w:val="single" w:color="BFBFBF" w:sz="4"/>
-              <w:left w:val="single" w:color="BFBFBF" w:sz="4"/>
-              <w:bottom w:val="single" w:color="BFBFBF" w:sz="4"/>
-              <w:right w:val="single" w:color="BFBFBF" w:sz="4"/>
-            </w:tcBorders>
-            <w:tcMar>
-              <w:top w:type="dxa" w:w="60"/>
-              <w:left w:type="dxa" w:w="100"/>
-              <w:bottom w:type="dxa" w:w="60"/>
-              <w:right w:type="dxa" w:w="100"/>
-            </w:tcMar>
-          </w:tcPr>
-          <w:p>
-            <w:pPr>
-              <w:bidi/>
-              <w:spacing w:after="0" w:line="270"/>
-            </w:pPr>
-            <w:r>
-              <w:rPr>
-                <w:rFonts w:ascii="Arial" w:cs="Arial" w:eastAsia="Arial" w:hAnsi="Arial"/>
-                <w:b w:val="false"/>
-                <w:bCs w:val="false"/>
-                <w:color w:val="222222"/>
-                <w:sz w:val="20"/>
-                <w:szCs w:val="20"/>
-                <w:rtl/>
-              </w:rPr>
-              <w:t xml:space="preserve">ملفات مفاتيح، نسخ الستور، أوامر مسح</w:t>
+              <w:spacing w:after="0" w:line="270"/>
+            </w:pPr>
+            <w:r>
+              <w:rPr>
+                <w:rFonts w:ascii="Calibri" w:cs="Calibri" w:eastAsia="Calibri" w:hAnsi="Calibri"/>
+                <w:b w:val="false"/>
+                <w:bCs w:val="false"/>
+                <w:color w:val="222222"/>
+                <w:sz w:val="20"/>
+                <w:szCs w:val="20"/>
+              </w:rPr>
+              <w:t xml:space="preserve">Dangerous or secrets</w:t>
+            </w:r>
+          </w:p>
+        </w:tc>
+        <w:tc>
+          <w:tcPr>
+            <w:tcW w:type="dxa" w:w="3800"/>
+            <w:tcBorders>
+              <w:top w:val="single" w:color="BFBFBF" w:sz="4"/>
+              <w:left w:val="single" w:color="BFBFBF" w:sz="4"/>
+              <w:bottom w:val="single" w:color="BFBFBF" w:sz="4"/>
+              <w:right w:val="single" w:color="BFBFBF" w:sz="4"/>
+            </w:tcBorders>
+            <w:tcMar>
+              <w:top w:type="dxa" w:w="60"/>
+              <w:left w:type="dxa" w:w="100"/>
+              <w:bottom w:type="dxa" w:w="60"/>
+              <w:right w:type="dxa" w:w="100"/>
+            </w:tcMar>
+          </w:tcPr>
+          <w:p>
+            <w:pPr>
+              <w:spacing w:after="0" w:line="270"/>
+            </w:pPr>
+            <w:r>
+              <w:rPr>
+                <w:rFonts w:ascii="Calibri" w:cs="Calibri" w:eastAsia="Calibri" w:hAnsi="Calibri"/>
+                <w:b w:val="false"/>
+                <w:bCs w:val="false"/>
+                <w:color w:val="222222"/>
+                <w:sz w:val="20"/>
+                <w:szCs w:val="20"/>
+              </w:rPr>
+              <w:t xml:space="preserve">key files, store builds, destructive commands</w:t>
             </w:r>
           </w:p>
         </w:tc>
@@ -707,267 +657,240 @@
     </w:tbl>
     <w:p>
       <w:pPr>
-        <w:bidi/>
         <w:spacing w:after="160" w:line="300"/>
       </w:pPr>
       <w:r>
         <w:rPr>
-          <w:rFonts w:ascii="Arial" w:cs="Arial" w:eastAsia="Arial" w:hAnsi="Arial"/>
-          <w:b w:val="false"/>
-          <w:bCs w:val="false"/>
-          <w:i w:val="false"/>
-          <w:iCs w:val="false"/>
-          <w:color w:val="222222"/>
-          <w:sz w:val="22"/>
-          <w:szCs w:val="22"/>
-          <w:rtl/>
-        </w:rPr>
-        <w:t xml:space="preserve">النتيجة: الشغل الرتيب بيمشي بسرعة، والقرارات المصيرية بتوقف على موافقة بشرية.</w:t>
+          <w:rFonts w:ascii="Calibri" w:cs="Calibri" w:eastAsia="Calibri" w:hAnsi="Calibri"/>
+          <w:b w:val="false"/>
+          <w:bCs w:val="false"/>
+          <w:i w:val="false"/>
+          <w:iCs w:val="false"/>
+          <w:color w:val="222222"/>
+          <w:sz w:val="22"/>
+          <w:szCs w:val="22"/>
+        </w:rPr>
+        <w:t xml:space="preserve">Result: routine work flows fast; consequential decisions always stop at a human.</w:t>
       </w:r>
     </w:p>
     <w:p>
       <w:pPr>
         <w:pStyle w:val="Heading1"/>
-        <w:bidi/>
         <w:spacing w:after="140" w:before="320"/>
       </w:pPr>
       <w:r>
         <w:rPr>
-          <w:rFonts w:ascii="Arial" w:cs="Arial" w:eastAsia="Arial" w:hAnsi="Arial"/>
+          <w:rFonts w:ascii="Calibri" w:cs="Calibri" w:eastAsia="Calibri" w:hAnsi="Calibri"/>
           <w:b/>
           <w:bCs/>
           <w:color w:val="1F3864"/>
           <w:sz w:val="30"/>
           <w:szCs w:val="30"/>
-          <w:rtl/>
-        </w:rPr>
-        <w:t xml:space="preserve">4. Hooks — الحراسة التنفيذية</w:t>
-      </w:r>
-    </w:p>
-    <w:p>
-      <w:pPr>
-        <w:bidi/>
+        </w:rPr>
+        <w:t xml:space="preserve">4. Hooks — Enforced Guards</w:t>
+      </w:r>
+    </w:p>
+    <w:p>
+      <w:pPr>
         <w:spacing w:after="120" w:line="300"/>
       </w:pPr>
       <w:r>
         <w:rPr>
-          <w:rFonts w:ascii="Arial" w:cs="Arial" w:eastAsia="Arial" w:hAnsi="Arial"/>
-          <w:b w:val="false"/>
-          <w:bCs w:val="false"/>
-          <w:i w:val="false"/>
-          <w:iCs w:val="false"/>
-          <w:color w:val="222222"/>
-          <w:sz w:val="22"/>
-          <w:szCs w:val="22"/>
-          <w:rtl/>
-        </w:rPr>
-        <w:t xml:space="preserve">سكربت بيركض قبل تنفيذ أي أمر (Cursor: ‎.cursor/hooks.json على حدثي terminal وMCP مع failClosed). بيستلم تفاصيل الأمر، بيفحص النص ضد أنماط ممنوعة، وبيرجّع قرار سماح أو رفض — الرفض بيمنع التنفيذ فعلياً.</w:t>
-      </w:r>
-    </w:p>
-    <w:p>
-      <w:pPr>
-        <w:bidi/>
+          <w:rFonts w:ascii="Calibri" w:cs="Calibri" w:eastAsia="Calibri" w:hAnsi="Calibri"/>
+          <w:b w:val="false"/>
+          <w:bCs w:val="false"/>
+          <w:i w:val="false"/>
+          <w:iCs w:val="false"/>
+          <w:color w:val="222222"/>
+          <w:sz w:val="22"/>
+          <w:szCs w:val="22"/>
+        </w:rPr>
+        <w:t xml:space="preserve">A script that runs before every command executes (Cursor: .cursor/hooks.json on the terminal and MCP events, with failClosed). It receives the operation details, matches the text against forbidden patterns, and returns allow or deny — a deny physically prevents execution.</w:t>
+      </w:r>
+    </w:p>
+    <w:p>
+      <w:pPr>
         <w:spacing w:after="120" w:line="300"/>
       </w:pPr>
       <w:r>
         <w:rPr>
-          <w:rFonts w:ascii="Arial" w:cs="Arial" w:eastAsia="Arial" w:hAnsi="Arial"/>
-          <w:b w:val="false"/>
-          <w:bCs w:val="false"/>
-          <w:i w:val="false"/>
-          <w:iCs w:val="false"/>
-          <w:color w:val="222222"/>
-          <w:sz w:val="22"/>
-          <w:szCs w:val="22"/>
-          <w:rtl/>
-        </w:rPr>
-        <w:t xml:space="preserve">الفرق الجوهري عن الطبقات السابقة: ما بيعتمد على فهم الـ AI أو التزامه — فحص نصي محايد، بيفحص الأمر لا نية صاحبه. حتى لو الـ AI انخدع بسياق مضلل، الأمر الممنوع لا ينفذ.</w:t>
-      </w:r>
-    </w:p>
-    <w:p>
-      <w:pPr>
-        <w:bidi/>
+          <w:rFonts w:ascii="Calibri" w:cs="Calibri" w:eastAsia="Calibri" w:hAnsi="Calibri"/>
+          <w:b w:val="false"/>
+          <w:bCs w:val="false"/>
+          <w:i w:val="false"/>
+          <w:iCs w:val="false"/>
+          <w:color w:val="222222"/>
+          <w:sz w:val="22"/>
+          <w:szCs w:val="22"/>
+        </w:rPr>
+        <w:t xml:space="preserve">The key difference from the layers above: it does not depend on the AI understanding or complying. It is a neutral text check — it inspects the command, not the intent behind it. Even if the AI is misled by poisoned context, the forbidden command never runs.</w:t>
+      </w:r>
+    </w:p>
+    <w:p>
+      <w:pPr>
         <w:spacing w:after="120" w:line="300"/>
       </w:pPr>
       <w:r>
         <w:rPr>
-          <w:rFonts w:ascii="Arial" w:cs="Arial" w:eastAsia="Arial" w:hAnsi="Arial"/>
-          <w:b w:val="false"/>
-          <w:bCs w:val="false"/>
-          <w:i w:val="false"/>
-          <w:iCs w:val="false"/>
-          <w:color w:val="222222"/>
-          <w:sz w:val="22"/>
-          <w:szCs w:val="22"/>
-          <w:rtl/>
-        </w:rPr>
-        <w:t xml:space="preserve">المصدود: طرق الإنتاج (تشغيل/بناء/رفع)، أوامر الداتا المدمرة، ملفات الأسرار، والعمليات الخطرة على Sentry وLinear.</w:t>
+          <w:rFonts w:ascii="Calibri" w:cs="Calibri" w:eastAsia="Calibri" w:hAnsi="Calibri"/>
+          <w:b w:val="false"/>
+          <w:bCs w:val="false"/>
+          <w:i w:val="false"/>
+          <w:iCs w:val="false"/>
+          <w:color w:val="222222"/>
+          <w:sz w:val="22"/>
+          <w:szCs w:val="22"/>
+        </w:rPr>
+        <w:t xml:space="preserve">Blocked by default: every route to production (run/build/upload), destructive data commands, secret files, and dangerous operations on Sentry and Linear.</w:t>
       </w:r>
     </w:p>
     <w:p>
       <w:pPr>
         <w:pStyle w:val="Heading1"/>
-        <w:bidi/>
         <w:spacing w:after="140" w:before="320"/>
       </w:pPr>
       <w:r>
         <w:rPr>
-          <w:rFonts w:ascii="Arial" w:cs="Arial" w:eastAsia="Arial" w:hAnsi="Arial"/>
+          <w:rFonts w:ascii="Calibri" w:cs="Calibri" w:eastAsia="Calibri" w:hAnsi="Calibri"/>
           <w:b/>
           <w:bCs/>
           <w:color w:val="1F3864"/>
           <w:sz w:val="30"/>
           <w:szCs w:val="30"/>
-          <w:rtl/>
-        </w:rPr>
-        <w:t xml:space="preserve">5. Skills — الإجراءات المعيارية المشتركة</w:t>
-      </w:r>
-    </w:p>
-    <w:p>
-      <w:pPr>
-        <w:bidi/>
+        </w:rPr>
+        <w:t xml:space="preserve">5. Skills — Shared Standard Procedures</w:t>
+      </w:r>
+    </w:p>
+    <w:p>
+      <w:pPr>
         <w:spacing w:after="120" w:line="300"/>
       </w:pPr>
       <w:r>
         <w:rPr>
-          <w:rFonts w:ascii="Arial" w:cs="Arial" w:eastAsia="Arial" w:hAnsi="Arial"/>
-          <w:b w:val="false"/>
-          <w:bCs w:val="false"/>
-          <w:i w:val="false"/>
-          <w:iCs w:val="false"/>
-          <w:color w:val="222222"/>
-          <w:sz w:val="22"/>
-          <w:szCs w:val="22"/>
-          <w:rtl/>
-        </w:rPr>
-        <w:t xml:space="preserve">ملف بيوصف إجراء متكرر بسياسته الكاملة، بينادى بكلمة واحدة (‎/sentry-sweep). بيضمن إن الإجراء بيتنفذ بنفس الجودة مهما كان مين طلبه، لأن سياسات الفريق مخبوزة جواه — ومنها سياسات منع التخمين:</w:t>
-      </w:r>
-    </w:p>
-    <w:p>
-      <w:pPr>
-        <w:bidi/>
+          <w:rFonts w:ascii="Calibri" w:cs="Calibri" w:eastAsia="Calibri" w:hAnsi="Calibri"/>
+          <w:b w:val="false"/>
+          <w:bCs w:val="false"/>
+          <w:i w:val="false"/>
+          <w:iCs w:val="false"/>
+          <w:color w:val="222222"/>
+          <w:sz w:val="22"/>
+          <w:szCs w:val="22"/>
+        </w:rPr>
+        <w:t xml:space="preserve">A file describing a recurring procedure with its full policy, invoked by a single word (/sentry-sweep). It guarantees the procedure runs with the same quality regardless of who triggers it, because team policy is baked in — including anti-guessing policies:</w:t>
+      </w:r>
+    </w:p>
+    <w:p>
+      <w:pPr>
         <w:spacing w:after="80" w:line="290"/>
-        <w:ind w:start="280"/>
-      </w:pPr>
-      <w:r>
-        <w:rPr>
-          <w:rFonts w:ascii="Arial" w:cs="Arial" w:eastAsia="Arial" w:hAnsi="Arial"/>
-          <w:b w:val="false"/>
-          <w:bCs w:val="false"/>
-          <w:i w:val="false"/>
-          <w:iCs w:val="false"/>
-          <w:color w:val="222222"/>
-          <w:sz w:val="22"/>
-          <w:szCs w:val="22"/>
-          <w:rtl/>
-        </w:rPr>
-        <w:t xml:space="preserve">–  «المشروع الوجهة غير موجود؟ توقّف وأبلغ — ممنوع اختيار بديل».</w:t>
-      </w:r>
-    </w:p>
-    <w:p>
-      <w:pPr>
-        <w:bidi/>
+        <w:ind w:left="280"/>
+      </w:pPr>
+      <w:r>
+        <w:rPr>
+          <w:rFonts w:ascii="Calibri" w:cs="Calibri" w:eastAsia="Calibri" w:hAnsi="Calibri"/>
+          <w:b w:val="false"/>
+          <w:bCs w:val="false"/>
+          <w:i w:val="false"/>
+          <w:iCs w:val="false"/>
+          <w:color w:val="222222"/>
+          <w:sz w:val="22"/>
+          <w:szCs w:val="22"/>
+        </w:rPr>
+        <w:t xml:space="preserve">–  “Target project missing? Stop and report — never pick a substitute.”</w:t>
+      </w:r>
+    </w:p>
+    <w:p>
+      <w:pPr>
         <w:spacing w:after="80" w:line="290"/>
-        <w:ind w:start="280"/>
-      </w:pPr>
-      <w:r>
-        <w:rPr>
-          <w:rFonts w:ascii="Arial" w:cs="Arial" w:eastAsia="Arial" w:hAnsi="Arial"/>
-          <w:b w:val="false"/>
-          <w:bCs w:val="false"/>
-          <w:i w:val="false"/>
-          <w:iCs w:val="false"/>
-          <w:color w:val="222222"/>
-          <w:sz w:val="22"/>
-          <w:szCs w:val="22"/>
-          <w:rtl/>
-        </w:rPr>
-        <w:t xml:space="preserve">–  «الحالة المطلوبة غير معرّفة؟ توقّف واطلب إنشاءها — ممنوع استبدالها بمشابهة».</w:t>
-      </w:r>
-    </w:p>
-    <w:p>
-      <w:pPr>
-        <w:bidi/>
+        <w:ind w:left="280"/>
+      </w:pPr>
+      <w:r>
+        <w:rPr>
+          <w:rFonts w:ascii="Calibri" w:cs="Calibri" w:eastAsia="Calibri" w:hAnsi="Calibri"/>
+          <w:b w:val="false"/>
+          <w:bCs w:val="false"/>
+          <w:i w:val="false"/>
+          <w:iCs w:val="false"/>
+          <w:color w:val="222222"/>
+          <w:sz w:val="22"/>
+          <w:szCs w:val="22"/>
+        </w:rPr>
+        <w:t xml:space="preserve">–  “Required status not defined? Stop and ask for it — never swap in a similar one.”</w:t>
+      </w:r>
+    </w:p>
+    <w:p>
+      <w:pPr>
         <w:spacing w:after="80" w:line="290"/>
-        <w:ind w:start="280"/>
-      </w:pPr>
-      <w:r>
-        <w:rPr>
-          <w:rFonts w:ascii="Arial" w:cs="Arial" w:eastAsia="Arial" w:hAnsi="Arial"/>
-          <w:b w:val="false"/>
-          <w:bCs w:val="false"/>
-          <w:i w:val="false"/>
-          <w:iCs w:val="false"/>
-          <w:color w:val="222222"/>
-          <w:sz w:val="22"/>
-          <w:szCs w:val="22"/>
-          <w:rtl/>
-        </w:rPr>
-        <w:t xml:space="preserve">–  «افحص التكرار أولاً — التذكرة موجودة؟ علّق عليها، لا تنشئ نسخة».</w:t>
-      </w:r>
-    </w:p>
-    <w:p>
-      <w:pPr>
-        <w:bidi/>
+        <w:ind w:left="280"/>
+      </w:pPr>
+      <w:r>
+        <w:rPr>
+          <w:rFonts w:ascii="Calibri" w:cs="Calibri" w:eastAsia="Calibri" w:hAnsi="Calibri"/>
+          <w:b w:val="false"/>
+          <w:bCs w:val="false"/>
+          <w:i w:val="false"/>
+          <w:iCs w:val="false"/>
+          <w:color w:val="222222"/>
+          <w:sz w:val="22"/>
+          <w:szCs w:val="22"/>
+        </w:rPr>
+        <w:t xml:space="preserve">–  “Check for duplicates first — ticket exists? Comment on it, do not create a copy.”</w:t>
+      </w:r>
+    </w:p>
+    <w:p>
+      <w:pPr>
         <w:spacing w:after="120" w:line="300"/>
       </w:pPr>
       <w:r>
         <w:rPr>
-          <w:rFonts w:ascii="Arial" w:cs="Arial" w:eastAsia="Arial" w:hAnsi="Arial"/>
-          <w:b w:val="false"/>
-          <w:bCs w:val="false"/>
-          <w:i w:val="false"/>
-          <w:iCs w:val="false"/>
-          <w:color w:val="222222"/>
-          <w:sz w:val="22"/>
-          <w:szCs w:val="22"/>
-          <w:rtl/>
-        </w:rPr>
-        <w:t xml:space="preserve">المشاركة: الـ skill ملف بالريبو — أي زميل يعمل pull بيلاقيه جاهز عنده. تحسينه commit واحد بيوصل للجميع. خبرة الفريق بتتراكم بملفات، مش برؤوس الأفراد.</w:t>
+          <w:rFonts w:ascii="Calibri" w:cs="Calibri" w:eastAsia="Calibri" w:hAnsi="Calibri"/>
+          <w:b w:val="false"/>
+          <w:bCs w:val="false"/>
+          <w:i w:val="false"/>
+          <w:iCs w:val="false"/>
+          <w:color w:val="222222"/>
+          <w:sz w:val="22"/>
+          <w:szCs w:val="22"/>
+        </w:rPr>
+        <w:t xml:space="preserve">Sharing: a skill is a file in the repo — any teammate who pulls gets it ready to use. Improving it is one commit that reaches everyone. Team expertise accumulates in files, not in individual heads.</w:t>
       </w:r>
     </w:p>
     <w:p>
       <w:pPr>
         <w:pStyle w:val="Heading1"/>
-        <w:bidi/>
         <w:spacing w:after="140" w:before="320"/>
       </w:pPr>
       <w:r>
         <w:rPr>
-          <w:rFonts w:ascii="Arial" w:cs="Arial" w:eastAsia="Arial" w:hAnsi="Arial"/>
+          <w:rFonts w:ascii="Calibri" w:cs="Calibri" w:eastAsia="Calibri" w:hAnsi="Calibri"/>
           <w:b/>
           <w:bCs/>
           <w:color w:val="1F3864"/>
           <w:sz w:val="30"/>
           <w:szCs w:val="30"/>
-          <w:rtl/>
-        </w:rPr>
-        <w:t xml:space="preserve">6. Subagents — فريق المتخصصين</w:t>
-      </w:r>
-    </w:p>
-    <w:p>
-      <w:pPr>
-        <w:bidi/>
+        </w:rPr>
+        <w:t xml:space="preserve">6. Subagents — A Team of Specialists</w:t>
+      </w:r>
+    </w:p>
+    <w:p>
+      <w:pPr>
         <w:spacing w:after="120" w:line="300"/>
       </w:pPr>
       <w:r>
         <w:rPr>
-          <w:rFonts w:ascii="Arial" w:cs="Arial" w:eastAsia="Arial" w:hAnsi="Arial"/>
-          <w:b w:val="false"/>
-          <w:bCs w:val="false"/>
-          <w:i w:val="false"/>
-          <w:iCs w:val="false"/>
-          <w:color w:val="222222"/>
-          <w:sz w:val="22"/>
-          <w:szCs w:val="22"/>
-          <w:rtl/>
-        </w:rPr>
-        <w:t xml:space="preserve">بدل agent واحد لكل شيء: شخصيات معرّفة بملفات، كل واحدة بدور ضيق وصلاحيات على قدّه — المراجع قراءة فقط، فيزيائياً لا يعدّل كود.</w:t>
+          <w:rFonts w:ascii="Calibri" w:cs="Calibri" w:eastAsia="Calibri" w:hAnsi="Calibri"/>
+          <w:b w:val="false"/>
+          <w:bCs w:val="false"/>
+          <w:i w:val="false"/>
+          <w:iCs w:val="false"/>
+          <w:color w:val="222222"/>
+          <w:sz w:val="22"/>
+          <w:szCs w:val="22"/>
+        </w:rPr>
+        <w:t xml:space="preserve">Instead of one agent doing everything: defined personas in files, each with a narrow role and permissions matched to it — reviewers are read-only and physically cannot edit code.</w:t>
       </w:r>
     </w:p>
     <w:tbl>
       <w:tblPr>
-        <w:bidiVisual/>
         <w:tblW w:type="dxa" w:w="9200"/>
         <w:tblBorders>
           <w:top w:val="single" w:color="auto" w:sz="4"/>
@@ -1003,20 +926,18 @@
           </w:tcPr>
           <w:p>
             <w:pPr>
-              <w:bidi/>
-              <w:spacing w:after="0" w:line="270"/>
-            </w:pPr>
-            <w:r>
-              <w:rPr>
-                <w:rFonts w:ascii="Arial" w:cs="Arial" w:eastAsia="Arial" w:hAnsi="Arial"/>
+              <w:spacing w:after="0" w:line="270"/>
+            </w:pPr>
+            <w:r>
+              <w:rPr>
+                <w:rFonts w:ascii="Calibri" w:cs="Calibri" w:eastAsia="Calibri" w:hAnsi="Calibri"/>
                 <w:b/>
                 <w:bCs/>
                 <w:color w:val="1F3864"/>
                 <w:sz w:val="20"/>
                 <w:szCs w:val="20"/>
-                <w:rtl/>
-              </w:rPr>
-              <w:t xml:space="preserve">الوكيل</w:t>
+              </w:rPr>
+              <w:t xml:space="preserve">Agent</w:t>
             </w:r>
           </w:p>
         </w:tc>
@@ -1039,20 +960,18 @@
           </w:tcPr>
           <w:p>
             <w:pPr>
-              <w:bidi/>
-              <w:spacing w:after="0" w:line="270"/>
-            </w:pPr>
-            <w:r>
-              <w:rPr>
-                <w:rFonts w:ascii="Arial" w:cs="Arial" w:eastAsia="Arial" w:hAnsi="Arial"/>
+              <w:spacing w:after="0" w:line="270"/>
+            </w:pPr>
+            <w:r>
+              <w:rPr>
+                <w:rFonts w:ascii="Calibri" w:cs="Calibri" w:eastAsia="Calibri" w:hAnsi="Calibri"/>
                 <w:b/>
                 <w:bCs/>
                 <w:color w:val="1F3864"/>
                 <w:sz w:val="20"/>
                 <w:szCs w:val="20"/>
-                <w:rtl/>
-              </w:rPr>
-              <w:t xml:space="preserve">الدور</w:t>
+              </w:rPr>
+              <w:t xml:space="preserve">Role</w:t>
             </w:r>
           </w:p>
         </w:tc>
@@ -1075,20 +994,18 @@
           </w:tcPr>
           <w:p>
             <w:pPr>
-              <w:bidi/>
-              <w:spacing w:after="0" w:line="270"/>
-            </w:pPr>
-            <w:r>
-              <w:rPr>
-                <w:rFonts w:ascii="Arial" w:cs="Arial" w:eastAsia="Arial" w:hAnsi="Arial"/>
+              <w:spacing w:after="0" w:line="270"/>
+            </w:pPr>
+            <w:r>
+              <w:rPr>
+                <w:rFonts w:ascii="Calibri" w:cs="Calibri" w:eastAsia="Calibri" w:hAnsi="Calibri"/>
                 <w:b/>
                 <w:bCs/>
                 <w:color w:val="1F3864"/>
                 <w:sz w:val="20"/>
                 <w:szCs w:val="20"/>
-                <w:rtl/>
-              </w:rPr>
-              <w:t xml:space="preserve">الصلاحيات</w:t>
+              </w:rPr>
+              <w:t xml:space="preserve">Access</w:t>
             </w:r>
           </w:p>
         </w:tc>
@@ -1112,20 +1029,18 @@
           </w:tcPr>
           <w:p>
             <w:pPr>
-              <w:bidi/>
-              <w:spacing w:after="0" w:line="270"/>
-            </w:pPr>
-            <w:r>
-              <w:rPr>
-                <w:rFonts w:ascii="Arial" w:cs="Arial" w:eastAsia="Arial" w:hAnsi="Arial"/>
-                <w:b w:val="false"/>
-                <w:bCs w:val="false"/>
-                <w:color w:val="222222"/>
-                <w:sz w:val="20"/>
-                <w:szCs w:val="20"/>
-                <w:rtl/>
-              </w:rPr>
-              <w:t xml:space="preserve">مراجع الموبايل</w:t>
+              <w:spacing w:after="0" w:line="270"/>
+            </w:pPr>
+            <w:r>
+              <w:rPr>
+                <w:rFonts w:ascii="Calibri" w:cs="Calibri" w:eastAsia="Calibri" w:hAnsi="Calibri"/>
+                <w:b w:val="false"/>
+                <w:bCs w:val="false"/>
+                <w:color w:val="222222"/>
+                <w:sz w:val="20"/>
+                <w:szCs w:val="20"/>
+              </w:rPr>
+              <w:t xml:space="preserve">Mobile reviewer</w:t>
             </w:r>
           </w:p>
         </w:tc>
@@ -1147,20 +1062,18 @@
           </w:tcPr>
           <w:p>
             <w:pPr>
-              <w:bidi/>
-              <w:spacing w:after="0" w:line="270"/>
-            </w:pPr>
-            <w:r>
-              <w:rPr>
-                <w:rFonts w:ascii="Arial" w:cs="Arial" w:eastAsia="Arial" w:hAnsi="Arial"/>
-                <w:b w:val="false"/>
-                <w:bCs w:val="false"/>
-                <w:color w:val="222222"/>
-                <w:sz w:val="20"/>
-                <w:szCs w:val="20"/>
-                <w:rtl/>
-              </w:rPr>
-              <w:t xml:space="preserve">فحص ضد قوانين Flutter (التنقل المركزي، بنية الـ features، RTL)</w:t>
+              <w:spacing w:after="0" w:line="270"/>
+            </w:pPr>
+            <w:r>
+              <w:rPr>
+                <w:rFonts w:ascii="Calibri" w:cs="Calibri" w:eastAsia="Calibri" w:hAnsi="Calibri"/>
+                <w:b w:val="false"/>
+                <w:bCs w:val="false"/>
+                <w:color w:val="222222"/>
+                <w:sz w:val="20"/>
+                <w:szCs w:val="20"/>
+              </w:rPr>
+              <w:t xml:space="preserve">Checks code against our Flutter laws (central navigation, feature anatomy, RTL)</w:t>
             </w:r>
           </w:p>
         </w:tc>
@@ -1182,20 +1095,18 @@
           </w:tcPr>
           <w:p>
             <w:pPr>
-              <w:bidi/>
-              <w:spacing w:after="0" w:line="270"/>
-            </w:pPr>
-            <w:r>
-              <w:rPr>
-                <w:rFonts w:ascii="Arial" w:cs="Arial" w:eastAsia="Arial" w:hAnsi="Arial"/>
-                <w:b w:val="false"/>
-                <w:bCs w:val="false"/>
-                <w:color w:val="222222"/>
-                <w:sz w:val="20"/>
-                <w:szCs w:val="20"/>
-                <w:rtl/>
-              </w:rPr>
-              <w:t xml:space="preserve">قراءة فقط</w:t>
+              <w:spacing w:after="0" w:line="270"/>
+            </w:pPr>
+            <w:r>
+              <w:rPr>
+                <w:rFonts w:ascii="Calibri" w:cs="Calibri" w:eastAsia="Calibri" w:hAnsi="Calibri"/>
+                <w:b w:val="false"/>
+                <w:bCs w:val="false"/>
+                <w:color w:val="222222"/>
+                <w:sz w:val="20"/>
+                <w:szCs w:val="20"/>
+              </w:rPr>
+              <w:t xml:space="preserve">Read-only</w:t>
             </w:r>
           </w:p>
         </w:tc>
@@ -1219,20 +1130,18 @@
           </w:tcPr>
           <w:p>
             <w:pPr>
-              <w:bidi/>
-              <w:spacing w:after="0" w:line="270"/>
-            </w:pPr>
-            <w:r>
-              <w:rPr>
-                <w:rFonts w:ascii="Arial" w:cs="Arial" w:eastAsia="Arial" w:hAnsi="Arial"/>
-                <w:b w:val="false"/>
-                <w:bCs w:val="false"/>
-                <w:color w:val="222222"/>
-                <w:sz w:val="20"/>
-                <w:szCs w:val="20"/>
-                <w:rtl/>
-              </w:rPr>
-              <w:t xml:space="preserve">مراجع الباكند</w:t>
+              <w:spacing w:after="0" w:line="270"/>
+            </w:pPr>
+            <w:r>
+              <w:rPr>
+                <w:rFonts w:ascii="Calibri" w:cs="Calibri" w:eastAsia="Calibri" w:hAnsi="Calibri"/>
+                <w:b w:val="false"/>
+                <w:bCs w:val="false"/>
+                <w:color w:val="222222"/>
+                <w:sz w:val="20"/>
+                <w:szCs w:val="20"/>
+              </w:rPr>
+              <w:t xml:space="preserve">Backend reviewer</w:t>
             </w:r>
           </w:p>
         </w:tc>
@@ -1254,20 +1163,18 @@
           </w:tcPr>
           <w:p>
             <w:pPr>
-              <w:bidi/>
-              <w:spacing w:after="0" w:line="270"/>
-            </w:pPr>
-            <w:r>
-              <w:rPr>
-                <w:rFonts w:ascii="Arial" w:cs="Arial" w:eastAsia="Arial" w:hAnsi="Arial"/>
-                <w:b w:val="false"/>
-                <w:bCs w:val="false"/>
-                <w:color w:val="222222"/>
-                <w:sz w:val="20"/>
-                <w:szCs w:val="20"/>
-                <w:rtl/>
-              </w:rPr>
-              <w:t xml:space="preserve">حدود الـ endpoints، الجداول read-only، الترجمات</w:t>
+              <w:spacing w:after="0" w:line="270"/>
+            </w:pPr>
+            <w:r>
+              <w:rPr>
+                <w:rFonts w:ascii="Calibri" w:cs="Calibri" w:eastAsia="Calibri" w:hAnsi="Calibri"/>
+                <w:b w:val="false"/>
+                <w:bCs w:val="false"/>
+                <w:color w:val="222222"/>
+                <w:sz w:val="20"/>
+                <w:szCs w:val="20"/>
+              </w:rPr>
+              <w:t xml:space="preserve">Endpoint boundaries, read-only tables, translations</w:t>
             </w:r>
           </w:p>
         </w:tc>
@@ -1289,20 +1196,18 @@
           </w:tcPr>
           <w:p>
             <w:pPr>
-              <w:bidi/>
-              <w:spacing w:after="0" w:line="270"/>
-            </w:pPr>
-            <w:r>
-              <w:rPr>
-                <w:rFonts w:ascii="Arial" w:cs="Arial" w:eastAsia="Arial" w:hAnsi="Arial"/>
-                <w:b w:val="false"/>
-                <w:bCs w:val="false"/>
-                <w:color w:val="222222"/>
-                <w:sz w:val="20"/>
-                <w:szCs w:val="20"/>
-                <w:rtl/>
-              </w:rPr>
-              <w:t xml:space="preserve">قراءة فقط</w:t>
+              <w:spacing w:after="0" w:line="270"/>
+            </w:pPr>
+            <w:r>
+              <w:rPr>
+                <w:rFonts w:ascii="Calibri" w:cs="Calibri" w:eastAsia="Calibri" w:hAnsi="Calibri"/>
+                <w:b w:val="false"/>
+                <w:bCs w:val="false"/>
+                <w:color w:val="222222"/>
+                <w:sz w:val="20"/>
+                <w:szCs w:val="20"/>
+              </w:rPr>
+              <w:t xml:space="preserve">Read-only</w:t>
             </w:r>
           </w:p>
         </w:tc>
@@ -1326,20 +1231,18 @@
           </w:tcPr>
           <w:p>
             <w:pPr>
-              <w:bidi/>
-              <w:spacing w:after="0" w:line="270"/>
-            </w:pPr>
-            <w:r>
-              <w:rPr>
-                <w:rFonts w:ascii="Arial" w:cs="Arial" w:eastAsia="Arial" w:hAnsi="Arial"/>
-                <w:b w:val="false"/>
-                <w:bCs w:val="false"/>
-                <w:color w:val="222222"/>
-                <w:sz w:val="20"/>
-                <w:szCs w:val="20"/>
-                <w:rtl/>
-              </w:rPr>
-              <w:t xml:space="preserve">مراجع الويب</w:t>
+              <w:spacing w:after="0" w:line="270"/>
+            </w:pPr>
+            <w:r>
+              <w:rPr>
+                <w:rFonts w:ascii="Calibri" w:cs="Calibri" w:eastAsia="Calibri" w:hAnsi="Calibri"/>
+                <w:b w:val="false"/>
+                <w:bCs w:val="false"/>
+                <w:color w:val="222222"/>
+                <w:sz w:val="20"/>
+                <w:szCs w:val="20"/>
+              </w:rPr>
+              <w:t xml:space="preserve">Web reviewer</w:t>
             </w:r>
           </w:p>
         </w:tc>
@@ -1361,20 +1264,18 @@
           </w:tcPr>
           <w:p>
             <w:pPr>
-              <w:bidi/>
-              <w:spacing w:after="0" w:line="270"/>
-            </w:pPr>
-            <w:r>
-              <w:rPr>
-                <w:rFonts w:ascii="Arial" w:cs="Arial" w:eastAsia="Arial" w:hAnsi="Arial"/>
-                <w:b w:val="false"/>
-                <w:bCs w:val="false"/>
-                <w:color w:val="222222"/>
-                <w:sz w:val="20"/>
-                <w:szCs w:val="20"/>
-                <w:rtl/>
-              </w:rPr>
-              <w:t xml:space="preserve">القوالب، ثغرات XSS، الـ RTL والـ SEO</w:t>
+              <w:spacing w:after="0" w:line="270"/>
+            </w:pPr>
+            <w:r>
+              <w:rPr>
+                <w:rFonts w:ascii="Calibri" w:cs="Calibri" w:eastAsia="Calibri" w:hAnsi="Calibri"/>
+                <w:b w:val="false"/>
+                <w:bCs w:val="false"/>
+                <w:color w:val="222222"/>
+                <w:sz w:val="20"/>
+                <w:szCs w:val="20"/>
+              </w:rPr>
+              <w:t xml:space="preserve">Templates, XSS risks, RTL and SEO</w:t>
             </w:r>
           </w:p>
         </w:tc>
@@ -1396,20 +1297,18 @@
           </w:tcPr>
           <w:p>
             <w:pPr>
-              <w:bidi/>
-              <w:spacing w:after="0" w:line="270"/>
-            </w:pPr>
-            <w:r>
-              <w:rPr>
-                <w:rFonts w:ascii="Arial" w:cs="Arial" w:eastAsia="Arial" w:hAnsi="Arial"/>
-                <w:b w:val="false"/>
-                <w:bCs w:val="false"/>
-                <w:color w:val="222222"/>
-                <w:sz w:val="20"/>
-                <w:szCs w:val="20"/>
-                <w:rtl/>
-              </w:rPr>
-              <w:t xml:space="preserve">قراءة فقط</w:t>
+              <w:spacing w:after="0" w:line="270"/>
+            </w:pPr>
+            <w:r>
+              <w:rPr>
+                <w:rFonts w:ascii="Calibri" w:cs="Calibri" w:eastAsia="Calibri" w:hAnsi="Calibri"/>
+                <w:b w:val="false"/>
+                <w:bCs w:val="false"/>
+                <w:color w:val="222222"/>
+                <w:sz w:val="20"/>
+                <w:szCs w:val="20"/>
+              </w:rPr>
+              <w:t xml:space="preserve">Read-only</w:t>
             </w:r>
           </w:p>
         </w:tc>
@@ -1433,20 +1332,18 @@
           </w:tcPr>
           <w:p>
             <w:pPr>
-              <w:bidi/>
-              <w:spacing w:after="0" w:line="270"/>
-            </w:pPr>
-            <w:r>
-              <w:rPr>
-                <w:rFonts w:ascii="Arial" w:cs="Arial" w:eastAsia="Arial" w:hAnsi="Arial"/>
-                <w:b w:val="false"/>
-                <w:bCs w:val="false"/>
-                <w:color w:val="222222"/>
-                <w:sz w:val="20"/>
-                <w:szCs w:val="20"/>
-                <w:rtl/>
-              </w:rPr>
-              <w:t xml:space="preserve">مراجع الأداء</w:t>
+              <w:spacing w:after="0" w:line="270"/>
+            </w:pPr>
+            <w:r>
+              <w:rPr>
+                <w:rFonts w:ascii="Calibri" w:cs="Calibri" w:eastAsia="Calibri" w:hAnsi="Calibri"/>
+                <w:b w:val="false"/>
+                <w:bCs w:val="false"/>
+                <w:color w:val="222222"/>
+                <w:sz w:val="20"/>
+                <w:szCs w:val="20"/>
+              </w:rPr>
+              <w:t xml:space="preserve">Performance reviewer</w:t>
             </w:r>
           </w:p>
         </w:tc>
@@ -1468,20 +1365,18 @@
           </w:tcPr>
           <w:p>
             <w:pPr>
-              <w:bidi/>
-              <w:spacing w:after="0" w:line="270"/>
-            </w:pPr>
-            <w:r>
-              <w:rPr>
-                <w:rFonts w:ascii="Arial" w:cs="Arial" w:eastAsia="Arial" w:hAnsi="Arial"/>
-                <w:b w:val="false"/>
-                <w:bCs w:val="false"/>
-                <w:color w:val="222222"/>
-                <w:sz w:val="20"/>
-                <w:szCs w:val="20"/>
-                <w:rtl/>
-              </w:rPr>
-              <w:t xml:space="preserve">N+1، الـ pagination، الكاش، الفهارس</w:t>
+              <w:spacing w:after="0" w:line="270"/>
+            </w:pPr>
+            <w:r>
+              <w:rPr>
+                <w:rFonts w:ascii="Calibri" w:cs="Calibri" w:eastAsia="Calibri" w:hAnsi="Calibri"/>
+                <w:b w:val="false"/>
+                <w:bCs w:val="false"/>
+                <w:color w:val="222222"/>
+                <w:sz w:val="20"/>
+                <w:szCs w:val="20"/>
+              </w:rPr>
+              <w:t xml:space="preserve">N+1 queries, pagination, caching, indexes</w:t>
             </w:r>
           </w:p>
         </w:tc>
@@ -1503,20 +1398,18 @@
           </w:tcPr>
           <w:p>
             <w:pPr>
-              <w:bidi/>
-              <w:spacing w:after="0" w:line="270"/>
-            </w:pPr>
-            <w:r>
-              <w:rPr>
-                <w:rFonts w:ascii="Arial" w:cs="Arial" w:eastAsia="Arial" w:hAnsi="Arial"/>
-                <w:b w:val="false"/>
-                <w:bCs w:val="false"/>
-                <w:color w:val="222222"/>
-                <w:sz w:val="20"/>
-                <w:szCs w:val="20"/>
-                <w:rtl/>
-              </w:rPr>
-              <w:t xml:space="preserve">قراءة فقط</w:t>
+              <w:spacing w:after="0" w:line="270"/>
+            </w:pPr>
+            <w:r>
+              <w:rPr>
+                <w:rFonts w:ascii="Calibri" w:cs="Calibri" w:eastAsia="Calibri" w:hAnsi="Calibri"/>
+                <w:b w:val="false"/>
+                <w:bCs w:val="false"/>
+                <w:color w:val="222222"/>
+                <w:sz w:val="20"/>
+                <w:szCs w:val="20"/>
+              </w:rPr>
+              <w:t xml:space="preserve">Read-only</w:t>
             </w:r>
           </w:p>
         </w:tc>
@@ -1540,20 +1433,18 @@
           </w:tcPr>
           <w:p>
             <w:pPr>
-              <w:bidi/>
-              <w:spacing w:after="0" w:line="270"/>
-            </w:pPr>
-            <w:r>
-              <w:rPr>
-                <w:rFonts w:ascii="Arial" w:cs="Arial" w:eastAsia="Arial" w:hAnsi="Arial"/>
-                <w:b w:val="false"/>
-                <w:bCs w:val="false"/>
-                <w:color w:val="222222"/>
-                <w:sz w:val="20"/>
-                <w:szCs w:val="20"/>
-                <w:rtl/>
-              </w:rPr>
-              <w:t xml:space="preserve">كاتب الفحوصات QA</w:t>
+              <w:spacing w:after="0" w:line="270"/>
+            </w:pPr>
+            <w:r>
+              <w:rPr>
+                <w:rFonts w:ascii="Calibri" w:cs="Calibri" w:eastAsia="Calibri" w:hAnsi="Calibri"/>
+                <w:b w:val="false"/>
+                <w:bCs w:val="false"/>
+                <w:color w:val="222222"/>
+                <w:sz w:val="20"/>
+                <w:szCs w:val="20"/>
+              </w:rPr>
+              <w:t xml:space="preserve">QA test writer</w:t>
             </w:r>
           </w:p>
         </w:tc>
@@ -1575,20 +1466,18 @@
           </w:tcPr>
           <w:p>
             <w:pPr>
-              <w:bidi/>
-              <w:spacing w:after="0" w:line="270"/>
-            </w:pPr>
-            <w:r>
-              <w:rPr>
-                <w:rFonts w:ascii="Arial" w:cs="Arial" w:eastAsia="Arial" w:hAnsi="Arial"/>
-                <w:b w:val="false"/>
-                <w:bCs w:val="false"/>
-                <w:color w:val="222222"/>
-                <w:sz w:val="20"/>
-                <w:szCs w:val="20"/>
-                <w:rtl/>
-              </w:rPr>
-              <w:t xml:space="preserve">كتابة tests لكل feature أو إصلاح</w:t>
+              <w:spacing w:after="0" w:line="270"/>
+            </w:pPr>
+            <w:r>
+              <w:rPr>
+                <w:rFonts w:ascii="Calibri" w:cs="Calibri" w:eastAsia="Calibri" w:hAnsi="Calibri"/>
+                <w:b w:val="false"/>
+                <w:bCs w:val="false"/>
+                <w:color w:val="222222"/>
+                <w:sz w:val="20"/>
+                <w:szCs w:val="20"/>
+              </w:rPr>
+              <w:t xml:space="preserve">Writes tests for every feature or fix</w:t>
             </w:r>
           </w:p>
         </w:tc>
@@ -1610,20 +1499,18 @@
           </w:tcPr>
           <w:p>
             <w:pPr>
-              <w:bidi/>
-              <w:spacing w:after="0" w:line="270"/>
-            </w:pPr>
-            <w:r>
-              <w:rPr>
-                <w:rFonts w:ascii="Arial" w:cs="Arial" w:eastAsia="Arial" w:hAnsi="Arial"/>
-                <w:b w:val="false"/>
-                <w:bCs w:val="false"/>
-                <w:color w:val="222222"/>
-                <w:sz w:val="20"/>
-                <w:szCs w:val="20"/>
-                <w:rtl/>
-              </w:rPr>
-              <w:t xml:space="preserve">مجلدات الفحص فقط</w:t>
+              <w:spacing w:after="0" w:line="270"/>
+            </w:pPr>
+            <w:r>
+              <w:rPr>
+                <w:rFonts w:ascii="Calibri" w:cs="Calibri" w:eastAsia="Calibri" w:hAnsi="Calibri"/>
+                <w:b w:val="false"/>
+                <w:bCs w:val="false"/>
+                <w:color w:val="222222"/>
+                <w:sz w:val="20"/>
+                <w:szCs w:val="20"/>
+              </w:rPr>
+              <w:t xml:space="preserve">Test folders only</w:t>
             </w:r>
           </w:p>
         </w:tc>
@@ -1647,20 +1534,18 @@
           </w:tcPr>
           <w:p>
             <w:pPr>
-              <w:bidi/>
-              <w:spacing w:after="0" w:line="270"/>
-            </w:pPr>
-            <w:r>
-              <w:rPr>
-                <w:rFonts w:ascii="Arial" w:cs="Arial" w:eastAsia="Arial" w:hAnsi="Arial"/>
-                <w:b w:val="false"/>
-                <w:bCs w:val="false"/>
-                <w:color w:val="222222"/>
-                <w:sz w:val="20"/>
-                <w:szCs w:val="20"/>
-                <w:rtl/>
-              </w:rPr>
-              <w:t xml:space="preserve">مراجع الـ PR</w:t>
+              <w:spacing w:after="0" w:line="270"/>
+            </w:pPr>
+            <w:r>
+              <w:rPr>
+                <w:rFonts w:ascii="Calibri" w:cs="Calibri" w:eastAsia="Calibri" w:hAnsi="Calibri"/>
+                <w:b w:val="false"/>
+                <w:bCs w:val="false"/>
+                <w:color w:val="222222"/>
+                <w:sz w:val="20"/>
+                <w:szCs w:val="20"/>
+              </w:rPr>
+              <w:t xml:space="preserve">PR reviewer</w:t>
             </w:r>
           </w:p>
         </w:tc>
@@ -1682,20 +1567,18 @@
           </w:tcPr>
           <w:p>
             <w:pPr>
-              <w:bidi/>
-              <w:spacing w:after="0" w:line="270"/>
-            </w:pPr>
-            <w:r>
-              <w:rPr>
-                <w:rFonts w:ascii="Arial" w:cs="Arial" w:eastAsia="Arial" w:hAnsi="Arial"/>
-                <w:b w:val="false"/>
-                <w:bCs w:val="false"/>
-                <w:color w:val="222222"/>
-                <w:sz w:val="20"/>
-                <w:szCs w:val="20"/>
-                <w:rtl/>
-              </w:rPr>
-              <w:t xml:space="preserve">حكم READY / NOT READY وترتيب الدمج</w:t>
+              <w:spacing w:after="0" w:line="270"/>
+            </w:pPr>
+            <w:r>
+              <w:rPr>
+                <w:rFonts w:ascii="Calibri" w:cs="Calibri" w:eastAsia="Calibri" w:hAnsi="Calibri"/>
+                <w:b w:val="false"/>
+                <w:bCs w:val="false"/>
+                <w:color w:val="222222"/>
+                <w:sz w:val="20"/>
+                <w:szCs w:val="20"/>
+              </w:rPr>
+              <w:t xml:space="preserve">Final verdict READY / NOT READY, plus merge order</w:t>
             </w:r>
           </w:p>
         </w:tc>
@@ -1717,20 +1600,18 @@
           </w:tcPr>
           <w:p>
             <w:pPr>
-              <w:bidi/>
-              <w:spacing w:after="0" w:line="270"/>
-            </w:pPr>
-            <w:r>
-              <w:rPr>
-                <w:rFonts w:ascii="Arial" w:cs="Arial" w:eastAsia="Arial" w:hAnsi="Arial"/>
-                <w:b w:val="false"/>
-                <w:bCs w:val="false"/>
-                <w:color w:val="222222"/>
-                <w:sz w:val="20"/>
-                <w:szCs w:val="20"/>
-                <w:rtl/>
-              </w:rPr>
-              <w:t xml:space="preserve">قراءة فقط</w:t>
+              <w:spacing w:after="0" w:line="270"/>
+            </w:pPr>
+            <w:r>
+              <w:rPr>
+                <w:rFonts w:ascii="Calibri" w:cs="Calibri" w:eastAsia="Calibri" w:hAnsi="Calibri"/>
+                <w:b w:val="false"/>
+                <w:bCs w:val="false"/>
+                <w:color w:val="222222"/>
+                <w:sz w:val="20"/>
+                <w:szCs w:val="20"/>
+              </w:rPr>
+              <w:t xml:space="preserve">Read-only</w:t>
             </w:r>
           </w:p>
         </w:tc>
@@ -1739,309 +1620,278 @@
     <w:p>
       <w:pPr>
         <w:pStyle w:val="Heading1"/>
-        <w:bidi/>
         <w:spacing w:after="140" w:before="320"/>
       </w:pPr>
       <w:r>
         <w:rPr>
-          <w:rFonts w:ascii="Arial" w:cs="Arial" w:eastAsia="Arial" w:hAnsi="Arial"/>
+          <w:rFonts w:ascii="Calibri" w:cs="Calibri" w:eastAsia="Calibri" w:hAnsi="Calibri"/>
           <w:b/>
           <w:bCs/>
           <w:color w:val="1F3864"/>
           <w:sz w:val="30"/>
           <w:szCs w:val="30"/>
-          <w:rtl/>
-        </w:rPr>
-        <w:t xml:space="preserve">7. Multi-Agent — العمل المتوازي بعزل كامل</w:t>
-      </w:r>
-    </w:p>
-    <w:p>
-      <w:pPr>
-        <w:bidi/>
+        </w:rPr>
+        <w:t xml:space="preserve">7. Multi-Agent — Parallel Work in Full Isolation</w:t>
+      </w:r>
+    </w:p>
+    <w:p>
+      <w:pPr>
         <w:spacing w:after="120" w:line="300"/>
       </w:pPr>
       <w:r>
         <w:rPr>
-          <w:rFonts w:ascii="Arial" w:cs="Arial" w:eastAsia="Arial" w:hAnsi="Arial"/>
-          <w:b w:val="false"/>
-          <w:bCs w:val="false"/>
-          <w:i w:val="false"/>
-          <w:iCs w:val="false"/>
-          <w:color w:val="222222"/>
-          <w:sz w:val="22"/>
-          <w:szCs w:val="22"/>
-          <w:rtl/>
-        </w:rPr>
-        <w:t xml:space="preserve">عدة agents بيشتغلوا بنفس الوقت (Cursor Multitask — حتى 8)، وكل واحد بعالم معزول:</w:t>
-      </w:r>
-    </w:p>
-    <w:p>
-      <w:pPr>
-        <w:bidi/>
+          <w:rFonts w:ascii="Calibri" w:cs="Calibri" w:eastAsia="Calibri" w:hAnsi="Calibri"/>
+          <w:b w:val="false"/>
+          <w:bCs w:val="false"/>
+          <w:i w:val="false"/>
+          <w:iCs w:val="false"/>
+          <w:color w:val="222222"/>
+          <w:sz w:val="22"/>
+          <w:szCs w:val="22"/>
+        </w:rPr>
+        <w:t xml:space="preserve">Several agents working at the same time (Cursor Multitask — up to 8), each in an isolated world:</w:t>
+      </w:r>
+    </w:p>
+    <w:p>
+      <w:pPr>
         <w:spacing w:after="80" w:line="290"/>
-        <w:ind w:start="280"/>
-      </w:pPr>
-      <w:r>
-        <w:rPr>
-          <w:rFonts w:ascii="Arial" w:cs="Arial" w:eastAsia="Arial" w:hAnsi="Arial"/>
-          <w:b w:val="false"/>
-          <w:bCs w:val="false"/>
-          <w:i w:val="false"/>
-          <w:iCs w:val="false"/>
-          <w:color w:val="222222"/>
-          <w:sz w:val="22"/>
-          <w:szCs w:val="22"/>
-          <w:rtl/>
-        </w:rPr>
-        <w:t xml:space="preserve">–  git worktree: نسخة مجلد كاملة من الريبو على branch مستقل لكل agent — تعديلات وفحوصات وcommits بلا أي تداخل.</w:t>
-      </w:r>
-    </w:p>
-    <w:p>
-      <w:pPr>
-        <w:bidi/>
+        <w:ind w:left="280"/>
+      </w:pPr>
+      <w:r>
+        <w:rPr>
+          <w:rFonts w:ascii="Calibri" w:cs="Calibri" w:eastAsia="Calibri" w:hAnsi="Calibri"/>
+          <w:b w:val="false"/>
+          <w:bCs w:val="false"/>
+          <w:i w:val="false"/>
+          <w:iCs w:val="false"/>
+          <w:color w:val="222222"/>
+          <w:sz w:val="22"/>
+          <w:szCs w:val="22"/>
+        </w:rPr>
+        <w:t xml:space="preserve">–  git worktree: a full working copy of the repo on its own branch per agent — edits, tests, and commits with zero interference.</w:t>
+      </w:r>
+    </w:p>
+    <w:p>
+      <w:pPr>
         <w:spacing w:after="80" w:line="290"/>
-        <w:ind w:start="280"/>
-      </w:pPr>
-      <w:r>
-        <w:rPr>
-          <w:rFonts w:ascii="Arial" w:cs="Arial" w:eastAsia="Arial" w:hAnsi="Arial"/>
-          <w:b w:val="false"/>
-          <w:bCs w:val="false"/>
-          <w:i w:val="false"/>
-          <w:iCs w:val="false"/>
-          <w:color w:val="222222"/>
-          <w:sz w:val="22"/>
-          <w:szCs w:val="22"/>
-          <w:rtl/>
-        </w:rPr>
-        <w:t xml:space="preserve">–  قانون التوزيع: قبل الإطلاق بتنرسم خريطة الملفات — ممنوع ملف واحد عند وكيلين؛ التداخل بيروح لوكيل واحد بالتسلسل.</w:t>
-      </w:r>
-    </w:p>
-    <w:p>
-      <w:pPr>
-        <w:bidi/>
+        <w:ind w:left="280"/>
+      </w:pPr>
+      <w:r>
+        <w:rPr>
+          <w:rFonts w:ascii="Calibri" w:cs="Calibri" w:eastAsia="Calibri" w:hAnsi="Calibri"/>
+          <w:b w:val="false"/>
+          <w:bCs w:val="false"/>
+          <w:i w:val="false"/>
+          <w:iCs w:val="false"/>
+          <w:color w:val="222222"/>
+          <w:sz w:val="22"/>
+          <w:szCs w:val="22"/>
+        </w:rPr>
+        <w:t xml:space="preserve">–  Dispatch law: file ownership is mapped before launch — no two agents may ever touch the same file; overlaps go to one agent sequentially.</w:t>
+      </w:r>
+    </w:p>
+    <w:p>
+      <w:pPr>
         <w:spacing w:after="80" w:line="290"/>
-        <w:ind w:start="280"/>
-      </w:pPr>
-      <w:r>
-        <w:rPr>
-          <w:rFonts w:ascii="Arial" w:cs="Arial" w:eastAsia="Arial" w:hAnsi="Arial"/>
-          <w:b w:val="false"/>
-          <w:bCs w:val="false"/>
-          <w:i w:val="false"/>
-          <w:iCs w:val="false"/>
-          <w:color w:val="222222"/>
-          <w:sz w:val="22"/>
-          <w:szCs w:val="22"/>
-          <w:rtl/>
-        </w:rPr>
-        <w:t xml:space="preserve">–  عزل الداتابيس: كل worktree بياخد نسخة خاصة من داتابيس الـ dev (dump بحاوية محلية) — الوكلاء ما بيخربوا داتا بعض، وdev الأصلية لا تُمَس.</w:t>
-      </w:r>
-    </w:p>
-    <w:p>
-      <w:pPr>
-        <w:bidi/>
+        <w:ind w:left="280"/>
+      </w:pPr>
+      <w:r>
+        <w:rPr>
+          <w:rFonts w:ascii="Calibri" w:cs="Calibri" w:eastAsia="Calibri" w:hAnsi="Calibri"/>
+          <w:b w:val="false"/>
+          <w:bCs w:val="false"/>
+          <w:i w:val="false"/>
+          <w:iCs w:val="false"/>
+          <w:color w:val="222222"/>
+          <w:sz w:val="22"/>
+          <w:szCs w:val="22"/>
+        </w:rPr>
+        <w:t xml:space="preserve">–  Database isolation: each worktree gets its own copy of the dev database (a dump in a local container) — agents cannot corrupt each other's data, and the original dev DB is never touched.</w:t>
+      </w:r>
+    </w:p>
+    <w:p>
+      <w:pPr>
         <w:spacing w:after="160" w:line="300"/>
       </w:pPr>
       <w:r>
         <w:rPr>
-          <w:rFonts w:ascii="Arial" w:cs="Arial" w:eastAsia="Arial" w:hAnsi="Arial"/>
-          <w:b w:val="false"/>
-          <w:bCs w:val="false"/>
-          <w:i w:val="false"/>
-          <w:iCs w:val="false"/>
-          <w:color w:val="222222"/>
-          <w:sz w:val="22"/>
-          <w:szCs w:val="22"/>
-          <w:rtl/>
-        </w:rPr>
-        <w:t xml:space="preserve">النتيجة العملية: ثلاث مشاكل production حقيقية اتوزعت على ثلاث وكلاء — ثلاث PRs جاهزة للمراجعة في جلسة واحدة، والمجلد الرئيسي لم يُلمس.</w:t>
+          <w:rFonts w:ascii="Calibri" w:cs="Calibri" w:eastAsia="Calibri" w:hAnsi="Calibri"/>
+          <w:b w:val="false"/>
+          <w:bCs w:val="false"/>
+          <w:i w:val="false"/>
+          <w:iCs w:val="false"/>
+          <w:color w:val="222222"/>
+          <w:sz w:val="22"/>
+          <w:szCs w:val="22"/>
+        </w:rPr>
+        <w:t xml:space="preserve">Practical result: three real production bugs were dispatched to three agents — three PRs ready for review in a single session, with the main checkout untouched.</w:t>
       </w:r>
     </w:p>
     <w:p>
       <w:pPr>
         <w:pStyle w:val="Heading1"/>
-        <w:bidi/>
         <w:spacing w:after="140" w:before="320"/>
       </w:pPr>
       <w:r>
         <w:rPr>
-          <w:rFonts w:ascii="Arial" w:cs="Arial" w:eastAsia="Arial" w:hAnsi="Arial"/>
+          <w:rFonts w:ascii="Calibri" w:cs="Calibri" w:eastAsia="Calibri" w:hAnsi="Calibri"/>
           <w:b/>
           <w:bCs/>
           <w:color w:val="1F3864"/>
           <w:sz w:val="30"/>
           <w:szCs w:val="30"/>
-          <w:rtl/>
-        </w:rPr>
-        <w:t xml:space="preserve">8. مراجعة الـ PR — وكيلنا على GitHub بدل Bugbot</w:t>
-      </w:r>
-    </w:p>
-    <w:p>
-      <w:pPr>
-        <w:bidi/>
+        </w:rPr>
+        <w:t xml:space="preserve">8. PR Review — Our Agent on GitHub instead of Bugbot</w:t>
+      </w:r>
+    </w:p>
+    <w:p>
+      <w:pPr>
         <w:spacing w:after="120" w:line="300"/>
       </w:pPr>
       <w:r>
         <w:rPr>
-          <w:rFonts w:ascii="Arial" w:cs="Arial" w:eastAsia="Arial" w:hAnsi="Arial"/>
-          <w:b w:val="false"/>
-          <w:bCs w:val="false"/>
-          <w:i w:val="false"/>
-          <w:iCs w:val="false"/>
-          <w:color w:val="222222"/>
-          <w:sz w:val="22"/>
-          <w:szCs w:val="22"/>
-          <w:rtl/>
-        </w:rPr>
-        <w:t xml:space="preserve">Bugbot (منتج Cursor للمراجعة الآلية) يكلف ~1.20$ لكل مراجعة بلا سقف معلن. البديل المعتمد: تشغيل وكيل المراجعة تبعنا داخل GitHub Actions عبر Cursor CLI بمفتاح API (secret بالريبو) — بيراجع كل PR تلقائياً بقوانيننا وبعمق أكبر (بيتجول بالريبو وبيقارن عدة PRs ويطلع ترتيب دمج)، والدفع باستهلاك API الفعلي فقط.</w:t>
+          <w:rFonts w:ascii="Calibri" w:cs="Calibri" w:eastAsia="Calibri" w:hAnsi="Calibri"/>
+          <w:b w:val="false"/>
+          <w:bCs w:val="false"/>
+          <w:i w:val="false"/>
+          <w:iCs w:val="false"/>
+          <w:color w:val="222222"/>
+          <w:sz w:val="22"/>
+          <w:szCs w:val="22"/>
+        </w:rPr>
+        <w:t xml:space="preserve">Bugbot (Cursor's automated review product) costs ~$1.20 per review with no published cap. Our approach: run our own review agent inside GitHub Actions via the Cursor CLI with an API key (stored as a repo secret). It reviews every PR automatically under our laws and with more depth — it explores the repository, compares multiple PRs, and proposes a merge order — while we pay only actual API usage.</w:t>
       </w:r>
     </w:p>
     <w:p>
       <w:pPr>
         <w:pStyle w:val="Heading1"/>
-        <w:bidi/>
         <w:spacing w:after="140" w:before="320"/>
       </w:pPr>
       <w:r>
         <w:rPr>
-          <w:rFonts w:ascii="Arial" w:cs="Arial" w:eastAsia="Arial" w:hAnsi="Arial"/>
+          <w:rFonts w:ascii="Calibri" w:cs="Calibri" w:eastAsia="Calibri" w:hAnsi="Calibri"/>
           <w:b/>
           <w:bCs/>
           <w:color w:val="1F3864"/>
           <w:sz w:val="30"/>
           <w:szCs w:val="30"/>
-          <w:rtl/>
-        </w:rPr>
-        <w:t xml:space="preserve">9. الحماية على مستوى GitHub — البوابة الأخيرة</w:t>
-      </w:r>
-    </w:p>
-    <w:p>
-      <w:pPr>
-        <w:bidi/>
+        </w:rPr>
+        <w:t xml:space="preserve">9. GitHub-Level Protection — The Final Gate</w:t>
+      </w:r>
+    </w:p>
+    <w:p>
+      <w:pPr>
         <w:spacing w:after="120" w:line="300"/>
       </w:pPr>
       <w:r>
         <w:rPr>
-          <w:rFonts w:ascii="Arial" w:cs="Arial" w:eastAsia="Arial" w:hAnsi="Arial"/>
-          <w:b w:val="false"/>
-          <w:bCs w:val="false"/>
-          <w:i w:val="false"/>
-          <w:iCs w:val="false"/>
-          <w:color w:val="222222"/>
-          <w:sz w:val="22"/>
-          <w:szCs w:val="22"/>
-          <w:rtl/>
-        </w:rPr>
-        <w:t xml:space="preserve">كل الطبقات السابقة على أجهزتنا؛ هذه الطبقة server-side عند GitHub وبتنطبق على الجميع، بشر وAI، من أي جهاز:</w:t>
-      </w:r>
-    </w:p>
-    <w:p>
-      <w:pPr>
-        <w:bidi/>
+          <w:rFonts w:ascii="Calibri" w:cs="Calibri" w:eastAsia="Calibri" w:hAnsi="Calibri"/>
+          <w:b w:val="false"/>
+          <w:bCs w:val="false"/>
+          <w:i w:val="false"/>
+          <w:iCs w:val="false"/>
+          <w:color w:val="222222"/>
+          <w:sz w:val="22"/>
+          <w:szCs w:val="22"/>
+        </w:rPr>
+        <w:t xml:space="preserve">Every previous layer lives on our machines; this one is server-side at GitHub and applies to everyone — human or AI, from any machine:</w:t>
+      </w:r>
+    </w:p>
+    <w:p>
+      <w:pPr>
         <w:spacing w:after="80" w:line="290"/>
-        <w:ind w:start="280"/>
-      </w:pPr>
-      <w:r>
-        <w:rPr>
-          <w:rFonts w:ascii="Arial" w:cs="Arial" w:eastAsia="Arial" w:hAnsi="Arial"/>
-          <w:b w:val="false"/>
-          <w:bCs w:val="false"/>
-          <w:i w:val="false"/>
-          <w:iCs w:val="false"/>
-          <w:color w:val="222222"/>
-          <w:sz w:val="22"/>
-          <w:szCs w:val="22"/>
-          <w:rtl/>
-        </w:rPr>
-        <w:t xml:space="preserve">–  ممنوع الدفع المباشر على البرانشات الحساسة (dev / qa / staging / production) — الطريق الوحيد PR.</w:t>
-      </w:r>
-    </w:p>
-    <w:p>
-      <w:pPr>
-        <w:bidi/>
+        <w:ind w:left="280"/>
+      </w:pPr>
+      <w:r>
+        <w:rPr>
+          <w:rFonts w:ascii="Calibri" w:cs="Calibri" w:eastAsia="Calibri" w:hAnsi="Calibri"/>
+          <w:b w:val="false"/>
+          <w:bCs w:val="false"/>
+          <w:i w:val="false"/>
+          <w:iCs w:val="false"/>
+          <w:color w:val="222222"/>
+          <w:sz w:val="22"/>
+          <w:szCs w:val="22"/>
+        </w:rPr>
+        <w:t xml:space="preserve">–  No direct pushes to sensitive branches (dev / qa / staging / production) — the only road is a PR.</w:t>
+      </w:r>
+    </w:p>
+    <w:p>
+      <w:pPr>
         <w:spacing w:after="80" w:line="290"/>
-        <w:ind w:start="280"/>
-      </w:pPr>
-      <w:r>
-        <w:rPr>
-          <w:rFonts w:ascii="Arial" w:cs="Arial" w:eastAsia="Arial" w:hAnsi="Arial"/>
-          <w:b w:val="false"/>
-          <w:bCs w:val="false"/>
-          <w:i w:val="false"/>
-          <w:iCs w:val="false"/>
-          <w:color w:val="222222"/>
-          <w:sz w:val="22"/>
-          <w:szCs w:val="22"/>
-          <w:rtl/>
-        </w:rPr>
-        <w:t xml:space="preserve">–  Required status checks: فحوصاتنا شرط دمج إلزامي — فحص أحمر = زر الدمج معطّل.</w:t>
-      </w:r>
-    </w:p>
-    <w:p>
-      <w:pPr>
-        <w:bidi/>
+        <w:ind w:left="280"/>
+      </w:pPr>
+      <w:r>
+        <w:rPr>
+          <w:rFonts w:ascii="Calibri" w:cs="Calibri" w:eastAsia="Calibri" w:hAnsi="Calibri"/>
+          <w:b w:val="false"/>
+          <w:bCs w:val="false"/>
+          <w:i w:val="false"/>
+          <w:iCs w:val="false"/>
+          <w:color w:val="222222"/>
+          <w:sz w:val="22"/>
+          <w:szCs w:val="22"/>
+        </w:rPr>
+        <w:t xml:space="preserve">–  Required status checks: our test suites are a mandatory merge condition — a red check disables the merge button.</w:t>
+      </w:r>
+    </w:p>
+    <w:p>
+      <w:pPr>
         <w:spacing w:after="80" w:line="290"/>
-        <w:ind w:start="280"/>
-      </w:pPr>
-      <w:r>
-        <w:rPr>
-          <w:rFonts w:ascii="Arial" w:cs="Arial" w:eastAsia="Arial" w:hAnsi="Arial"/>
-          <w:b w:val="false"/>
-          <w:bCs w:val="false"/>
-          <w:i w:val="false"/>
-          <w:iCs w:val="false"/>
-          <w:color w:val="222222"/>
-          <w:sz w:val="22"/>
-          <w:szCs w:val="22"/>
-          <w:rtl/>
-        </w:rPr>
-        <w:t xml:space="preserve">–  مراجعة بشرية إلزامية: الـ AI يفتح PR ولا يدمجه.</w:t>
-      </w:r>
-    </w:p>
-    <w:p>
-      <w:pPr>
-        <w:bidi/>
+        <w:ind w:left="280"/>
+      </w:pPr>
+      <w:r>
+        <w:rPr>
+          <w:rFonts w:ascii="Calibri" w:cs="Calibri" w:eastAsia="Calibri" w:hAnsi="Calibri"/>
+          <w:b w:val="false"/>
+          <w:bCs w:val="false"/>
+          <w:i w:val="false"/>
+          <w:iCs w:val="false"/>
+          <w:color w:val="222222"/>
+          <w:sz w:val="22"/>
+          <w:szCs w:val="22"/>
+        </w:rPr>
+        <w:t xml:space="preserve">–  Mandatory human review: the AI can open a PR; it can never merge one.</w:t>
+      </w:r>
+    </w:p>
+    <w:p>
+      <w:pPr>
         <w:spacing w:after="80" w:line="290"/>
-        <w:ind w:start="280"/>
-      </w:pPr>
-      <w:r>
-        <w:rPr>
-          <w:rFonts w:ascii="Arial" w:cs="Arial" w:eastAsia="Arial" w:hAnsi="Arial"/>
-          <w:b w:val="false"/>
-          <w:bCs w:val="false"/>
-          <w:i w:val="false"/>
-          <w:iCs w:val="false"/>
-          <w:color w:val="222222"/>
-          <w:sz w:val="22"/>
-          <w:szCs w:val="22"/>
-          <w:rtl/>
-        </w:rPr>
-        <w:t xml:space="preserve">–  production لا يستقبل إلا من staging، وممنوع force push، والـ bypass مقفل حتى على الأدمن.</w:t>
+        <w:ind w:left="280"/>
+      </w:pPr>
+      <w:r>
+        <w:rPr>
+          <w:rFonts w:ascii="Calibri" w:cs="Calibri" w:eastAsia="Calibri" w:hAnsi="Calibri"/>
+          <w:b w:val="false"/>
+          <w:bCs w:val="false"/>
+          <w:i w:val="false"/>
+          <w:iCs w:val="false"/>
+          <w:color w:val="222222"/>
+          <w:sz w:val="22"/>
+          <w:szCs w:val="22"/>
+        </w:rPr>
+        <w:t xml:space="preserve">–  production accepts merges only from staging; force-push disabled; bypass locked even for admins.</w:t>
       </w:r>
     </w:p>
     <w:p>
       <w:pPr>
         <w:pStyle w:val="Heading1"/>
-        <w:bidi/>
         <w:spacing w:after="140" w:before="320"/>
       </w:pPr>
       <w:r>
         <w:rPr>
-          <w:rFonts w:ascii="Arial" w:cs="Arial" w:eastAsia="Arial" w:hAnsi="Arial"/>
+          <w:rFonts w:ascii="Calibri" w:cs="Calibri" w:eastAsia="Calibri" w:hAnsi="Calibri"/>
           <w:b/>
           <w:bCs/>
           <w:color w:val="1F3864"/>
           <w:sz w:val="30"/>
           <w:szCs w:val="30"/>
-          <w:rtl/>
-        </w:rPr>
-        <w:t xml:space="preserve">10. منظومة الفحص — من الكتابة للجهاز الحقيقي</w:t>
+        </w:rPr>
+        <w:t xml:space="preserve">10. The Testing System — From Writing to Real Devices</w:t>
       </w:r>
     </w:p>
     <w:tbl>
       <w:tblPr>
-        <w:bidiVisual/>
         <w:tblW w:type="dxa" w:w="9200"/>
         <w:tblBorders>
           <w:top w:val="single" w:color="auto" w:sz="4"/>
@@ -2077,20 +1927,18 @@
           </w:tcPr>
           <w:p>
             <w:pPr>
-              <w:bidi/>
-              <w:spacing w:after="0" w:line="270"/>
-            </w:pPr>
-            <w:r>
-              <w:rPr>
-                <w:rFonts w:ascii="Arial" w:cs="Arial" w:eastAsia="Arial" w:hAnsi="Arial"/>
+              <w:spacing w:after="0" w:line="270"/>
+            </w:pPr>
+            <w:r>
+              <w:rPr>
+                <w:rFonts w:ascii="Calibri" w:cs="Calibri" w:eastAsia="Calibri" w:hAnsi="Calibri"/>
                 <w:b/>
                 <w:bCs/>
                 <w:color w:val="1F3864"/>
                 <w:sz w:val="20"/>
                 <w:szCs w:val="20"/>
-                <w:rtl/>
-              </w:rPr>
-              <w:t xml:space="preserve">الطبقة</w:t>
+              </w:rPr>
+              <w:t xml:space="preserve">Layer</w:t>
             </w:r>
           </w:p>
         </w:tc>
@@ -2113,20 +1961,18 @@
           </w:tcPr>
           <w:p>
             <w:pPr>
-              <w:bidi/>
-              <w:spacing w:after="0" w:line="270"/>
-            </w:pPr>
-            <w:r>
-              <w:rPr>
-                <w:rFonts w:ascii="Arial" w:cs="Arial" w:eastAsia="Arial" w:hAnsi="Arial"/>
+              <w:spacing w:after="0" w:line="270"/>
+            </w:pPr>
+            <w:r>
+              <w:rPr>
+                <w:rFonts w:ascii="Calibri" w:cs="Calibri" w:eastAsia="Calibri" w:hAnsi="Calibri"/>
                 <w:b/>
                 <w:bCs/>
                 <w:color w:val="1F3864"/>
                 <w:sz w:val="20"/>
                 <w:szCs w:val="20"/>
-                <w:rtl/>
-              </w:rPr>
-              <w:t xml:space="preserve">الدور</w:t>
+              </w:rPr>
+              <w:t xml:space="preserve">Role</w:t>
             </w:r>
           </w:p>
         </w:tc>
@@ -2149,20 +1995,18 @@
           </w:tcPr>
           <w:p>
             <w:pPr>
-              <w:bidi/>
-              <w:spacing w:after="0" w:line="270"/>
-            </w:pPr>
-            <w:r>
-              <w:rPr>
-                <w:rFonts w:ascii="Arial" w:cs="Arial" w:eastAsia="Arial" w:hAnsi="Arial"/>
+              <w:spacing w:after="0" w:line="270"/>
+            </w:pPr>
+            <w:r>
+              <w:rPr>
+                <w:rFonts w:ascii="Calibri" w:cs="Calibri" w:eastAsia="Calibri" w:hAnsi="Calibri"/>
                 <w:b/>
                 <w:bCs/>
                 <w:color w:val="1F3864"/>
                 <w:sz w:val="20"/>
                 <w:szCs w:val="20"/>
-                <w:rtl/>
-              </w:rPr>
-              <w:t xml:space="preserve">التشغيل</w:t>
+              </w:rPr>
+              <w:t xml:space="preserve">Runs</w:t>
             </w:r>
           </w:p>
         </w:tc>
@@ -2186,20 +2030,18 @@
           </w:tcPr>
           <w:p>
             <w:pPr>
-              <w:bidi/>
-              <w:spacing w:after="0" w:line="270"/>
-            </w:pPr>
-            <w:r>
-              <w:rPr>
-                <w:rFonts w:ascii="Arial" w:cs="Arial" w:eastAsia="Arial" w:hAnsi="Arial"/>
-                <w:b w:val="false"/>
-                <w:bCs w:val="false"/>
-                <w:color w:val="222222"/>
-                <w:sz w:val="20"/>
-                <w:szCs w:val="20"/>
-                <w:rtl/>
-              </w:rPr>
-              <w:t xml:space="preserve">QA Subagent</w:t>
+              <w:spacing w:after="0" w:line="270"/>
+            </w:pPr>
+            <w:r>
+              <w:rPr>
+                <w:rFonts w:ascii="Calibri" w:cs="Calibri" w:eastAsia="Calibri" w:hAnsi="Calibri"/>
+                <w:b w:val="false"/>
+                <w:bCs w:val="false"/>
+                <w:color w:val="222222"/>
+                <w:sz w:val="20"/>
+                <w:szCs w:val="20"/>
+              </w:rPr>
+              <w:t xml:space="preserve">QA subagent</w:t>
             </w:r>
           </w:p>
         </w:tc>
@@ -2221,20 +2063,18 @@
           </w:tcPr>
           <w:p>
             <w:pPr>
-              <w:bidi/>
-              <w:spacing w:after="0" w:line="270"/>
-            </w:pPr>
-            <w:r>
-              <w:rPr>
-                <w:rFonts w:ascii="Arial" w:cs="Arial" w:eastAsia="Arial" w:hAnsi="Arial"/>
-                <w:b w:val="false"/>
-                <w:bCs w:val="false"/>
-                <w:color w:val="222222"/>
-                <w:sz w:val="20"/>
-                <w:szCs w:val="20"/>
-                <w:rtl/>
-              </w:rPr>
-              <w:t xml:space="preserve">كتابة الفحوصات (تست يفشل أولاً ثم الحل ينجّحه) + تحذير آلي لأي PR بلا tests</w:t>
+              <w:spacing w:after="0" w:line="270"/>
+            </w:pPr>
+            <w:r>
+              <w:rPr>
+                <w:rFonts w:ascii="Calibri" w:cs="Calibri" w:eastAsia="Calibri" w:hAnsi="Calibri"/>
+                <w:b w:val="false"/>
+                <w:bCs w:val="false"/>
+                <w:color w:val="222222"/>
+                <w:sz w:val="20"/>
+                <w:szCs w:val="20"/>
+              </w:rPr>
+              <w:t xml:space="preserve">Writes the tests (test fails first, the fix makes it pass) + automatic warning on any PR without tests</w:t>
             </w:r>
           </w:p>
         </w:tc>
@@ -2256,20 +2096,18 @@
           </w:tcPr>
           <w:p>
             <w:pPr>
-              <w:bidi/>
-              <w:spacing w:after="0" w:line="270"/>
-            </w:pPr>
-            <w:r>
-              <w:rPr>
-                <w:rFonts w:ascii="Arial" w:cs="Arial" w:eastAsia="Arial" w:hAnsi="Arial"/>
-                <w:b w:val="false"/>
-                <w:bCs w:val="false"/>
-                <w:color w:val="222222"/>
-                <w:sz w:val="20"/>
-                <w:szCs w:val="20"/>
-                <w:rtl/>
-              </w:rPr>
-              <w:t xml:space="preserve">مرة عند التطوير</w:t>
+              <w:spacing w:after="0" w:line="270"/>
+            </w:pPr>
+            <w:r>
+              <w:rPr>
+                <w:rFonts w:ascii="Calibri" w:cs="Calibri" w:eastAsia="Calibri" w:hAnsi="Calibri"/>
+                <w:b w:val="false"/>
+                <w:bCs w:val="false"/>
+                <w:color w:val="222222"/>
+                <w:sz w:val="20"/>
+                <w:szCs w:val="20"/>
+              </w:rPr>
+              <w:t xml:space="preserve">Once, at development time</w:t>
             </w:r>
           </w:p>
         </w:tc>
@@ -2293,18 +2131,16 @@
           </w:tcPr>
           <w:p>
             <w:pPr>
-              <w:bidi/>
-              <w:spacing w:after="0" w:line="270"/>
-            </w:pPr>
-            <w:r>
-              <w:rPr>
-                <w:rFonts w:ascii="Arial" w:cs="Arial" w:eastAsia="Arial" w:hAnsi="Arial"/>
-                <w:b w:val="false"/>
-                <w:bCs w:val="false"/>
-                <w:color w:val="222222"/>
-                <w:sz w:val="20"/>
-                <w:szCs w:val="20"/>
-                <w:rtl/>
+              <w:spacing w:after="0" w:line="270"/>
+            </w:pPr>
+            <w:r>
+              <w:rPr>
+                <w:rFonts w:ascii="Calibri" w:cs="Calibri" w:eastAsia="Calibri" w:hAnsi="Calibri"/>
+                <w:b w:val="false"/>
+                <w:bCs w:val="false"/>
+                <w:color w:val="222222"/>
+                <w:sz w:val="20"/>
+                <w:szCs w:val="20"/>
               </w:rPr>
               <w:t xml:space="preserve">GitHub Actions</w:t>
             </w:r>
@@ -2328,20 +2164,18 @@
           </w:tcPr>
           <w:p>
             <w:pPr>
-              <w:bidi/>
-              <w:spacing w:after="0" w:line="270"/>
-            </w:pPr>
-            <w:r>
-              <w:rPr>
-                <w:rFonts w:ascii="Arial" w:cs="Arial" w:eastAsia="Arial" w:hAnsi="Arial"/>
-                <w:b w:val="false"/>
-                <w:bCs w:val="false"/>
-                <w:color w:val="222222"/>
-                <w:sz w:val="20"/>
-                <w:szCs w:val="20"/>
-                <w:rtl/>
-              </w:rPr>
-              <w:t xml:space="preserve">بوابة على كل PR (الفحوصات السريعة كاملة) + فحص شامل ليلي على محاكيات iOS/Android</w:t>
+              <w:spacing w:after="0" w:line="270"/>
+            </w:pPr>
+            <w:r>
+              <w:rPr>
+                <w:rFonts w:ascii="Calibri" w:cs="Calibri" w:eastAsia="Calibri" w:hAnsi="Calibri"/>
+                <w:b w:val="false"/>
+                <w:bCs w:val="false"/>
+                <w:color w:val="222222"/>
+                <w:sz w:val="20"/>
+                <w:szCs w:val="20"/>
+              </w:rPr>
+              <w:t xml:space="preserve">Gate on every PR (full fast suite) + full nightly run on iOS/Android emulators</w:t>
             </w:r>
           </w:p>
         </w:tc>
@@ -2363,20 +2197,18 @@
           </w:tcPr>
           <w:p>
             <w:pPr>
-              <w:bidi/>
-              <w:spacing w:after="0" w:line="270"/>
-            </w:pPr>
-            <w:r>
-              <w:rPr>
-                <w:rFonts w:ascii="Arial" w:cs="Arial" w:eastAsia="Arial" w:hAnsi="Arial"/>
-                <w:b w:val="false"/>
-                <w:bCs w:val="false"/>
-                <w:color w:val="222222"/>
-                <w:sz w:val="20"/>
-                <w:szCs w:val="20"/>
-                <w:rtl/>
-              </w:rPr>
-              <w:t xml:space="preserve">تلقائي — على الأحداث والمواعيد</w:t>
+              <w:spacing w:after="0" w:line="270"/>
+            </w:pPr>
+            <w:r>
+              <w:rPr>
+                <w:rFonts w:ascii="Calibri" w:cs="Calibri" w:eastAsia="Calibri" w:hAnsi="Calibri"/>
+                <w:b w:val="false"/>
+                <w:bCs w:val="false"/>
+                <w:color w:val="222222"/>
+                <w:sz w:val="20"/>
+                <w:szCs w:val="20"/>
+              </w:rPr>
+              <w:t xml:space="preserve">Automatic — on events and schedules</w:t>
             </w:r>
           </w:p>
         </w:tc>
@@ -2400,18 +2232,16 @@
           </w:tcPr>
           <w:p>
             <w:pPr>
-              <w:bidi/>
-              <w:spacing w:after="0" w:line="270"/>
-            </w:pPr>
-            <w:r>
-              <w:rPr>
-                <w:rFonts w:ascii="Arial" w:cs="Arial" w:eastAsia="Arial" w:hAnsi="Arial"/>
-                <w:b w:val="false"/>
-                <w:bCs w:val="false"/>
-                <w:color w:val="222222"/>
-                <w:sz w:val="20"/>
-                <w:szCs w:val="20"/>
-                <w:rtl/>
+              <w:spacing w:after="0" w:line="270"/>
+            </w:pPr>
+            <w:r>
+              <w:rPr>
+                <w:rFonts w:ascii="Calibri" w:cs="Calibri" w:eastAsia="Calibri" w:hAnsi="Calibri"/>
+                <w:b w:val="false"/>
+                <w:bCs w:val="false"/>
+                <w:color w:val="222222"/>
+                <w:sz w:val="20"/>
+                <w:szCs w:val="20"/>
               </w:rPr>
               <w:t xml:space="preserve">Patrol</w:t>
             </w:r>
@@ -2435,20 +2265,18 @@
           </w:tcPr>
           <w:p>
             <w:pPr>
-              <w:bidi/>
-              <w:spacing w:after="0" w:line="270"/>
-            </w:pPr>
-            <w:r>
-              <w:rPr>
-                <w:rFonts w:ascii="Arial" w:cs="Arial" w:eastAsia="Arial" w:hAnsi="Arial"/>
-                <w:b w:val="false"/>
-                <w:bCs w:val="false"/>
-                <w:color w:val="222222"/>
-                <w:sz w:val="20"/>
-                <w:szCs w:val="20"/>
-                <w:rtl/>
-              </w:rPr>
-              <w:t xml:space="preserve">إطار مجاني مفتوح المصدر: يكتب رحلات مستخدم كاملة تشمل الـ native (أذونات، إشعارات، WebView) — المستحيلة على فحص Flutter العادي</w:t>
+              <w:spacing w:after="0" w:line="270"/>
+            </w:pPr>
+            <w:r>
+              <w:rPr>
+                <w:rFonts w:ascii="Calibri" w:cs="Calibri" w:eastAsia="Calibri" w:hAnsi="Calibri"/>
+                <w:b w:val="false"/>
+                <w:bCs w:val="false"/>
+                <w:color w:val="222222"/>
+                <w:sz w:val="20"/>
+                <w:szCs w:val="20"/>
+              </w:rPr>
+              <w:t xml:space="preserve">Free open-source framework: writes full user journeys including native steps (permissions, notifications, WebView) impossible for plain Flutter tests</w:t>
             </w:r>
           </w:p>
         </w:tc>
@@ -2470,20 +2298,18 @@
           </w:tcPr>
           <w:p>
             <w:pPr>
-              <w:bidi/>
-              <w:spacing w:after="0" w:line="270"/>
-            </w:pPr>
-            <w:r>
-              <w:rPr>
-                <w:rFonts w:ascii="Arial" w:cs="Arial" w:eastAsia="Arial" w:hAnsi="Arial"/>
-                <w:b w:val="false"/>
-                <w:bCs w:val="false"/>
-                <w:color w:val="222222"/>
-                <w:sz w:val="20"/>
-                <w:szCs w:val="20"/>
-                <w:rtl/>
-              </w:rPr>
-              <w:t xml:space="preserve">لغة كتابة الرحلات</w:t>
+              <w:spacing w:after="0" w:line="270"/>
+            </w:pPr>
+            <w:r>
+              <w:rPr>
+                <w:rFonts w:ascii="Calibri" w:cs="Calibri" w:eastAsia="Calibri" w:hAnsi="Calibri"/>
+                <w:b w:val="false"/>
+                <w:bCs w:val="false"/>
+                <w:color w:val="222222"/>
+                <w:sz w:val="20"/>
+                <w:szCs w:val="20"/>
+              </w:rPr>
+              <w:t xml:space="preserve">The language journeys are written in</w:t>
             </w:r>
           </w:p>
         </w:tc>
@@ -2507,18 +2333,16 @@
           </w:tcPr>
           <w:p>
             <w:pPr>
-              <w:bidi/>
-              <w:spacing w:after="0" w:line="270"/>
-            </w:pPr>
-            <w:r>
-              <w:rPr>
-                <w:rFonts w:ascii="Arial" w:cs="Arial" w:eastAsia="Arial" w:hAnsi="Arial"/>
-                <w:b w:val="false"/>
-                <w:bCs w:val="false"/>
-                <w:color w:val="222222"/>
-                <w:sz w:val="20"/>
-                <w:szCs w:val="20"/>
-                <w:rtl/>
+              <w:spacing w:after="0" w:line="270"/>
+            </w:pPr>
+            <w:r>
+              <w:rPr>
+                <w:rFonts w:ascii="Calibri" w:cs="Calibri" w:eastAsia="Calibri" w:hAnsi="Calibri"/>
+                <w:b w:val="false"/>
+                <w:bCs w:val="false"/>
+                <w:color w:val="222222"/>
+                <w:sz w:val="20"/>
+                <w:szCs w:val="20"/>
               </w:rPr>
               <w:t xml:space="preserve">Firebase Test Lab</w:t>
             </w:r>
@@ -2542,20 +2366,18 @@
           </w:tcPr>
           <w:p>
             <w:pPr>
-              <w:bidi/>
-              <w:spacing w:after="0" w:line="270"/>
-            </w:pPr>
-            <w:r>
-              <w:rPr>
-                <w:rFonts w:ascii="Arial" w:cs="Arial" w:eastAsia="Arial" w:hAnsi="Arial"/>
-                <w:b w:val="false"/>
-                <w:bCs w:val="false"/>
-                <w:color w:val="222222"/>
-                <w:sz w:val="20"/>
-                <w:szCs w:val="20"/>
-                <w:rtl/>
-              </w:rPr>
-              <w:t xml:space="preserve">تشغيل الرحلات على أجهزة حقيقية عند Google (فيديو + تقرير) — يلتقط ما لا يظهر على المحاكي</w:t>
+              <w:spacing w:after="0" w:line="270"/>
+            </w:pPr>
+            <w:r>
+              <w:rPr>
+                <w:rFonts w:ascii="Calibri" w:cs="Calibri" w:eastAsia="Calibri" w:hAnsi="Calibri"/>
+                <w:b w:val="false"/>
+                <w:bCs w:val="false"/>
+                <w:color w:val="222222"/>
+                <w:sz w:val="20"/>
+                <w:szCs w:val="20"/>
+              </w:rPr>
+              <w:t xml:space="preserve">Runs the journeys on real devices at Google (video + report) — catches what emulators cannot</w:t>
             </w:r>
           </w:p>
         </w:tc>
@@ -2577,20 +2399,18 @@
           </w:tcPr>
           <w:p>
             <w:pPr>
-              <w:bidi/>
-              <w:spacing w:after="0" w:line="270"/>
-            </w:pPr>
-            <w:r>
-              <w:rPr>
-                <w:rFonts w:ascii="Arial" w:cs="Arial" w:eastAsia="Arial" w:hAnsi="Arial"/>
-                <w:b w:val="false"/>
-                <w:bCs w:val="false"/>
-                <w:color w:val="222222"/>
-                <w:sz w:val="20"/>
-                <w:szCs w:val="20"/>
-                <w:rtl/>
-              </w:rPr>
-              <w:t xml:space="preserve">أسبوعي عبر Actions</w:t>
+              <w:spacing w:after="0" w:line="270"/>
+            </w:pPr>
+            <w:r>
+              <w:rPr>
+                <w:rFonts w:ascii="Calibri" w:cs="Calibri" w:eastAsia="Calibri" w:hAnsi="Calibri"/>
+                <w:b w:val="false"/>
+                <w:bCs w:val="false"/>
+                <w:color w:val="222222"/>
+                <w:sz w:val="20"/>
+                <w:szCs w:val="20"/>
+              </w:rPr>
+              <w:t xml:space="preserve">Weekly via Actions</w:t>
             </w:r>
           </w:p>
         </w:tc>
@@ -2598,46 +2418,41 @@
     </w:tbl>
     <w:p>
       <w:pPr>
-        <w:bidi/>
         <w:spacing w:after="160" w:line="300"/>
       </w:pPr>
       <w:r>
         <w:rPr>
-          <w:rFonts w:ascii="Arial" w:cs="Arial" w:eastAsia="Arial" w:hAnsi="Arial"/>
-          <w:b w:val="false"/>
-          <w:bCs w:val="false"/>
-          <w:i w:val="false"/>
-          <w:iCs w:val="false"/>
-          <w:color w:val="222222"/>
-          <w:sz w:val="22"/>
-          <w:szCs w:val="22"/>
-          <w:rtl/>
-        </w:rPr>
-        <w:t xml:space="preserve">المبدأ: الـ AI يكتب الفحص مرة واحدة — والتشغيل بعدها حتمي رخيص بلا AI.</w:t>
+          <w:rFonts w:ascii="Calibri" w:cs="Calibri" w:eastAsia="Calibri" w:hAnsi="Calibri"/>
+          <w:b w:val="false"/>
+          <w:bCs w:val="false"/>
+          <w:i w:val="false"/>
+          <w:iCs w:val="false"/>
+          <w:color w:val="222222"/>
+          <w:sz w:val="22"/>
+          <w:szCs w:val="22"/>
+        </w:rPr>
+        <w:t xml:space="preserve">The principle: the AI writes a test once — every run afterwards is deterministic, cheap, and AI-free.</w:t>
       </w:r>
     </w:p>
     <w:p>
       <w:pPr>
         <w:pStyle w:val="Heading1"/>
-        <w:bidi/>
         <w:spacing w:after="140" w:before="320"/>
       </w:pPr>
       <w:r>
         <w:rPr>
-          <w:rFonts w:ascii="Arial" w:cs="Arial" w:eastAsia="Arial" w:hAnsi="Arial"/>
+          <w:rFonts w:ascii="Calibri" w:cs="Calibri" w:eastAsia="Calibri" w:hAnsi="Calibri"/>
           <w:b/>
           <w:bCs/>
           <w:color w:val="1F3864"/>
           <w:sz w:val="30"/>
           <w:szCs w:val="30"/>
-          <w:rtl/>
-        </w:rPr>
-        <w:t xml:space="preserve">11. التكلفة — سيناريو مرجعي وتوصية</w:t>
+        </w:rPr>
+        <w:t xml:space="preserve">11. Cost — Reference Scenario and Recommendation</w:t>
       </w:r>
     </w:p>
     <w:tbl>
       <w:tblPr>
-        <w:bidiVisual/>
         <w:tblW w:type="dxa" w:w="9200"/>
         <w:tblBorders>
           <w:top w:val="single" w:color="auto" w:sz="4"/>
@@ -2671,30 +2486,27 @@
           </w:tcPr>
           <w:p>
             <w:pPr>
-              <w:bidi/>
               <w:spacing w:after="80"/>
             </w:pPr>
             <w:r>
               <w:rPr>
-                <w:rFonts w:ascii="Arial" w:cs="Arial" w:eastAsia="Arial" w:hAnsi="Arial"/>
+                <w:rFonts w:ascii="Calibri" w:cs="Calibri" w:eastAsia="Calibri" w:hAnsi="Calibri"/>
                 <w:b/>
                 <w:bCs/>
                 <w:color w:val="1F3864"/>
                 <w:sz w:val="22"/>
                 <w:szCs w:val="22"/>
-                <w:rtl/>
-              </w:rPr>
-              <w:t xml:space="preserve">📦 صندوق التكلفة — سيناريو: 10 أجهزة حقيقية يومياً، 15 دقيقة للجهاز، طوال الشهر (150 دقيقة-جهاز/يوم)</w:t>
-            </w:r>
-          </w:p>
-          <w:p>
-            <w:pPr>
-              <w:bidi/>
+              </w:rPr>
+              <w:t xml:space="preserve">Cost Box — scenario: 10 real devices per day, 15 minutes each, all month (150 device-minutes/day)</w:t>
+            </w:r>
+          </w:p>
+          <w:p>
+            <w:pPr>
               <w:spacing w:after="60" w:line="280"/>
             </w:pPr>
             <w:r>
               <w:rPr>
-                <w:rFonts w:ascii="Arial" w:cs="Arial" w:eastAsia="Arial" w:hAnsi="Arial"/>
+                <w:rFonts w:ascii="Calibri" w:cs="Calibri" w:eastAsia="Calibri" w:hAnsi="Calibri"/>
                 <w:b/>
                 <w:bCs/>
                 <w:color w:val="222222"/>
@@ -2705,22 +2517,21 @@
             </w:r>
             <w:r>
               <w:rPr>
-                <w:rFonts w:ascii="Arial" w:cs="Arial" w:eastAsia="Arial" w:hAnsi="Arial"/>
-                <w:sz w:val="20"/>
-                <w:szCs w:val="20"/>
-                <w:rtl/>
-              </w:rPr>
-              <w:t xml:space="preserve">أول 30 دقيقة يومياً مجانية، بعدها 5$/ساعة-جهاز ← 10$/يوم ≈ 300$/شهر. وبالخطة المجانية (Spark): 10 تشغيلات وهمي + 5 حقيقي يومياً بلا أي دفع.</w:t>
-            </w:r>
-          </w:p>
-          <w:p>
-            <w:pPr>
-              <w:bidi/>
+                <w:rFonts w:ascii="Calibri" w:cs="Calibri" w:eastAsia="Calibri" w:hAnsi="Calibri"/>
+                <w:color w:val="222222"/>
+                <w:sz w:val="20"/>
+                <w:szCs w:val="20"/>
+              </w:rPr>
+              <w:t xml:space="preserve">first 30 min/day free, then $5 per device-hour → $10/day ≈ $300/month. On the free Spark plan: 10 virtual + 5 physical runs per day at $0.</w:t>
+            </w:r>
+          </w:p>
+          <w:p>
+            <w:pPr>
               <w:spacing w:after="60" w:line="280"/>
             </w:pPr>
             <w:r>
               <w:rPr>
-                <w:rFonts w:ascii="Arial" w:cs="Arial" w:eastAsia="Arial" w:hAnsi="Arial"/>
+                <w:rFonts w:ascii="Calibri" w:cs="Calibri" w:eastAsia="Calibri" w:hAnsi="Calibri"/>
                 <w:b/>
                 <w:bCs/>
                 <w:color w:val="222222"/>
@@ -2731,22 +2542,21 @@
             </w:r>
             <w:r>
               <w:rPr>
-                <w:rFonts w:ascii="Arial" w:cs="Arial" w:eastAsia="Arial" w:hAnsi="Arial"/>
-                <w:sz w:val="20"/>
-                <w:szCs w:val="20"/>
-                <w:rtl/>
-              </w:rPr>
-              <w:t xml:space="preserve">0.17$/دقيقة-جهاز بلا حصة مجانية متكررة ← 25.5$/يوم ≈ 765$/شهر.</w:t>
-            </w:r>
-          </w:p>
-          <w:p>
-            <w:pPr>
-              <w:bidi/>
+                <w:rFonts w:ascii="Calibri" w:cs="Calibri" w:eastAsia="Calibri" w:hAnsi="Calibri"/>
+                <w:color w:val="222222"/>
+                <w:sz w:val="20"/>
+                <w:szCs w:val="20"/>
+              </w:rPr>
+              <w:t xml:space="preserve">$0.17 per device-minute with no recurring free tier → $25.50/day ≈ $765/month.</w:t>
+            </w:r>
+          </w:p>
+          <w:p>
+            <w:pPr>
               <w:spacing w:after="60" w:line="280"/>
             </w:pPr>
             <w:r>
               <w:rPr>
-                <w:rFonts w:ascii="Arial" w:cs="Arial" w:eastAsia="Arial" w:hAnsi="Arial"/>
+                <w:rFonts w:ascii="Calibri" w:cs="Calibri" w:eastAsia="Calibri" w:hAnsi="Calibri"/>
                 <w:b/>
                 <w:bCs/>
                 <w:color w:val="222222"/>
@@ -2757,12 +2567,12 @@
             </w:r>
             <w:r>
               <w:rPr>
-                <w:rFonts w:ascii="Arial" w:cs="Arial" w:eastAsia="Arial" w:hAnsi="Arial"/>
-                <w:sz w:val="20"/>
-                <w:szCs w:val="20"/>
-                <w:rtl/>
-              </w:rPr>
-              <w:t xml:space="preserve">اشتراك ثابت يبدأ ~199$/شهر لكل خط تشغيل (يُدفع حتى بأيام التوقف، والتوسع يضاعفه) — والأسعار الكاملة غير منشورة.</w:t>
+                <w:rFonts w:ascii="Calibri" w:cs="Calibri" w:eastAsia="Calibri" w:hAnsi="Calibri"/>
+                <w:color w:val="222222"/>
+                <w:sz w:val="20"/>
+                <w:szCs w:val="20"/>
+              </w:rPr>
+              <w:t xml:space="preserve">flat subscription from ~$199/month per parallel (paid even on idle days; scaling multiplies it) — full pricing not public.</w:t>
             </w:r>
           </w:p>
         </w:tc>
@@ -2770,186 +2580,167 @@
     </w:tbl>
     <w:p>
       <w:pPr>
-        <w:bidi/>
         <w:spacing w:after="60" w:before="120"/>
       </w:pPr>
       <w:r>
         <w:rPr>
-          <w:rFonts w:ascii="Arial" w:cs="Arial" w:eastAsia="Arial" w:hAnsi="Arial"/>
+          <w:rFonts w:ascii="Calibri" w:cs="Calibri" w:eastAsia="Calibri" w:hAnsi="Calibri"/>
           <w:b/>
           <w:bCs/>
           <w:color w:val="375623"/>
           <w:sz w:val="24"/>
           <w:szCs w:val="24"/>
-          <w:rtl/>
-        </w:rPr>
-        <w:t xml:space="preserve">التوصية: Firebase Test Lab</w:t>
-      </w:r>
-    </w:p>
-    <w:p>
-      <w:pPr>
-        <w:bidi/>
+        </w:rPr>
+        <w:t xml:space="preserve">Recommendation: Firebase Test Lab</w:t>
+      </w:r>
+    </w:p>
+    <w:p>
+      <w:pPr>
         <w:spacing w:after="80" w:line="290"/>
-        <w:ind w:start="280"/>
-      </w:pPr>
-      <w:r>
-        <w:rPr>
-          <w:rFonts w:ascii="Arial" w:cs="Arial" w:eastAsia="Arial" w:hAnsi="Arial"/>
-          <w:b w:val="false"/>
-          <w:bCs w:val="false"/>
-          <w:i w:val="false"/>
-          <w:iCs w:val="false"/>
-          <w:color w:val="222222"/>
-          <w:sz w:val="22"/>
-          <w:szCs w:val="22"/>
-          <w:rtl/>
-        </w:rPr>
-        <w:t xml:space="preserve">–  دفع حسب الاستعمال الفعلي فقط — يكبر معنا ويصغر معنا، بلا عقود ولا حد أدنى.</w:t>
-      </w:r>
-    </w:p>
-    <w:p>
-      <w:pPr>
-        <w:bidi/>
+        <w:ind w:left="280"/>
+      </w:pPr>
+      <w:r>
+        <w:rPr>
+          <w:rFonts w:ascii="Calibri" w:cs="Calibri" w:eastAsia="Calibri" w:hAnsi="Calibri"/>
+          <w:b w:val="false"/>
+          <w:bCs w:val="false"/>
+          <w:i w:val="false"/>
+          <w:iCs w:val="false"/>
+          <w:color w:val="222222"/>
+          <w:sz w:val="22"/>
+          <w:szCs w:val="22"/>
+        </w:rPr>
+        <w:t xml:space="preserve">–  Pay only for actual usage — scales up and down with us, no contracts, no minimums.</w:t>
+      </w:r>
+    </w:p>
+    <w:p>
+      <w:pPr>
         <w:spacing w:after="80" w:line="290"/>
-        <w:ind w:start="280"/>
-      </w:pPr>
-      <w:r>
-        <w:rPr>
-          <w:rFonts w:ascii="Arial" w:cs="Arial" w:eastAsia="Arial" w:hAnsi="Arial"/>
-          <w:b w:val="false"/>
-          <w:bCs w:val="false"/>
-          <w:i w:val="false"/>
-          <w:iCs w:val="false"/>
-          <w:color w:val="222222"/>
-          <w:sz w:val="22"/>
-          <w:szCs w:val="22"/>
-          <w:rtl/>
-        </w:rPr>
-        <w:t xml:space="preserve">–  استعمالنا المقترح فعلياً (وهمي يومياً + جهازين حقيقيين أسبوعياً) يقع ضمن الحصة المجانية ≈ 0$.</w:t>
-      </w:r>
-    </w:p>
-    <w:p>
-      <w:pPr>
-        <w:bidi/>
+        <w:ind w:left="280"/>
+      </w:pPr>
+      <w:r>
+        <w:rPr>
+          <w:rFonts w:ascii="Calibri" w:cs="Calibri" w:eastAsia="Calibri" w:hAnsi="Calibri"/>
+          <w:b w:val="false"/>
+          <w:bCs w:val="false"/>
+          <w:i w:val="false"/>
+          <w:iCs w:val="false"/>
+          <w:color w:val="222222"/>
+          <w:sz w:val="22"/>
+          <w:szCs w:val="22"/>
+        </w:rPr>
+        <w:t xml:space="preserve">–  Our actual proposed usage (virtual daily + two real devices weekly) fits inside the free quota ≈ $0.</w:t>
+      </w:r>
+    </w:p>
+    <w:p>
+      <w:pPr>
         <w:spacing w:after="80" w:line="290"/>
-        <w:ind w:start="280"/>
-      </w:pPr>
-      <w:r>
-        <w:rPr>
-          <w:rFonts w:ascii="Arial" w:cs="Arial" w:eastAsia="Arial" w:hAnsi="Arial"/>
-          <w:b w:val="false"/>
-          <w:bCs w:val="false"/>
-          <w:i w:val="false"/>
-          <w:iCs w:val="false"/>
-          <w:color w:val="222222"/>
-          <w:sz w:val="22"/>
-          <w:szCs w:val="22"/>
-          <w:rtl/>
-        </w:rPr>
-        <w:t xml:space="preserve">–  مدمج مع Firebase المستخدم أصلاً في التطبيق — نفس الحساب والـ console، بلا مورّد جديد.</w:t>
+        <w:ind w:left="280"/>
+      </w:pPr>
+      <w:r>
+        <w:rPr>
+          <w:rFonts w:ascii="Calibri" w:cs="Calibri" w:eastAsia="Calibri" w:hAnsi="Calibri"/>
+          <w:b w:val="false"/>
+          <w:bCs w:val="false"/>
+          <w:i w:val="false"/>
+          <w:iCs w:val="false"/>
+          <w:color w:val="222222"/>
+          <w:sz w:val="22"/>
+          <w:szCs w:val="22"/>
+        </w:rPr>
+        <w:t xml:space="preserve">–  Integrated with the Firebase we already use in the app — same account and console, no new vendor.</w:t>
       </w:r>
     </w:p>
     <w:p>
       <w:pPr>
         <w:pStyle w:val="Heading1"/>
-        <w:bidi/>
         <w:spacing w:after="140" w:before="320"/>
       </w:pPr>
       <w:r>
         <w:rPr>
-          <w:rFonts w:ascii="Arial" w:cs="Arial" w:eastAsia="Arial" w:hAnsi="Arial"/>
+          <w:rFonts w:ascii="Calibri" w:cs="Calibri" w:eastAsia="Calibri" w:hAnsi="Calibri"/>
           <w:b/>
           <w:bCs/>
           <w:color w:val="1F3864"/>
           <w:sz w:val="30"/>
           <w:szCs w:val="30"/>
-          <w:rtl/>
-        </w:rPr>
-        <w:t xml:space="preserve">12. PostHog — تحليلات سلوك المستخدم</w:t>
-      </w:r>
-    </w:p>
-    <w:p>
-      <w:pPr>
-        <w:bidi/>
+        </w:rPr>
+        <w:t xml:space="preserve">12. PostHog — User Behavior Analytics</w:t>
+      </w:r>
+    </w:p>
+    <w:p>
+      <w:pPr>
         <w:spacing w:after="120" w:line="300"/>
       </w:pPr>
       <w:r>
         <w:rPr>
-          <w:rFonts w:ascii="Arial" w:cs="Arial" w:eastAsia="Arial" w:hAnsi="Arial"/>
-          <w:b w:val="false"/>
-          <w:bCs w:val="false"/>
-          <w:i w:val="false"/>
-          <w:iCs w:val="false"/>
-          <w:color w:val="222222"/>
-          <w:sz w:val="22"/>
-          <w:szCs w:val="22"/>
-          <w:rtl/>
-        </w:rPr>
-        <w:t xml:space="preserve">Sentry يجاوب «ما الذي انكسر؟» — PostHog يجاوب «ماذا يفعل المستخدمون؟»: الشاشات، الرحلات، نقاط التسرب، ومدى استخدام الميزات الجديدة. مع ربطه بالـ AI (MCP) بيصير التقرير الصباحي يجمع الصورتين: صحة النظام وسلوك المستخدمين.</w:t>
+          <w:rFonts w:ascii="Calibri" w:cs="Calibri" w:eastAsia="Calibri" w:hAnsi="Calibri"/>
+          <w:b w:val="false"/>
+          <w:bCs w:val="false"/>
+          <w:i w:val="false"/>
+          <w:iCs w:val="false"/>
+          <w:color w:val="222222"/>
+          <w:sz w:val="22"/>
+          <w:szCs w:val="22"/>
+        </w:rPr>
+        <w:t xml:space="preserve">Sentry answers “what broke?” — PostHog answers “what are users doing?”: screens, journeys, drop-off points, and whether new features are actually used. Connected to the AI (via MCP), the morning report combines both pictures: system health and user behavior.</w:t>
       </w:r>
     </w:p>
     <w:p>
       <w:pPr>
         <w:pStyle w:val="Heading1"/>
-        <w:bidi/>
         <w:spacing w:after="140" w:before="320"/>
       </w:pPr>
       <w:r>
         <w:rPr>
-          <w:rFonts w:ascii="Arial" w:cs="Arial" w:eastAsia="Arial" w:hAnsi="Arial"/>
+          <w:rFonts w:ascii="Calibri" w:cs="Calibri" w:eastAsia="Calibri" w:hAnsi="Calibri"/>
           <w:b/>
           <w:bCs/>
           <w:color w:val="1F3864"/>
           <w:sz w:val="30"/>
           <w:szCs w:val="30"/>
-          <w:rtl/>
-        </w:rPr>
-        <w:t xml:space="preserve">13. الأتمتة الكاملة — السلسلة من الخطأ إلى الـ PR</w:t>
-      </w:r>
-    </w:p>
-    <w:p>
-      <w:pPr>
-        <w:bidi/>
+        </w:rPr>
+        <w:t xml:space="preserve">13. Full Automation — From Error to PR</w:t>
+      </w:r>
+    </w:p>
+    <w:p>
+      <w:pPr>
         <w:spacing w:after="120" w:line="300"/>
       </w:pPr>
       <w:r>
         <w:rPr>
-          <w:rFonts w:ascii="Arial" w:cs="Arial" w:eastAsia="Arial" w:hAnsi="Arial"/>
-          <w:b w:val="false"/>
-          <w:bCs w:val="false"/>
-          <w:i w:val="false"/>
-          <w:iCs w:val="false"/>
-          <w:color w:val="222222"/>
-          <w:sz w:val="22"/>
-          <w:szCs w:val="22"/>
-          <w:rtl/>
-        </w:rPr>
-        <w:t xml:space="preserve">Sentry يلتقط الخطأ ← webhook يبلّغ فوراً ← agent يفتح تذكرة Linear بكل التفاصيل (مع قسم إغلاق يحوي رقم الخطأ ورابطه) ← الحل في worktree معزول: تست يفشل، إصلاح، فحوصات كاملة ← PR على dev ← التذكرة تنتقل تلقائياً لحالة «In Review from AI» ← الإنسان يراجع، يدمج، ويغلق الخطأ في Sentry.</w:t>
-      </w:r>
-    </w:p>
-    <w:p>
-      <w:pPr>
-        <w:bidi/>
+          <w:rFonts w:ascii="Calibri" w:cs="Calibri" w:eastAsia="Calibri" w:hAnsi="Calibri"/>
+          <w:b w:val="false"/>
+          <w:bCs w:val="false"/>
+          <w:i w:val="false"/>
+          <w:iCs w:val="false"/>
+          <w:color w:val="222222"/>
+          <w:sz w:val="22"/>
+          <w:szCs w:val="22"/>
+        </w:rPr>
+        <w:t xml:space="preserve">Sentry catches the error → a webhook notifies instantly → an agent opens a Linear ticket with full details (including a close-out section with the issue ID and link) → the fix happens in an isolated worktree: failing test, fix, full suite → PR to dev → the ticket moves automatically to “In Review from AI” → a human reviews, merges, and resolves the issue in Sentry.</w:t>
+      </w:r>
+    </w:p>
+    <w:p>
+      <w:pPr>
         <w:spacing w:after="120" w:line="300"/>
       </w:pPr>
       <w:r>
         <w:rPr>
-          <w:rFonts w:ascii="Arial" w:cs="Arial" w:eastAsia="Arial" w:hAnsi="Arial"/>
-          <w:b w:val="false"/>
-          <w:bCs w:val="false"/>
-          <w:i w:val="false"/>
-          <w:iCs w:val="false"/>
-          <w:color w:val="222222"/>
-          <w:sz w:val="22"/>
-          <w:szCs w:val="22"/>
-          <w:rtl/>
-        </w:rPr>
-        <w:t xml:space="preserve">السلسلة كلها تحت نفس الحراس: Sentry قراءة فقط، الوجهات ثابتة، الدفع والدمج بموافقة بشرية — الأتمتة تأخذ سرعة، لا صلاحيات إضافية.</w:t>
+          <w:rFonts w:ascii="Calibri" w:cs="Calibri" w:eastAsia="Calibri" w:hAnsi="Calibri"/>
+          <w:b w:val="false"/>
+          <w:bCs w:val="false"/>
+          <w:i w:val="false"/>
+          <w:iCs w:val="false"/>
+          <w:color w:val="222222"/>
+          <w:sz w:val="22"/>
+          <w:szCs w:val="22"/>
+        </w:rPr>
+        <w:t xml:space="preserve">The whole chain runs under the same guards: Sentry stays read-only, destinations are fixed, push and merge require human approval — automation gains speed, never extra authority.</w:t>
       </w:r>
     </w:p>
     <w:tbl>
       <w:tblPr>
-        <w:bidiVisual/>
         <w:tblW w:type="dxa" w:w="9200"/>
         <w:tblBorders>
           <w:top w:val="single" w:color="auto" w:sz="4"/>
@@ -2983,52 +2774,46 @@
           </w:tcPr>
           <w:p>
             <w:pPr>
-              <w:bidi/>
               <w:spacing w:after="80"/>
             </w:pPr>
             <w:r>
               <w:rPr>
-                <w:rFonts w:ascii="Arial" w:cs="Arial" w:eastAsia="Arial" w:hAnsi="Arial"/>
+                <w:rFonts w:ascii="Calibri" w:cs="Calibri" w:eastAsia="Calibri" w:hAnsi="Calibri"/>
                 <w:b/>
                 <w:bCs/>
                 <w:color w:val="1F3864"/>
                 <w:sz w:val="22"/>
                 <w:szCs w:val="22"/>
-                <w:rtl/>
-              </w:rPr>
-              <w:t xml:space="preserve">الخلاصة للإدارة</w:t>
-            </w:r>
-          </w:p>
-          <w:p>
-            <w:pPr>
-              <w:bidi/>
+              </w:rPr>
+              <w:t xml:space="preserve">Summary for Management</w:t>
+            </w:r>
+          </w:p>
+          <w:p>
+            <w:pPr>
               <w:spacing w:after="60" w:line="280"/>
             </w:pPr>
             <w:r>
               <w:rPr>
-                <w:rFonts w:ascii="Arial" w:cs="Arial" w:eastAsia="Arial" w:hAnsi="Arial"/>
-                <w:color w:val="222222"/>
-                <w:sz w:val="20"/>
-                <w:szCs w:val="20"/>
-                <w:rtl/>
-              </w:rPr>
-              <w:t xml:space="preserve">الرتيب صار أوتوماتيكياً ضمن حدود مرسومة ومفروضة تقنياً — والبشر يصرفون وقتهم على القرارات فقط.</w:t>
-            </w:r>
-          </w:p>
-          <w:p>
-            <w:pPr>
-              <w:bidi/>
+                <w:rFonts w:ascii="Calibri" w:cs="Calibri" w:eastAsia="Calibri" w:hAnsi="Calibri"/>
+                <w:color w:val="222222"/>
+                <w:sz w:val="20"/>
+                <w:szCs w:val="20"/>
+              </w:rPr>
+              <w:t xml:space="preserve">Routine work became automatic inside technically enforced boundaries — people spend their time on decisions only.</w:t>
+            </w:r>
+          </w:p>
+          <w:p>
+            <w:pPr>
               <w:spacing w:after="60" w:line="280"/>
             </w:pPr>
             <w:r>
               <w:rPr>
-                <w:rFonts w:ascii="Arial" w:cs="Arial" w:eastAsia="Arial" w:hAnsi="Arial"/>
-                <w:color w:val="222222"/>
-                <w:sz w:val="20"/>
-                <w:szCs w:val="20"/>
-                <w:rtl/>
-              </w:rPr>
-              <w:t xml:space="preserve">التكلفة التشغيلية للفحص بعشرات الدولارات شهرياً، وتكبر فقط عندما نكبر.</w:t>
+                <w:rFonts w:ascii="Calibri" w:cs="Calibri" w:eastAsia="Calibri" w:hAnsi="Calibri"/>
+                <w:color w:val="222222"/>
+                <w:sz w:val="20"/>
+                <w:szCs w:val="20"/>
+              </w:rPr>
+              <w:t xml:space="preserve">Operational testing cost is tens of dollars per month, and it grows only when we grow.</w:t>
             </w:r>
           </w:p>
         </w:tc>
@@ -3222,7 +3007,7 @@
   <w:docDefaults>
     <w:rPrDefault>
       <w:rPr>
-        <w:rFonts w:ascii="Arial" w:cs="Arial" w:eastAsia="Arial" w:hAnsi="Arial"/>
+        <w:rFonts w:ascii="Calibri" w:cs="Calibri" w:eastAsia="Calibri" w:hAnsi="Calibri"/>
         <w:sz w:val="22"/>
         <w:szCs w:val="22"/>
       </w:rPr>

--- a/slides/ai-first-technical-brief.docx
+++ b/slides/ai-first-technical-brief.docx
@@ -2575,6 +2575,31 @@
               <w:t xml:space="preserve">flat subscription from ~$199/month per parallel (paid even on idle days; scaling multiplies it) — full pricing not public.</w:t>
             </w:r>
           </w:p>
+          <w:p>
+            <w:pPr>
+              <w:spacing w:after="60" w:line="280"/>
+            </w:pPr>
+            <w:r>
+              <w:rPr>
+                <w:rFonts w:ascii="Calibri" w:cs="Calibri" w:eastAsia="Calibri" w:hAnsi="Calibri"/>
+                <w:b/>
+                <w:bCs/>
+                <w:color w:val="222222"/>
+                <w:sz w:val="20"/>
+                <w:szCs w:val="20"/>
+              </w:rPr>
+              <w:t xml:space="preserve">GitHub Actions (the orchestrator):  </w:t>
+            </w:r>
+            <w:r>
+              <w:rPr>
+                <w:rFonts w:ascii="Calibri" w:cs="Calibri" w:eastAsia="Calibri" w:hAnsi="Calibri"/>
+                <w:color w:val="222222"/>
+                <w:sz w:val="20"/>
+                <w:szCs w:val="20"/>
+              </w:rPr>
+              <w:t xml:space="preserve">2,000–3,000 free minutes/month included in the plan; beyond that, Linux $0.008/min and macOS $0.08/min (macOS counts 10x against the quota). Our expected load — nightly Android on Linux, iOS twice a week, daily Test Lab dispatch, CI-agent reviews and reports — ≈ $0–15/month.</w:t>
+            </w:r>
+          </w:p>
         </w:tc>
       </w:tr>
     </w:tbl>
@@ -2737,6 +2762,60 @@
           <w:szCs w:val="22"/>
         </w:rPr>
         <w:t xml:space="preserve">The whole chain runs under the same guards: Sentry stays read-only, destinations are fixed, push and merge require human approval — automation gains speed, never extra authority.</w:t>
+      </w:r>
+    </w:p>
+    <w:p>
+      <w:pPr>
+        <w:spacing w:after="80" w:line="300"/>
+      </w:pPr>
+      <w:r>
+        <w:rPr>
+          <w:rFonts w:ascii="Calibri" w:cs="Calibri" w:eastAsia="Calibri" w:hAnsi="Calibri"/>
+          <w:b/>
+          <w:bCs/>
+          <w:color w:val="222222"/>
+          <w:sz w:val="20"/>
+          <w:szCs w:val="20"/>
+        </w:rPr>
+        <w:t xml:space="preserve">Scheduled automation — all driven from GitHub Actions:</w:t>
+      </w:r>
+    </w:p>
+    <w:p>
+      <w:pPr>
+        <w:spacing w:after="80" w:line="290"/>
+        <w:ind w:left="280"/>
+      </w:pPr>
+      <w:r>
+        <w:rPr>
+          <w:rFonts w:ascii="Calibri" w:cs="Calibri" w:eastAsia="Calibri" w:hAnsi="Calibri"/>
+          <w:b w:val="false"/>
+          <w:bCs w:val="false"/>
+          <w:i w:val="false"/>
+          <w:iCs w:val="false"/>
+          <w:color w:val="222222"/>
+          <w:sz w:val="22"/>
+          <w:szCs w:val="22"/>
+        </w:rPr>
+        <w:t xml:space="preserve">–  Daily morning report: a CI agent (headless Cursor agent in GitHub Actions, authenticated by API key) pulls yesterday's Sentry errors and PostHog user-behavior data and posts one combined report before the workday starts — system health and user behavior in a single view.</w:t>
+      </w:r>
+    </w:p>
+    <w:p>
+      <w:pPr>
+        <w:spacing w:after="80" w:line="290"/>
+        <w:ind w:left="280"/>
+      </w:pPr>
+      <w:r>
+        <w:rPr>
+          <w:rFonts w:ascii="Calibri" w:cs="Calibri" w:eastAsia="Calibri" w:hAnsi="Calibri"/>
+          <w:b w:val="false"/>
+          <w:bCs w:val="false"/>
+          <w:i w:val="false"/>
+          <w:iCs w:val="false"/>
+          <w:color w:val="222222"/>
+          <w:sz w:val="22"/>
+          <w:szCs w:val="22"/>
+        </w:rPr>
+        <w:t xml:space="preserve">–  Daily test runs: the full suite executes every night on iOS/Android emulators in GitHub Actions, plus scheduled Firebase Test Lab runs on real devices — deterministic, no AI involved, near-zero cost.</w:t>
       </w:r>
     </w:p>
     <w:tbl>

--- a/slides/ai-first-technical-brief.docx
+++ b/slides/ai-first-technical-brief.docx
@@ -2816,6 +2816,154 @@
           <w:szCs w:val="22"/>
         </w:rPr>
         <w:t xml:space="preserve">–  Daily test runs: the full suite executes every night on iOS/Android emulators in GitHub Actions, plus scheduled Firebase Test Lab runs on real devices — deterministic, no AI involved, near-zero cost.</w:t>
+      </w:r>
+    </w:p>
+    <w:p>
+      <w:pPr>
+        <w:pStyle w:val="Heading1"/>
+        <w:spacing w:after="140" w:before="320"/>
+      </w:pPr>
+      <w:r>
+        <w:rPr>
+          <w:rFonts w:ascii="Calibri" w:cs="Calibri" w:eastAsia="Calibri" w:hAnsi="Calibri"/>
+          <w:b/>
+          <w:bCs/>
+          <w:color w:val="1F3864"/>
+          <w:sz w:val="30"/>
+          <w:szCs w:val="30"/>
+        </w:rPr>
+        <w:t xml:space="preserve">14. Real-Time Bug-Fix Pipeline — Adopted Implementation Plan</w:t>
+      </w:r>
+    </w:p>
+    <w:p>
+      <w:pPr>
+        <w:spacing w:after="120" w:line="300"/>
+      </w:pPr>
+      <w:r>
+        <w:rPr>
+          <w:rFonts w:ascii="Calibri" w:cs="Calibri" w:eastAsia="Calibri" w:hAnsi="Calibri"/>
+          <w:b w:val="false"/>
+          <w:bCs w:val="false"/>
+          <w:i w:val="false"/>
+          <w:iCs w:val="false"/>
+          <w:color w:val="222222"/>
+          <w:sz w:val="22"/>
+          <w:szCs w:val="22"/>
+        </w:rPr>
+        <w:t xml:space="preserve">The adopted design turns the chain in section 13 into a seconds-level reaction, with zero servers to run or maintain:</w:t>
+      </w:r>
+    </w:p>
+    <w:p>
+      <w:pPr>
+        <w:spacing w:after="80" w:line="290"/>
+        <w:ind w:left="280"/>
+      </w:pPr>
+      <w:r>
+        <w:rPr>
+          <w:rFonts w:ascii="Calibri" w:cs="Calibri" w:eastAsia="Calibri" w:hAnsi="Calibri"/>
+          <w:b w:val="false"/>
+          <w:bCs w:val="false"/>
+          <w:i w:val="false"/>
+          <w:iCs w:val="false"/>
+          <w:color w:val="222222"/>
+          <w:sz w:val="22"/>
+          <w:szCs w:val="22"/>
+        </w:rPr>
+        <w:t xml:space="preserve">–  Trigger: a Sentry alert rule (new issues only, error level and above) fires a webhook to a tiny relay — ~20 lines on Cloudflare Workers (free tier), protected by a shared key. The relay's only job is to trigger the Bug Fix Agent workflow in the right repository through the GitHub API.</w:t>
+      </w:r>
+    </w:p>
+    <w:p>
+      <w:pPr>
+        <w:spacing w:after="80" w:line="290"/>
+        <w:ind w:left="280"/>
+      </w:pPr>
+      <w:r>
+        <w:rPr>
+          <w:rFonts w:ascii="Calibri" w:cs="Calibri" w:eastAsia="Calibri" w:hAnsi="Calibri"/>
+          <w:b w:val="false"/>
+          <w:bCs w:val="false"/>
+          <w:i w:val="false"/>
+          <w:iCs w:val="false"/>
+          <w:color w:val="222222"/>
+          <w:sz w:val="22"/>
+          <w:szCs w:val="22"/>
+        </w:rPr>
+        <w:t xml:space="preserve">–  The agent (GitHub Actions + Cursor CLI, authenticated by API key): reads the issue and stack trace from Sentry (strictly read-only) → creates or reuses the Linear ticket (Sentry label, problem-only body, close-out section) → moves it to In Progress.</w:t>
+      </w:r>
+    </w:p>
+    <w:p>
+      <w:pPr>
+        <w:spacing w:after="80" w:line="290"/>
+        <w:ind w:left="280"/>
+      </w:pPr>
+      <w:r>
+        <w:rPr>
+          <w:rFonts w:ascii="Calibri" w:cs="Calibri" w:eastAsia="Calibri" w:hAnsi="Calibri"/>
+          <w:b w:val="false"/>
+          <w:bCs w:val="false"/>
+          <w:i w:val="false"/>
+          <w:iCs w:val="false"/>
+          <w:color w:val="222222"/>
+          <w:sz w:val="22"/>
+          <w:szCs w:val="22"/>
+        </w:rPr>
+        <w:t xml:space="preserve">–  The fix: branches from staging — the code closest to what is actually broken in production — writes a failing test that reproduces the bug, fixes the root cause, runs the FULL suite, then opens one PR into qa so daily work on dev is never disturbed. The same fix is also carried back to dev, so the next promotion cannot re-introduce the bug.</w:t>
+      </w:r>
+    </w:p>
+    <w:p>
+      <w:pPr>
+        <w:spacing w:after="80" w:line="290"/>
+        <w:ind w:left="280"/>
+      </w:pPr>
+      <w:r>
+        <w:rPr>
+          <w:rFonts w:ascii="Calibri" w:cs="Calibri" w:eastAsia="Calibri" w:hAnsi="Calibri"/>
+          <w:b w:val="false"/>
+          <w:bCs w:val="false"/>
+          <w:i w:val="false"/>
+          <w:iCs w:val="false"/>
+          <w:color w:val="222222"/>
+          <w:sz w:val="22"/>
+          <w:szCs w:val="22"/>
+        </w:rPr>
+        <w:t xml:space="preserve">–  Database (backend): a nightly pg_dump runs INSIDE our network and uploads to private storage (S3). The CI job downloads the latest dump into a disposable local PostgreSQL container that dies with the run. Staging is never exposed: no inbound access, no IP allowlisting — GitHub-hosted runners have no static IPs, so this design removes the question entirely.</w:t>
+      </w:r>
+    </w:p>
+    <w:p>
+      <w:pPr>
+        <w:spacing w:after="80" w:line="290"/>
+        <w:ind w:left="280"/>
+      </w:pPr>
+      <w:r>
+        <w:rPr>
+          <w:rFonts w:ascii="Calibri" w:cs="Calibri" w:eastAsia="Calibri" w:hAnsi="Calibri"/>
+          <w:b w:val="false"/>
+          <w:bCs w:val="false"/>
+          <w:i w:val="false"/>
+          <w:iCs w:val="false"/>
+          <w:color w:val="222222"/>
+          <w:sz w:val="22"/>
+          <w:szCs w:val="22"/>
+        </w:rPr>
+        <w:t xml:space="preserve">–  Closure: the agent comments the root cause, changed files, test added, and the PR link on the Linear ticket, then moves it to the status “In Review from AI”. A human reviews and merges; production still only accepts staging through the promotion gate.</w:t>
+      </w:r>
+    </w:p>
+    <w:p>
+      <w:pPr>
+        <w:spacing w:after="120" w:line="300"/>
+      </w:pPr>
+      <w:r>
+        <w:rPr>
+          <w:rFonts w:ascii="Calibri" w:cs="Calibri" w:eastAsia="Calibri" w:hAnsi="Calibri"/>
+          <w:b w:val="false"/>
+          <w:bCs w:val="false"/>
+          <w:i w:val="false"/>
+          <w:iCs w:val="false"/>
+          <w:color w:val="222222"/>
+          <w:sz w:val="22"/>
+          <w:szCs w:val="22"/>
+        </w:rPr>
+        <w:t xml:space="preserve">Required secrets: CURSOR_API_KEY, SENTRY_AUTH_TOKEN (read-only scopes), LINEAR_API_KEY, and read keys for the dump storage. Safety rails: one run per issue (concurrency lock), a PR is never opened with failing tests, Sentry stays read-only end to end, and merging remains a human decision.</w:t>
       </w:r>
     </w:p>
     <w:tbl>

--- a/slides/ai-first-technical-brief.docx
+++ b/slides/ai-first-technical-brief.docx
@@ -2743,7 +2743,7 @@
           <w:sz w:val="22"/>
           <w:szCs w:val="22"/>
         </w:rPr>
-        <w:t xml:space="preserve">Sentry catches the error → a webhook notifies instantly → an agent opens a Linear ticket with full details (including a close-out section with the issue ID and link) → the fix happens in an isolated worktree: failing test, fix, full suite → PR to dev → the ticket moves automatically to “In Review from AI” → a human reviews, merges, and resolves the issue in Sentry.</w:t>
+        <w:t xml:space="preserve">Sentry catches the error → a webhook notifies instantly → an agent opens a Linear ticket with full details (including a close-out section with the issue ID and link) → the fix happens in an isolated branch: failing test, fix, full suite → a PR (branch flow per the adopted plan in section 14) → the ticket moves automatically to “In Review from AI” → a human reviews, merges, and resolves the issue in Sentry.</w:t>
       </w:r>
     </w:p>
     <w:p>

--- a/slides/ai-first-technical-brief.docx
+++ b/slides/ai-first-technical-brief.docx
@@ -227,7 +227,25 @@
           <w:sz w:val="30"/>
           <w:szCs w:val="30"/>
         </w:rPr>
-        <w:t xml:space="preserve">3. Permissions — Scoped Access</w:t>
+        <w:t xml:space="preserve">3. Permissions — Scoped Access (as realized in Cursor)</w:t>
+      </w:r>
+    </w:p>
+    <w:p>
+      <w:pPr>
+        <w:spacing w:after="120" w:line="300"/>
+      </w:pPr>
+      <w:r>
+        <w:rPr>
+          <w:rFonts w:ascii="Calibri" w:cs="Calibri" w:eastAsia="Calibri" w:hAnsi="Calibri"/>
+          <w:b w:val="false"/>
+          <w:bCs w:val="false"/>
+          <w:i w:val="false"/>
+          <w:iCs w:val="false"/>
+          <w:color w:val="222222"/>
+          <w:sz w:val="22"/>
+          <w:szCs w:val="22"/>
+        </w:rPr>
+        <w:t xml:space="preserve">The three-bucket principle — routine work flows without friction, consequential actions stop at a human, dangerous ones are impossible — is enforced in Cursor by three complementary mechanisms rather than a single file:</w:t>
       </w:r>
     </w:p>
     <w:tbl>
@@ -243,14 +261,14 @@
         </w:tblBorders>
       </w:tblPr>
       <w:tblGrid>
-        <w:gridCol w:w="2500"/>
-        <w:gridCol w:w="2900"/>
+        <w:gridCol w:w="2700"/>
         <w:gridCol w:w="3800"/>
+        <w:gridCol w:w="2700"/>
       </w:tblGrid>
       <w:tr>
         <w:tc>
           <w:tcPr>
-            <w:tcW w:type="dxa" w:w="2500"/>
+            <w:tcW w:type="dxa" w:w="2700"/>
             <w:tcBorders>
               <w:top w:val="single" w:color="BFBFBF" w:sz="4"/>
               <w:left w:val="single" w:color="BFBFBF" w:sz="4"/>
@@ -284,7 +302,7 @@
         </w:tc>
         <w:tc>
           <w:tcPr>
-            <w:tcW w:type="dxa" w:w="2900"/>
+            <w:tcW w:type="dxa" w:w="3800"/>
             <w:tcBorders>
               <w:top w:val="single" w:color="BFBFBF" w:sz="4"/>
               <w:left w:val="single" w:color="BFBFBF" w:sz="4"/>
@@ -312,13 +330,13 @@
                 <w:sz w:val="20"/>
                 <w:szCs w:val="20"/>
               </w:rPr>
-              <w:t xml:space="preserve">Criterion</w:t>
-            </w:r>
-          </w:p>
-        </w:tc>
-        <w:tc>
-          <w:tcPr>
-            <w:tcW w:type="dxa" w:w="3800"/>
+              <w:t xml:space="preserve">Mechanism in Cursor</w:t>
+            </w:r>
+          </w:p>
+        </w:tc>
+        <w:tc>
+          <w:tcPr>
+            <w:tcW w:type="dxa" w:w="2700"/>
             <w:tcBorders>
               <w:top w:val="single" w:color="BFBFBF" w:sz="4"/>
               <w:left w:val="single" w:color="BFBFBF" w:sz="4"/>
@@ -354,73 +372,73 @@
       <w:tr>
         <w:tc>
           <w:tcPr>
-            <w:tcW w:type="dxa" w:w="2500"/>
-            <w:tcBorders>
-              <w:top w:val="single" w:color="BFBFBF" w:sz="4"/>
-              <w:left w:val="single" w:color="BFBFBF" w:sz="4"/>
-              <w:bottom w:val="single" w:color="BFBFBF" w:sz="4"/>
-              <w:right w:val="single" w:color="BFBFBF" w:sz="4"/>
-            </w:tcBorders>
-            <w:tcMar>
-              <w:top w:type="dxa" w:w="60"/>
-              <w:left w:type="dxa" w:w="100"/>
-              <w:bottom w:type="dxa" w:w="60"/>
-              <w:right w:type="dxa" w:w="100"/>
-            </w:tcMar>
-          </w:tcPr>
-          <w:p>
-            <w:pPr>
-              <w:spacing w:after="0" w:line="270"/>
-            </w:pPr>
-            <w:r>
-              <w:rPr>
-                <w:rFonts w:ascii="Calibri" w:cs="Calibri" w:eastAsia="Calibri" w:hAnsi="Calibri"/>
-                <w:b w:val="false"/>
-                <w:bCs w:val="false"/>
-                <w:color w:val="222222"/>
-                <w:sz w:val="20"/>
-                <w:szCs w:val="20"/>
-              </w:rPr>
-              <w:t xml:space="preserve">Allow — no prompt</w:t>
-            </w:r>
-          </w:p>
-        </w:tc>
-        <w:tc>
-          <w:tcPr>
-            <w:tcW w:type="dxa" w:w="2900"/>
-            <w:tcBorders>
-              <w:top w:val="single" w:color="BFBFBF" w:sz="4"/>
-              <w:left w:val="single" w:color="BFBFBF" w:sz="4"/>
-              <w:bottom w:val="single" w:color="BFBFBF" w:sz="4"/>
-              <w:right w:val="single" w:color="BFBFBF" w:sz="4"/>
-            </w:tcBorders>
-            <w:tcMar>
-              <w:top w:type="dxa" w:w="60"/>
-              <w:left w:type="dxa" w:w="100"/>
-              <w:bottom w:type="dxa" w:w="60"/>
-              <w:right w:type="dxa" w:w="100"/>
-            </w:tcMar>
-          </w:tcPr>
-          <w:p>
-            <w:pPr>
-              <w:spacing w:after="0" w:line="270"/>
-            </w:pPr>
-            <w:r>
-              <w:rPr>
-                <w:rFonts w:ascii="Calibri" w:cs="Calibri" w:eastAsia="Calibri" w:hAnsi="Calibri"/>
-                <w:b w:val="false"/>
-                <w:bCs w:val="false"/>
-                <w:color w:val="222222"/>
-                <w:sz w:val="20"/>
-                <w:szCs w:val="20"/>
-              </w:rPr>
-              <w:t xml:space="preserve">Safe and reversible</w:t>
+            <w:tcW w:type="dxa" w:w="2700"/>
+            <w:tcBorders>
+              <w:top w:val="single" w:color="BFBFBF" w:sz="4"/>
+              <w:left w:val="single" w:color="BFBFBF" w:sz="4"/>
+              <w:bottom w:val="single" w:color="BFBFBF" w:sz="4"/>
+              <w:right w:val="single" w:color="BFBFBF" w:sz="4"/>
+            </w:tcBorders>
+            <w:tcMar>
+              <w:top w:type="dxa" w:w="60"/>
+              <w:left w:type="dxa" w:w="100"/>
+              <w:bottom w:type="dxa" w:w="60"/>
+              <w:right w:type="dxa" w:w="100"/>
+            </w:tcMar>
+          </w:tcPr>
+          <w:p>
+            <w:pPr>
+              <w:spacing w:after="0" w:line="270"/>
+            </w:pPr>
+            <w:r>
+              <w:rPr>
+                <w:rFonts w:ascii="Calibri" w:cs="Calibri" w:eastAsia="Calibri" w:hAnsi="Calibri"/>
+                <w:b w:val="false"/>
+                <w:bCs w:val="false"/>
+                <w:color w:val="222222"/>
+                <w:sz w:val="20"/>
+                <w:szCs w:val="20"/>
+              </w:rPr>
+              <w:t xml:space="preserve">Allow — runs without prompts</w:t>
             </w:r>
           </w:p>
         </w:tc>
         <w:tc>
           <w:tcPr>
             <w:tcW w:type="dxa" w:w="3800"/>
+            <w:tcBorders>
+              <w:top w:val="single" w:color="BFBFBF" w:sz="4"/>
+              <w:left w:val="single" w:color="BFBFBF" w:sz="4"/>
+              <w:bottom w:val="single" w:color="BFBFBF" w:sz="4"/>
+              <w:right w:val="single" w:color="BFBFBF" w:sz="4"/>
+            </w:tcBorders>
+            <w:tcMar>
+              <w:top w:type="dxa" w:w="60"/>
+              <w:left w:type="dxa" w:w="100"/>
+              <w:bottom w:type="dxa" w:w="60"/>
+              <w:right w:type="dxa" w:w="100"/>
+            </w:tcMar>
+          </w:tcPr>
+          <w:p>
+            <w:pPr>
+              <w:spacing w:after="0" w:line="270"/>
+            </w:pPr>
+            <w:r>
+              <w:rPr>
+                <w:rFonts w:ascii="Calibri" w:cs="Calibri" w:eastAsia="Calibri" w:hAnsi="Calibri"/>
+                <w:b w:val="false"/>
+                <w:bCs w:val="false"/>
+                <w:color w:val="222222"/>
+                <w:sz w:val="20"/>
+                <w:szCs w:val="20"/>
+              </w:rPr>
+              <w:t xml:space="preserve">Per-user command allowlist in Cursor settings (each developer tunes their own)</w:t>
+            </w:r>
+          </w:p>
+        </w:tc>
+        <w:tc>
+          <w:tcPr>
+            <w:tcW w:type="dxa" w:w="2700"/>
             <w:tcBorders>
               <w:top w:val="single" w:color="BFBFBF" w:sz="4"/>
               <w:left w:val="single" w:color="BFBFBF" w:sz="4"/>
@@ -455,73 +473,73 @@
       <w:tr>
         <w:tc>
           <w:tcPr>
-            <w:tcW w:type="dxa" w:w="2500"/>
-            <w:tcBorders>
-              <w:top w:val="single" w:color="BFBFBF" w:sz="4"/>
-              <w:left w:val="single" w:color="BFBFBF" w:sz="4"/>
-              <w:bottom w:val="single" w:color="BFBFBF" w:sz="4"/>
-              <w:right w:val="single" w:color="BFBFBF" w:sz="4"/>
-            </w:tcBorders>
-            <w:tcMar>
-              <w:top w:type="dxa" w:w="60"/>
-              <w:left w:type="dxa" w:w="100"/>
-              <w:bottom w:type="dxa" w:w="60"/>
-              <w:right w:type="dxa" w:w="100"/>
-            </w:tcMar>
-          </w:tcPr>
-          <w:p>
-            <w:pPr>
-              <w:spacing w:after="0" w:line="270"/>
-            </w:pPr>
-            <w:r>
-              <w:rPr>
-                <w:rFonts w:ascii="Calibri" w:cs="Calibri" w:eastAsia="Calibri" w:hAnsi="Calibri"/>
-                <w:b w:val="false"/>
-                <w:bCs w:val="false"/>
-                <w:color w:val="222222"/>
-                <w:sz w:val="20"/>
-                <w:szCs w:val="20"/>
-              </w:rPr>
-              <w:t xml:space="preserve">Ask — needs approval</w:t>
-            </w:r>
-          </w:p>
-        </w:tc>
-        <w:tc>
-          <w:tcPr>
-            <w:tcW w:type="dxa" w:w="2900"/>
-            <w:tcBorders>
-              <w:top w:val="single" w:color="BFBFBF" w:sz="4"/>
-              <w:left w:val="single" w:color="BFBFBF" w:sz="4"/>
-              <w:bottom w:val="single" w:color="BFBFBF" w:sz="4"/>
-              <w:right w:val="single" w:color="BFBFBF" w:sz="4"/>
-            </w:tcBorders>
-            <w:tcMar>
-              <w:top w:type="dxa" w:w="60"/>
-              <w:left w:type="dxa" w:w="100"/>
-              <w:bottom w:type="dxa" w:w="60"/>
-              <w:right w:type="dxa" w:w="100"/>
-            </w:tcMar>
-          </w:tcPr>
-          <w:p>
-            <w:pPr>
-              <w:spacing w:after="0" w:line="270"/>
-            </w:pPr>
-            <w:r>
-              <w:rPr>
-                <w:rFonts w:ascii="Calibri" w:cs="Calibri" w:eastAsia="Calibri" w:hAnsi="Calibri"/>
-                <w:b w:val="false"/>
-                <w:bCs w:val="false"/>
-                <w:color w:val="222222"/>
-                <w:sz w:val="20"/>
-                <w:szCs w:val="20"/>
-              </w:rPr>
-              <w:t xml:space="preserve">Effects beyond the machine</w:t>
+            <w:tcW w:type="dxa" w:w="2700"/>
+            <w:tcBorders>
+              <w:top w:val="single" w:color="BFBFBF" w:sz="4"/>
+              <w:left w:val="single" w:color="BFBFBF" w:sz="4"/>
+              <w:bottom w:val="single" w:color="BFBFBF" w:sz="4"/>
+              <w:right w:val="single" w:color="BFBFBF" w:sz="4"/>
+            </w:tcBorders>
+            <w:tcMar>
+              <w:top w:type="dxa" w:w="60"/>
+              <w:left w:type="dxa" w:w="100"/>
+              <w:bottom w:type="dxa" w:w="60"/>
+              <w:right w:type="dxa" w:w="100"/>
+            </w:tcMar>
+          </w:tcPr>
+          <w:p>
+            <w:pPr>
+              <w:spacing w:after="0" w:line="270"/>
+            </w:pPr>
+            <w:r>
+              <w:rPr>
+                <w:rFonts w:ascii="Calibri" w:cs="Calibri" w:eastAsia="Calibri" w:hAnsi="Calibri"/>
+                <w:b w:val="false"/>
+                <w:bCs w:val="false"/>
+                <w:color w:val="222222"/>
+                <w:sz w:val="20"/>
+                <w:szCs w:val="20"/>
+              </w:rPr>
+              <w:t xml:space="preserve">Ask — stops for approval</w:t>
             </w:r>
           </w:p>
         </w:tc>
         <w:tc>
           <w:tcPr>
             <w:tcW w:type="dxa" w:w="3800"/>
+            <w:tcBorders>
+              <w:top w:val="single" w:color="BFBFBF" w:sz="4"/>
+              <w:left w:val="single" w:color="BFBFBF" w:sz="4"/>
+              <w:bottom w:val="single" w:color="BFBFBF" w:sz="4"/>
+              <w:right w:val="single" w:color="BFBFBF" w:sz="4"/>
+            </w:tcBorders>
+            <w:tcMar>
+              <w:top w:type="dxa" w:w="60"/>
+              <w:left w:type="dxa" w:w="100"/>
+              <w:bottom w:type="dxa" w:w="60"/>
+              <w:right w:type="dxa" w:w="100"/>
+            </w:tcMar>
+          </w:tcPr>
+          <w:p>
+            <w:pPr>
+              <w:spacing w:after="0" w:line="270"/>
+            </w:pPr>
+            <w:r>
+              <w:rPr>
+                <w:rFonts w:ascii="Calibri" w:cs="Calibri" w:eastAsia="Calibri" w:hAnsi="Calibri"/>
+                <w:b w:val="false"/>
+                <w:bCs w:val="false"/>
+                <w:color w:val="222222"/>
+                <w:sz w:val="20"/>
+                <w:szCs w:val="20"/>
+              </w:rPr>
+              <w:t xml:space="preserve">Cursor's built-in command approval — the default behavior for terminal commands</w:t>
+            </w:r>
+          </w:p>
+        </w:tc>
+        <w:tc>
+          <w:tcPr>
+            <w:tcW w:type="dxa" w:w="2700"/>
             <w:tcBorders>
               <w:top w:val="single" w:color="BFBFBF" w:sz="4"/>
               <w:left w:val="single" w:color="BFBFBF" w:sz="4"/>
@@ -556,67 +574,34 @@
       <w:tr>
         <w:tc>
           <w:tcPr>
-            <w:tcW w:type="dxa" w:w="2500"/>
-            <w:tcBorders>
-              <w:top w:val="single" w:color="BFBFBF" w:sz="4"/>
-              <w:left w:val="single" w:color="BFBFBF" w:sz="4"/>
-              <w:bottom w:val="single" w:color="BFBFBF" w:sz="4"/>
-              <w:right w:val="single" w:color="BFBFBF" w:sz="4"/>
-            </w:tcBorders>
-            <w:tcMar>
-              <w:top w:type="dxa" w:w="60"/>
-              <w:left w:type="dxa" w:w="100"/>
-              <w:bottom w:type="dxa" w:w="60"/>
-              <w:right w:type="dxa" w:w="100"/>
-            </w:tcMar>
-          </w:tcPr>
-          <w:p>
-            <w:pPr>
-              <w:spacing w:after="0" w:line="270"/>
-            </w:pPr>
-            <w:r>
-              <w:rPr>
-                <w:rFonts w:ascii="Calibri" w:cs="Calibri" w:eastAsia="Calibri" w:hAnsi="Calibri"/>
-                <w:b w:val="false"/>
-                <w:bCs w:val="false"/>
-                <w:color w:val="222222"/>
-                <w:sz w:val="20"/>
-                <w:szCs w:val="20"/>
-              </w:rPr>
-              <w:t xml:space="preserve">Deny — auto-rejected</w:t>
-            </w:r>
-          </w:p>
-        </w:tc>
-        <w:tc>
-          <w:tcPr>
-            <w:tcW w:type="dxa" w:w="2900"/>
-            <w:tcBorders>
-              <w:top w:val="single" w:color="BFBFBF" w:sz="4"/>
-              <w:left w:val="single" w:color="BFBFBF" w:sz="4"/>
-              <w:bottom w:val="single" w:color="BFBFBF" w:sz="4"/>
-              <w:right w:val="single" w:color="BFBFBF" w:sz="4"/>
-            </w:tcBorders>
-            <w:tcMar>
-              <w:top w:type="dxa" w:w="60"/>
-              <w:left w:type="dxa" w:w="100"/>
-              <w:bottom w:type="dxa" w:w="60"/>
-              <w:right w:type="dxa" w:w="100"/>
-            </w:tcMar>
-          </w:tcPr>
-          <w:p>
-            <w:pPr>
-              <w:spacing w:after="0" w:line="270"/>
-            </w:pPr>
-            <w:r>
-              <w:rPr>
-                <w:rFonts w:ascii="Calibri" w:cs="Calibri" w:eastAsia="Calibri" w:hAnsi="Calibri"/>
-                <w:b w:val="false"/>
-                <w:bCs w:val="false"/>
-                <w:color w:val="222222"/>
-                <w:sz w:val="20"/>
-                <w:szCs w:val="20"/>
-              </w:rPr>
-              <w:t xml:space="preserve">Dangerous or secrets</w:t>
+            <w:tcW w:type="dxa" w:w="2700"/>
+            <w:tcBorders>
+              <w:top w:val="single" w:color="BFBFBF" w:sz="4"/>
+              <w:left w:val="single" w:color="BFBFBF" w:sz="4"/>
+              <w:bottom w:val="single" w:color="BFBFBF" w:sz="4"/>
+              <w:right w:val="single" w:color="BFBFBF" w:sz="4"/>
+            </w:tcBorders>
+            <w:tcMar>
+              <w:top w:type="dxa" w:w="60"/>
+              <w:left w:type="dxa" w:w="100"/>
+              <w:bottom w:type="dxa" w:w="60"/>
+              <w:right w:type="dxa" w:w="100"/>
+            </w:tcMar>
+          </w:tcPr>
+          <w:p>
+            <w:pPr>
+              <w:spacing w:after="0" w:line="270"/>
+            </w:pPr>
+            <w:r>
+              <w:rPr>
+                <w:rFonts w:ascii="Calibri" w:cs="Calibri" w:eastAsia="Calibri" w:hAnsi="Calibri"/>
+                <w:b w:val="false"/>
+                <w:bCs w:val="false"/>
+                <w:color w:val="222222"/>
+                <w:sz w:val="20"/>
+                <w:szCs w:val="20"/>
+              </w:rPr>
+              <w:t xml:space="preserve">Deny — impossible regardless of intent</w:t>
             </w:r>
           </w:p>
         </w:tc>
@@ -649,7 +634,40 @@
                 <w:sz w:val="20"/>
                 <w:szCs w:val="20"/>
               </w:rPr>
-              <w:t xml:space="preserve">key files, store builds, destructive commands</w:t>
+              <w:t xml:space="preserve">Repository hooks (next section) — shared via git, identical for every teammate</w:t>
+            </w:r>
+          </w:p>
+        </w:tc>
+        <w:tc>
+          <w:tcPr>
+            <w:tcW w:type="dxa" w:w="2700"/>
+            <w:tcBorders>
+              <w:top w:val="single" w:color="BFBFBF" w:sz="4"/>
+              <w:left w:val="single" w:color="BFBFBF" w:sz="4"/>
+              <w:bottom w:val="single" w:color="BFBFBF" w:sz="4"/>
+              <w:right w:val="single" w:color="BFBFBF" w:sz="4"/>
+            </w:tcBorders>
+            <w:tcMar>
+              <w:top w:type="dxa" w:w="60"/>
+              <w:left w:type="dxa" w:w="100"/>
+              <w:bottom w:type="dxa" w:w="60"/>
+              <w:right w:type="dxa" w:w="100"/>
+            </w:tcMar>
+          </w:tcPr>
+          <w:p>
+            <w:pPr>
+              <w:spacing w:after="0" w:line="270"/>
+            </w:pPr>
+            <w:r>
+              <w:rPr>
+                <w:rFonts w:ascii="Calibri" w:cs="Calibri" w:eastAsia="Calibri" w:hAnsi="Calibri"/>
+                <w:b w:val="false"/>
+                <w:bCs w:val="false"/>
+                <w:color w:val="222222"/>
+                <w:sz w:val="20"/>
+                <w:szCs w:val="20"/>
+              </w:rPr>
+              <w:t xml:space="preserve">production targets, secret files, destructive commands</w:t>
             </w:r>
           </w:p>
         </w:tc>
@@ -670,7 +688,7 @@
           <w:sz w:val="22"/>
           <w:szCs w:val="22"/>
         </w:rPr>
-        <w:t xml:space="preserve">Result: routine work flows fast; consequential decisions always stop at a human.</w:t>
+        <w:t xml:space="preserve">The bucket that matters most — Deny — is the one that lives in the repository and reaches every teammate automatically with a clone; Allow/Ask tuning stays personal per developer.</w:t>
       </w:r>
     </w:p>
     <w:p>

--- a/slides/ai-first-technical-brief.docx
+++ b/slides/ai-first-technical-brief.docx
@@ -2944,7 +2944,7 @@
           <w:sz w:val="22"/>
           <w:szCs w:val="22"/>
         </w:rPr>
-        <w:t xml:space="preserve">–  Database (backend): a nightly pg_dump runs INSIDE our network and uploads to private storage (S3). The CI job downloads the latest dump into a disposable local PostgreSQL container that dies with the run. Staging is never exposed: no inbound access, no IP allowlisting — GitHub-hosted runners have no static IPs, so this design removes the question entirely.</w:t>
+        <w:t xml:space="preserve">–  Database (backend): we are on AWS RDS — Amazon already takes nightly snapshots. The pipeline clones a disposable database from the latest snapshot with one API call (fast regardless of size — no dumps, no data transfer), the agent works only on the clone, and it is deleted when the run ends. Staging itself is never touched and never exposed. This requires the runner to live inside our VPC: a small EC2 self-hosted runner with a narrowly-scoped IAM role (restore snapshot / delete its own clones — nothing else).</w:t>
       </w:r>
     </w:p>
     <w:p>
@@ -2981,7 +2981,32 @@
           <w:sz w:val="22"/>
           <w:szCs w:val="22"/>
         </w:rPr>
-        <w:t xml:space="preserve">Required secrets: CURSOR_API_KEY, SENTRY_AUTH_TOKEN (read-only scopes), LINEAR_API_KEY, and read keys for the dump storage. Safety rails: one run per issue (concurrency lock), a PR is never opened with failing tests, Sentry stays read-only end to end, and merging remains a human decision.</w:t>
+        <w:t xml:space="preserve">Required secrets: CURSOR_API_KEY, SENTRY_AUTH_TOKEN (read-only scopes), LINEAR_API_KEY, and a narrowly-scoped IAM role for snapshot cloning. Safety rails: one run per issue (concurrency lock), a PR is never opened with failing tests, Sentry stays read-only end to end, and merging remains a human decision.</w:t>
+      </w:r>
+    </w:p>
+    <w:p>
+      <w:pPr>
+        <w:spacing w:after="120" w:line="300"/>
+      </w:pPr>
+      <w:r>
+        <w:rPr>
+          <w:rFonts w:ascii="Calibri" w:cs="Calibri" w:eastAsia="Calibri" w:hAnsi="Calibri"/>
+          <w:b/>
+          <w:bCs/>
+          <w:color w:val="222222"/>
+          <w:sz w:val="22"/>
+          <w:szCs w:val="22"/>
+        </w:rPr>
+        <w:t xml:space="preserve">A native shortcut exists — and we use it too: </w:t>
+      </w:r>
+      <w:r>
+        <w:rPr>
+          <w:rFonts w:ascii="Calibri" w:cs="Calibri" w:eastAsia="Calibri" w:hAnsi="Calibri"/>
+          <w:color w:val="222222"/>
+          <w:sz w:val="22"/>
+          <w:szCs w:val="22"/>
+        </w:rPr>
+        <w:t xml:space="preserve">Sentry's Seer can hand an issue directly to a Cursor Cloud Agent (one click from the issue page, or automatically), which fixes the bug and opens a PR. We enable it as the manual quick path for hot individual bugs. The pipeline above remains the governed path: the native integration fixes code, but it does not run our process — the Linear choreography (dedupe, close-out, “In Review from AI”), the branch strategy (staging → qa, carried back to dev), the failing-test-first rule, or the database clone. Convenience where speed matters; our pipeline where policy matters.</w:t>
       </w:r>
     </w:p>
     <w:tbl>

--- a/slides/ai-first-technical-brief.docx
+++ b/slides/ai-first-technical-brief.docx
@@ -2868,7 +2868,7 @@
           <w:sz w:val="22"/>
           <w:szCs w:val="22"/>
         </w:rPr>
-        <w:t xml:space="preserve">The adopted design turns the chain in section 13 into a seconds-level reaction, with zero servers to run or maintain:</w:t>
+        <w:t xml:space="preserve">The adopted design turns the chain in section 13 into a minutes-level reaction with ZERO infrastructure: a native Sentry ↔ Cursor integration — no servers, no relay, nothing to maintain.</w:t>
       </w:r>
     </w:p>
     <w:p>
@@ -2887,7 +2887,7 @@
           <w:sz w:val="22"/>
           <w:szCs w:val="22"/>
         </w:rPr>
-        <w:t xml:space="preserve">–  Trigger: a Sentry alert rule (new issues only, error level and above) fires a webhook to a tiny relay — ~20 lines on Cloudflare Workers (free tier), protected by a shared key. The relay's only job is to trigger the Bug Fix Agent workflow in the right repository through the GitHub API.</w:t>
+        <w:t xml:space="preserve">–  Trigger: a Sentry alert rule (new issues only, error level and above) lets Seer — Sentry's AI — hand the issue directly to a Cursor Cloud Agent with the full error context. Configured in minutes from Sentry's settings.</w:t>
       </w:r>
     </w:p>
     <w:p>
@@ -2906,7 +2906,7 @@
           <w:sz w:val="22"/>
           <w:szCs w:val="22"/>
         </w:rPr>
-        <w:t xml:space="preserve">–  The agent (GitHub Actions + Cursor CLI, authenticated by API key): reads the issue and stack trace from Sentry (strictly read-only) → creates or reuses the Linear ticket (Sentry label, problem-only body, close-out section) → moves it to In Progress.</w:t>
+        <w:t xml:space="preserve">–  The agent wakes on Cursor's cloud with our repository laws applied (rules live in the repo, so they follow it): it creates or reuses the Linear ticket (Sentry label, problem-only body, close-out section) and moves it to In Progress.</w:t>
       </w:r>
     </w:p>
     <w:p>
@@ -2944,7 +2944,7 @@
           <w:sz w:val="22"/>
           <w:szCs w:val="22"/>
         </w:rPr>
-        <w:t xml:space="preserve">–  Database (backend): we are on AWS RDS — Amazon already takes nightly snapshots. The pipeline clones a disposable database from the latest snapshot with one API call (fast regardless of size — no dumps, no data transfer), the agent works only on the clone, and it is deleted when the run ends. Staging itself is never touched and never exposed. This requires the runner to live inside our VPC: a small EC2 self-hosted runner with a narrowly-scoped IAM role (restore snapshot / delete its own clones — nothing else).</w:t>
+        <w:t xml:space="preserve">–  Database (backend): most fixes need no database at all — code plus test fixtures. When data is required, a small sanitized dump is fetched over a secure link into a local PostgreSQL inside the agent's own VM and dies with the run. Staging is never touched and never exposed.</w:t>
       </w:r>
     </w:p>
     <w:p>
@@ -2981,7 +2981,7 @@
           <w:sz w:val="22"/>
           <w:szCs w:val="22"/>
         </w:rPr>
-        <w:t xml:space="preserve">Required secrets: CURSOR_API_KEY, SENTRY_AUTH_TOKEN (read-only scopes), LINEAR_API_KEY, and a narrowly-scoped IAM role for snapshot cloning. Safety rails: one run per issue (concurrency lock), a PR is never opened with failing tests, Sentry stays read-only end to end, and merging remains a human decision.</w:t>
+        <w:t xml:space="preserve">Required to enable: Seer on Sentry (paid add-on), the Cursor coding-agent integration in Sentry settings (API key), and GitHub access for Cursor Cloud Agents. Safety rails: one run per issue, a PR is never opened with failing tests, Sentry stays read-only end to end, and merging remains a human decision. Cost: agent usage only — ≈ $0.5–3 per fix, no minutes, no infrastructure.</w:t>
       </w:r>
     </w:p>
     <w:p>
@@ -2991,22 +2991,15 @@
       <w:r>
         <w:rPr>
           <w:rFonts w:ascii="Calibri" w:cs="Calibri" w:eastAsia="Calibri" w:hAnsi="Calibri"/>
-          <w:b/>
-          <w:bCs/>
-          <w:color w:val="222222"/>
-          <w:sz w:val="22"/>
-          <w:szCs w:val="22"/>
-        </w:rPr>
-        <w:t xml:space="preserve">A native shortcut exists — and we use it too: </w:t>
-      </w:r>
-      <w:r>
-        <w:rPr>
-          <w:rFonts w:ascii="Calibri" w:cs="Calibri" w:eastAsia="Calibri" w:hAnsi="Calibri"/>
-          <w:color w:val="222222"/>
-          <w:sz w:val="22"/>
-          <w:szCs w:val="22"/>
-        </w:rPr>
-        <w:t xml:space="preserve">Sentry's Seer can hand an issue directly to a Cursor Cloud Agent (one click from the issue page, or automatically), which fixes the bug and opens a PR. We enable it as the manual quick path for hot individual bugs. The pipeline above remains the governed path: the native integration fixes code, but it does not run our process — the Linear choreography (dedupe, close-out, “In Review from AI”), the branch strategy (staging → qa, carried back to dev), the failing-test-first rule, or the database clone. Convenience where speed matters; our pipeline where policy matters.</w:t>
+          <w:b w:val="false"/>
+          <w:bCs w:val="false"/>
+          <w:i w:val="false"/>
+          <w:iCs w:val="false"/>
+          <w:color w:val="222222"/>
+          <w:sz w:val="22"/>
+          <w:szCs w:val="22"/>
+        </w:rPr>
+        <w:t xml:space="preserve">A documented fallback exists: the GitHub-Actions bug-fix workflow already committed in both repositories can run the same chain independently — kept dormant. If the native integration ever falls short, switching back is a single workflow activation.</w:t>
       </w:r>
     </w:p>
     <w:tbl>
